--- a/Documentacion/Planificacion/Lineas Base/LISTA ACTIVIDADES.docx
+++ b/Documentacion/Planificacion/Lineas Base/LISTA ACTIVIDADES.docx
@@ -2250,7 +2250,29 @@
                 <w:lang w:val="es-ES"/>
               </w:rPr>
               <w:lastRenderedPageBreak/>
-              <w:t>solicitud, un análisis de las partes afectas y su impacto en ellas, la fuente de la solicitud y la resolución de la misma (aceptada o denegada).</w:t>
+              <w:t xml:space="preserve">solicitud, un análisis de las partes afectas y su impacto en ellas, la fuente de la solicitud y la resolución de </w:t>
+            </w:r>
+            <w:proofErr w:type="gramStart"/>
+            <w:r>
+              <w:rPr>
+                <w:rFonts w:ascii="Tahoma" w:hAnsi="Tahoma" w:cs="Tahoma"/>
+                <w:bCs/>
+                <w:sz w:val="20"/>
+                <w:szCs w:val="20"/>
+                <w:lang w:val="es-ES"/>
+              </w:rPr>
+              <w:t>la misma</w:t>
+            </w:r>
+            <w:proofErr w:type="gramEnd"/>
+            <w:r>
+              <w:rPr>
+                <w:rFonts w:ascii="Tahoma" w:hAnsi="Tahoma" w:cs="Tahoma"/>
+                <w:bCs/>
+                <w:sz w:val="20"/>
+                <w:szCs w:val="20"/>
+                <w:lang w:val="es-ES"/>
+              </w:rPr>
+              <w:t xml:space="preserve"> (aceptada o denegada).</w:t>
             </w:r>
           </w:p>
         </w:tc>
@@ -2315,27 +2337,64 @@
         <w:tc>
           <w:tcPr>
             <w:tcW w:w="3544" w:type="dxa"/>
-          </w:tcPr>
-          <w:p>
-            <w:pPr>
-              <w:spacing w:before="120" w:after="120"/>
-              <w:rPr>
-                <w:rFonts w:ascii="Tahoma" w:hAnsi="Tahoma" w:cs="Tahoma"/>
-                <w:sz w:val="20"/>
-                <w:szCs w:val="20"/>
-                <w:lang w:val="es-ES"/>
-              </w:rPr>
-            </w:pPr>
-            <w:r>
-              <w:rPr>
-                <w:rFonts w:ascii="Tahoma" w:hAnsi="Tahoma" w:cs="Tahoma"/>
-                <w:bCs/>
-                <w:sz w:val="20"/>
-                <w:szCs w:val="20"/>
-                <w:lang w:val="es-ES"/>
-              </w:rPr>
-              <w:t>Definir atributos y habilidades base del jugador</w:t>
-            </w:r>
+            <w:vAlign w:val="center"/>
+          </w:tcPr>
+          <w:p>
+            <w:pPr>
+              <w:spacing w:before="120" w:after="120"/>
+              <w:rPr>
+                <w:rFonts w:ascii="Tahoma" w:hAnsi="Tahoma" w:cs="Tahoma"/>
+                <w:sz w:val="20"/>
+                <w:szCs w:val="20"/>
+                <w:lang w:val="es-ES"/>
+              </w:rPr>
+            </w:pPr>
+            <w:proofErr w:type="spellStart"/>
+            <w:r>
+              <w:rPr>
+                <w:rFonts w:ascii="Tahoma" w:hAnsi="Tahoma" w:cs="Tahoma"/>
+                <w:sz w:val="20"/>
+                <w:szCs w:val="20"/>
+              </w:rPr>
+              <w:t>Reuniones</w:t>
+            </w:r>
+            <w:proofErr w:type="spellEnd"/>
+            <w:r>
+              <w:rPr>
+                <w:rFonts w:ascii="Tahoma" w:hAnsi="Tahoma" w:cs="Tahoma"/>
+                <w:sz w:val="20"/>
+                <w:szCs w:val="20"/>
+              </w:rPr>
+              <w:t xml:space="preserve"> </w:t>
+            </w:r>
+            <w:proofErr w:type="spellStart"/>
+            <w:r>
+              <w:rPr>
+                <w:rFonts w:ascii="Tahoma" w:hAnsi="Tahoma" w:cs="Tahoma"/>
+                <w:sz w:val="20"/>
+                <w:szCs w:val="20"/>
+              </w:rPr>
+              <w:t>internas</w:t>
+            </w:r>
+            <w:proofErr w:type="spellEnd"/>
+            <w:r>
+              <w:rPr>
+                <w:rFonts w:ascii="Tahoma" w:hAnsi="Tahoma" w:cs="Tahoma"/>
+                <w:sz w:val="20"/>
+                <w:szCs w:val="20"/>
+              </w:rPr>
+              <w:t xml:space="preserve"> del </w:t>
+            </w:r>
+            <w:proofErr w:type="spellStart"/>
+            <w:r>
+              <w:rPr>
+                <w:rFonts w:ascii="Tahoma" w:hAnsi="Tahoma" w:cs="Tahoma"/>
+                <w:sz w:val="20"/>
+                <w:szCs w:val="20"/>
+              </w:rPr>
+              <w:t>equipo</w:t>
+            </w:r>
+            <w:proofErr w:type="spellEnd"/>
           </w:p>
         </w:tc>
         <w:tc>
@@ -2361,17 +2420,7 @@
                 <w:szCs w:val="20"/>
                 <w:lang w:val="es-ES"/>
               </w:rPr>
-              <w:t>Establecer</w:t>
-            </w:r>
-            <w:r>
-              <w:rPr>
-                <w:rFonts w:ascii="Tahoma" w:hAnsi="Tahoma" w:cs="Tahoma"/>
-                <w:bCs/>
-                <w:sz w:val="20"/>
-                <w:szCs w:val="20"/>
-                <w:lang w:val="es-ES"/>
-              </w:rPr>
-              <w:t xml:space="preserve"> los valores iniciales que determinarán el rendimiento del personaje durante la partida, como puntos de vida máximos, velocidad de desplazamiento, fuerza de ataque, resistencia al daño y posibles atributos secundarios. Estos valores deben equilibrarse cuidadosamente para garantizar una experiencia progresiva adecuada, evitando que el jugador resulte demasiado débil o excesivamente poderoso en las primeras fases del juego.</w:t>
+              <w:t>Realizar reuniones periódicas entre los miembros del equipo de desarrollo con el objetivo de coordinar tareas, revisar el progreso de las actividades planificadas, identificar posibles bloqueos o problemas técnicos y asegurar una comunicación fluida entre los integrantes, facilitando la toma de decisiones y la correcta distribución del trabajo.</w:t>
             </w:r>
           </w:p>
         </w:tc>
@@ -2387,18 +2436,18 @@
                 <w:bCs/>
                 <w:sz w:val="20"/>
                 <w:szCs w:val="20"/>
-                <w:lang w:val="es-PA"/>
-              </w:rPr>
-            </w:pPr>
-            <w:r>
-              <w:rPr>
-                <w:rFonts w:ascii="Tahoma" w:hAnsi="Tahoma" w:cs="Tahoma"/>
-                <w:bCs/>
-                <w:sz w:val="20"/>
-                <w:szCs w:val="20"/>
-                <w:lang w:val="es-ES"/>
-              </w:rPr>
-              <w:t>2.1.1</w:t>
+                <w:lang w:val="es-ES"/>
+              </w:rPr>
+            </w:pPr>
+            <w:r>
+              <w:rPr>
+                <w:rFonts w:ascii="Tahoma" w:hAnsi="Tahoma" w:cs="Tahoma"/>
+                <w:bCs/>
+                <w:sz w:val="20"/>
+                <w:szCs w:val="20"/>
+                <w:lang w:val="es-ES"/>
+              </w:rPr>
+              <w:t>1.1.9</w:t>
             </w:r>
           </w:p>
         </w:tc>
@@ -2428,33 +2477,70 @@
                 <w:szCs w:val="20"/>
                 <w:lang w:val="es-ES"/>
               </w:rPr>
-              <w:t>A18</w:t>
+              <w:t>A1</w:t>
+            </w:r>
+            <w:r>
+              <w:rPr>
+                <w:rFonts w:ascii="Tahoma" w:hAnsi="Tahoma" w:cs="Tahoma"/>
+                <w:bCs/>
+                <w:sz w:val="20"/>
+                <w:szCs w:val="20"/>
+                <w:lang w:val="es-ES"/>
+              </w:rPr>
+              <w:t>8</w:t>
             </w:r>
           </w:p>
         </w:tc>
         <w:tc>
           <w:tcPr>
             <w:tcW w:w="3544" w:type="dxa"/>
-          </w:tcPr>
-          <w:p>
-            <w:pPr>
-              <w:spacing w:before="120" w:after="120"/>
-              <w:rPr>
-                <w:rFonts w:ascii="Tahoma" w:hAnsi="Tahoma" w:cs="Tahoma"/>
-                <w:sz w:val="20"/>
-                <w:szCs w:val="20"/>
-                <w:lang w:val="es-ES"/>
-              </w:rPr>
-            </w:pPr>
-            <w:r>
-              <w:rPr>
-                <w:rFonts w:ascii="Tahoma" w:hAnsi="Tahoma" w:cs="Tahoma"/>
-                <w:bCs/>
-                <w:sz w:val="20"/>
-                <w:szCs w:val="20"/>
-                <w:lang w:val="es-ES"/>
-              </w:rPr>
-              <w:t>Especificar acciones disponibles</w:t>
+            <w:vAlign w:val="center"/>
+          </w:tcPr>
+          <w:p>
+            <w:pPr>
+              <w:spacing w:before="120" w:after="120"/>
+              <w:rPr>
+                <w:rFonts w:ascii="Tahoma" w:hAnsi="Tahoma" w:cs="Tahoma"/>
+                <w:sz w:val="20"/>
+                <w:szCs w:val="20"/>
+                <w:lang w:val="es-ES"/>
+              </w:rPr>
+            </w:pPr>
+            <w:proofErr w:type="spellStart"/>
+            <w:r>
+              <w:rPr>
+                <w:rFonts w:ascii="Tahoma" w:hAnsi="Tahoma" w:cs="Tahoma"/>
+                <w:sz w:val="20"/>
+                <w:szCs w:val="20"/>
+              </w:rPr>
+              <w:t>Reuniones</w:t>
+            </w:r>
+            <w:proofErr w:type="spellEnd"/>
+            <w:r>
+              <w:rPr>
+                <w:rFonts w:ascii="Tahoma" w:hAnsi="Tahoma" w:cs="Tahoma"/>
+                <w:sz w:val="20"/>
+                <w:szCs w:val="20"/>
+              </w:rPr>
+              <w:t xml:space="preserve"> con </w:t>
+            </w:r>
+            <w:proofErr w:type="spellStart"/>
+            <w:r>
+              <w:rPr>
+                <w:rFonts w:ascii="Tahoma" w:hAnsi="Tahoma" w:cs="Tahoma"/>
+                <w:sz w:val="20"/>
+                <w:szCs w:val="20"/>
+              </w:rPr>
+              <w:t>el</w:t>
+            </w:r>
+            <w:proofErr w:type="spellEnd"/>
+            <w:r>
+              <w:rPr>
+                <w:rFonts w:ascii="Tahoma" w:hAnsi="Tahoma" w:cs="Tahoma"/>
+                <w:sz w:val="20"/>
+                <w:szCs w:val="20"/>
+              </w:rPr>
+              <w:t xml:space="preserve"> tutor</w:t>
             </w:r>
           </w:p>
         </w:tc>
@@ -2481,7 +2567,7 @@
                 <w:szCs w:val="20"/>
                 <w:lang w:val="es-ES"/>
               </w:rPr>
-              <w:t>Identificar y documentar todas las acciones que el jugador podrá realizar, incluyendo movimientos básicos, acciones ofensivas, defensivas y habilidades especiales. Además, se detallarán las condiciones de activación, restricciones temporales y posibles combinaciones entre acciones, asegurando coherencia mecánica dentro del sistema general del juego.</w:t>
+              <w:t>Mantener reuniones de seguimiento con el tutor del proyecto para presentar avances del desarrollo, resolver dudas técnicas o metodológicas y recibir orientación sobre el enfoque del trabajo, garantizando que el proyecto se mantenga alineado con los objetivos académicos y los requisitos establecidos.</w:t>
             </w:r>
           </w:p>
         </w:tc>
@@ -2497,18 +2583,18 @@
                 <w:bCs/>
                 <w:sz w:val="20"/>
                 <w:szCs w:val="20"/>
-                <w:lang w:val="es-PA"/>
-              </w:rPr>
-            </w:pPr>
-            <w:r>
-              <w:rPr>
-                <w:rFonts w:ascii="Tahoma" w:hAnsi="Tahoma" w:cs="Tahoma"/>
-                <w:bCs/>
-                <w:sz w:val="20"/>
-                <w:szCs w:val="20"/>
-                <w:lang w:val="es-ES"/>
-              </w:rPr>
-              <w:t>2.1.1</w:t>
+                <w:lang w:val="es-ES"/>
+              </w:rPr>
+            </w:pPr>
+            <w:r>
+              <w:rPr>
+                <w:rFonts w:ascii="Tahoma" w:hAnsi="Tahoma" w:cs="Tahoma"/>
+                <w:bCs/>
+                <w:sz w:val="20"/>
+                <w:szCs w:val="20"/>
+                <w:lang w:val="es-ES"/>
+              </w:rPr>
+              <w:t>1.1.9</w:t>
             </w:r>
           </w:p>
         </w:tc>
@@ -2538,33 +2624,42 @@
                 <w:szCs w:val="20"/>
                 <w:lang w:val="es-ES"/>
               </w:rPr>
-              <w:t>A19</w:t>
+              <w:t>A1</w:t>
+            </w:r>
+            <w:r>
+              <w:rPr>
+                <w:rFonts w:ascii="Tahoma" w:hAnsi="Tahoma" w:cs="Tahoma"/>
+                <w:bCs/>
+                <w:sz w:val="20"/>
+                <w:szCs w:val="20"/>
+                <w:lang w:val="es-ES"/>
+              </w:rPr>
+              <w:t>9</w:t>
             </w:r>
           </w:p>
         </w:tc>
         <w:tc>
           <w:tcPr>
             <w:tcW w:w="3544" w:type="dxa"/>
-          </w:tcPr>
-          <w:p>
-            <w:pPr>
-              <w:spacing w:before="120" w:after="120"/>
-              <w:rPr>
-                <w:rFonts w:ascii="Tahoma" w:hAnsi="Tahoma" w:cs="Tahoma"/>
-                <w:sz w:val="20"/>
-                <w:szCs w:val="20"/>
-                <w:lang w:val="es-ES"/>
-              </w:rPr>
-            </w:pPr>
-            <w:r>
-              <w:rPr>
-                <w:rFonts w:ascii="Tahoma" w:hAnsi="Tahoma" w:cs="Tahoma"/>
-                <w:bCs/>
-                <w:sz w:val="20"/>
-                <w:szCs w:val="20"/>
-                <w:lang w:val="es-ES"/>
-              </w:rPr>
-              <w:t>Definir de interacciones posibles con el entorno</w:t>
+            <w:vAlign w:val="center"/>
+          </w:tcPr>
+          <w:p>
+            <w:pPr>
+              <w:spacing w:before="120" w:after="120"/>
+              <w:rPr>
+                <w:rFonts w:ascii="Tahoma" w:hAnsi="Tahoma" w:cs="Tahoma"/>
+                <w:sz w:val="20"/>
+                <w:szCs w:val="20"/>
+                <w:lang w:val="es-ES"/>
+              </w:rPr>
+            </w:pPr>
+            <w:r>
+              <w:rPr>
+                <w:rFonts w:ascii="Tahoma" w:hAnsi="Tahoma" w:cs="Tahoma"/>
+                <w:sz w:val="20"/>
+                <w:szCs w:val="20"/>
+              </w:rPr>
+              <w:t>Sprint Reviews</w:t>
             </w:r>
           </w:p>
         </w:tc>
@@ -2591,7 +2686,29 @@
                 <w:szCs w:val="20"/>
                 <w:lang w:val="es-ES"/>
               </w:rPr>
-              <w:t>Describir cómo el jugador interactúa con plataformas, enemigos, trampas, objetos coleccionables y elementos dinámicos del escenario. Se deben definir las reglas de colisión, activación de eventos y consecuencias derivadas de cada interacción para evitar comportamientos inconsistentes.</w:t>
+              <w:t xml:space="preserve">Realizar sesiones de revisión al final de cada sprint con el objetivo de presentar las funcionalidades implementadas durante el periodo de desarrollo, evaluar el grado de cumplimiento de los objetivos planificados y recoger </w:t>
+            </w:r>
+            <w:proofErr w:type="spellStart"/>
+            <w:r>
+              <w:rPr>
+                <w:rFonts w:ascii="Tahoma" w:hAnsi="Tahoma" w:cs="Tahoma"/>
+                <w:bCs/>
+                <w:sz w:val="20"/>
+                <w:szCs w:val="20"/>
+                <w:lang w:val="es-ES"/>
+              </w:rPr>
+              <w:t>feedback</w:t>
+            </w:r>
+            <w:proofErr w:type="spellEnd"/>
+            <w:r>
+              <w:rPr>
+                <w:rFonts w:ascii="Tahoma" w:hAnsi="Tahoma" w:cs="Tahoma"/>
+                <w:bCs/>
+                <w:sz w:val="20"/>
+                <w:szCs w:val="20"/>
+                <w:lang w:val="es-ES"/>
+              </w:rPr>
+              <w:t xml:space="preserve"> que permita mejorar el producto y ajustar la planificación de los siguientes ciclos de trabajo.</w:t>
             </w:r>
           </w:p>
         </w:tc>
@@ -2607,18 +2724,18 @@
                 <w:bCs/>
                 <w:sz w:val="20"/>
                 <w:szCs w:val="20"/>
-                <w:lang w:val="es-PA"/>
-              </w:rPr>
-            </w:pPr>
-            <w:r>
-              <w:rPr>
-                <w:rFonts w:ascii="Tahoma" w:hAnsi="Tahoma" w:cs="Tahoma"/>
-                <w:bCs/>
-                <w:sz w:val="20"/>
-                <w:szCs w:val="20"/>
-                <w:lang w:val="es-ES"/>
-              </w:rPr>
-              <w:t>2.1.1</w:t>
+                <w:lang w:val="es-ES"/>
+              </w:rPr>
+            </w:pPr>
+            <w:r>
+              <w:rPr>
+                <w:rFonts w:ascii="Tahoma" w:hAnsi="Tahoma" w:cs="Tahoma"/>
+                <w:bCs/>
+                <w:sz w:val="20"/>
+                <w:szCs w:val="20"/>
+                <w:lang w:val="es-ES"/>
+              </w:rPr>
+              <w:t>1.1.9</w:t>
             </w:r>
           </w:p>
         </w:tc>
@@ -2648,7 +2765,17 @@
                 <w:szCs w:val="20"/>
                 <w:lang w:val="es-ES"/>
               </w:rPr>
-              <w:t>A20</w:t>
+              <w:t>A</w:t>
+            </w:r>
+            <w:r>
+              <w:rPr>
+                <w:rFonts w:ascii="Tahoma" w:hAnsi="Tahoma" w:cs="Tahoma"/>
+                <w:bCs/>
+                <w:sz w:val="20"/>
+                <w:szCs w:val="20"/>
+                <w:lang w:val="es-ES"/>
+              </w:rPr>
+              <w:t>20</w:t>
             </w:r>
           </w:p>
         </w:tc>
@@ -2674,7 +2801,7 @@
                 <w:szCs w:val="20"/>
                 <w:lang w:val="es-ES"/>
               </w:rPr>
-              <w:t>Establecer limitaciones</w:t>
+              <w:t>Definir atributos y habilidades base del jugador</w:t>
             </w:r>
           </w:p>
         </w:tc>
@@ -2701,7 +2828,7 @@
                 <w:szCs w:val="20"/>
                 <w:lang w:val="es-ES"/>
               </w:rPr>
-              <w:t>Determinar las restricciones técnicas que afectan al personaje, como gravedad aplicada, velocidad máxima, altura de salto, fricción en superficies y límites del mapa. Estas limitaciones garantizan una experiencia de juego controlada y coherente con las físicas definidas.</w:t>
+              <w:t>Establecer los valores iniciales que determinarán el rendimiento del personaje durante la partida, como puntos de vida máximos, velocidad de desplazamiento, fuerza de ataque, resistencia al daño y posibles atributos secundarios. Estos valores deben equilibrarse cuidadosamente para garantizar una experiencia progresiva adecuada, evitando que el jugador resulte demasiado débil o excesivamente poderoso en las primeras fases del juego.</w:t>
             </w:r>
           </w:p>
         </w:tc>
@@ -2758,34 +2885,43 @@
                 <w:szCs w:val="20"/>
                 <w:lang w:val="es-ES"/>
               </w:rPr>
-              <w:t>A21</w:t>
+              <w:t>A</w:t>
+            </w:r>
+            <w:r>
+              <w:rPr>
+                <w:rFonts w:ascii="Tahoma" w:hAnsi="Tahoma" w:cs="Tahoma"/>
+                <w:bCs/>
+                <w:sz w:val="20"/>
+                <w:szCs w:val="20"/>
+                <w:lang w:val="es-ES"/>
+              </w:rPr>
+              <w:t>21</w:t>
             </w:r>
           </w:p>
         </w:tc>
         <w:tc>
           <w:tcPr>
             <w:tcW w:w="3544" w:type="dxa"/>
-            <w:vAlign w:val="center"/>
-          </w:tcPr>
-          <w:p>
-            <w:pPr>
-              <w:spacing w:before="120" w:after="120"/>
-              <w:rPr>
-                <w:rFonts w:ascii="Tahoma" w:hAnsi="Tahoma" w:cs="Tahoma"/>
-                <w:sz w:val="20"/>
-                <w:szCs w:val="20"/>
-                <w:lang w:val="es-ES"/>
-              </w:rPr>
-            </w:pPr>
-            <w:r>
-              <w:rPr>
-                <w:rFonts w:ascii="Tahoma" w:hAnsi="Tahoma" w:cs="Tahoma"/>
-                <w:bCs/>
-                <w:sz w:val="20"/>
-                <w:szCs w:val="20"/>
-                <w:lang w:val="es-ES"/>
-              </w:rPr>
-              <w:t>Implementar movimiento lateral</w:t>
+          </w:tcPr>
+          <w:p>
+            <w:pPr>
+              <w:spacing w:before="120" w:after="120"/>
+              <w:rPr>
+                <w:rFonts w:ascii="Tahoma" w:hAnsi="Tahoma" w:cs="Tahoma"/>
+                <w:sz w:val="20"/>
+                <w:szCs w:val="20"/>
+                <w:lang w:val="es-ES"/>
+              </w:rPr>
+            </w:pPr>
+            <w:r>
+              <w:rPr>
+                <w:rFonts w:ascii="Tahoma" w:hAnsi="Tahoma" w:cs="Tahoma"/>
+                <w:bCs/>
+                <w:sz w:val="20"/>
+                <w:szCs w:val="20"/>
+                <w:lang w:val="es-ES"/>
+              </w:rPr>
+              <w:t>Especificar acciones disponibles</w:t>
             </w:r>
           </w:p>
         </w:tc>
@@ -2812,7 +2948,7 @@
                 <w:szCs w:val="20"/>
                 <w:lang w:val="es-ES"/>
               </w:rPr>
-              <w:t>Desarrollar el sistema de desplazamiento horizontal aplicando aceleración progresiva y desaceleración natural, de forma que el movimiento resulte fluido y responsivo. También se gestionarán las colisiones con obstáculos y límites del escenario.</w:t>
+              <w:t>Identificar y documentar todas las acciones que el jugador podrá realizar, incluyendo movimientos básicos, acciones ofensivas, defensivas y habilidades especiales. Además, se detallarán las condiciones de activación, restricciones temporales y posibles combinaciones entre acciones, asegurando coherencia mecánica dentro del sistema general del juego.</w:t>
             </w:r>
           </w:p>
         </w:tc>
@@ -2839,7 +2975,7 @@
                 <w:szCs w:val="20"/>
                 <w:lang w:val="es-ES"/>
               </w:rPr>
-              <w:t>2.1.2</w:t>
+              <w:t>2.1.1</w:t>
             </w:r>
           </w:p>
         </w:tc>
@@ -2869,34 +3005,43 @@
                 <w:szCs w:val="20"/>
                 <w:lang w:val="es-ES"/>
               </w:rPr>
-              <w:t>A22</w:t>
+              <w:t>A</w:t>
+            </w:r>
+            <w:r>
+              <w:rPr>
+                <w:rFonts w:ascii="Tahoma" w:hAnsi="Tahoma" w:cs="Tahoma"/>
+                <w:bCs/>
+                <w:sz w:val="20"/>
+                <w:szCs w:val="20"/>
+                <w:lang w:val="es-ES"/>
+              </w:rPr>
+              <w:t>22</w:t>
             </w:r>
           </w:p>
         </w:tc>
         <w:tc>
           <w:tcPr>
             <w:tcW w:w="3544" w:type="dxa"/>
-            <w:vAlign w:val="center"/>
-          </w:tcPr>
-          <w:p>
-            <w:pPr>
-              <w:spacing w:before="120" w:after="120"/>
-              <w:rPr>
-                <w:rFonts w:ascii="Tahoma" w:hAnsi="Tahoma" w:cs="Tahoma"/>
-                <w:sz w:val="20"/>
-                <w:szCs w:val="20"/>
-                <w:lang w:val="es-ES"/>
-              </w:rPr>
-            </w:pPr>
-            <w:r>
-              <w:rPr>
-                <w:rFonts w:ascii="Tahoma" w:hAnsi="Tahoma" w:cs="Tahoma"/>
-                <w:bCs/>
-                <w:sz w:val="20"/>
-                <w:szCs w:val="20"/>
-                <w:lang w:val="es-ES"/>
-              </w:rPr>
-              <w:t>Implementar salto</w:t>
+          </w:tcPr>
+          <w:p>
+            <w:pPr>
+              <w:spacing w:before="120" w:after="120"/>
+              <w:rPr>
+                <w:rFonts w:ascii="Tahoma" w:hAnsi="Tahoma" w:cs="Tahoma"/>
+                <w:sz w:val="20"/>
+                <w:szCs w:val="20"/>
+                <w:lang w:val="es-ES"/>
+              </w:rPr>
+            </w:pPr>
+            <w:r>
+              <w:rPr>
+                <w:rFonts w:ascii="Tahoma" w:hAnsi="Tahoma" w:cs="Tahoma"/>
+                <w:bCs/>
+                <w:sz w:val="20"/>
+                <w:szCs w:val="20"/>
+                <w:lang w:val="es-ES"/>
+              </w:rPr>
+              <w:t>Definir de interacciones posibles con el entorno</w:t>
             </w:r>
           </w:p>
         </w:tc>
@@ -2923,7 +3068,7 @@
                 <w:szCs w:val="20"/>
                 <w:lang w:val="es-ES"/>
               </w:rPr>
-              <w:t>Programar la mecánica de salto considerando fuerza inicial, efecto de la gravedad y control de altura variable según la duración de la pulsación. Se deben validar correctamente las condiciones de salto desde el suelo.</w:t>
+              <w:t>Describir cómo el jugador interactúa con plataformas, enemigos, trampas, objetos coleccionables y elementos dinámicos del escenario. Se deben definir las reglas de colisión, activación de eventos y consecuencias derivadas de cada interacción para evitar comportamientos inconsistentes.</w:t>
             </w:r>
           </w:p>
         </w:tc>
@@ -2950,7 +3095,7 @@
                 <w:szCs w:val="20"/>
                 <w:lang w:val="es-ES"/>
               </w:rPr>
-              <w:t>2.1.2</w:t>
+              <w:t>2.1.1</w:t>
             </w:r>
           </w:p>
         </w:tc>
@@ -2981,34 +3126,43 @@
                 <w:lang w:val="es-ES"/>
               </w:rPr>
               <w:lastRenderedPageBreak/>
-              <w:t>A23</w:t>
+              <w:t>A2</w:t>
+            </w:r>
+            <w:r>
+              <w:rPr>
+                <w:rFonts w:ascii="Tahoma" w:hAnsi="Tahoma" w:cs="Tahoma"/>
+                <w:bCs/>
+                <w:sz w:val="20"/>
+                <w:szCs w:val="20"/>
+                <w:lang w:val="es-ES"/>
+              </w:rPr>
+              <w:t>3</w:t>
             </w:r>
           </w:p>
         </w:tc>
         <w:tc>
           <w:tcPr>
             <w:tcW w:w="3544" w:type="dxa"/>
-            <w:vAlign w:val="center"/>
-          </w:tcPr>
-          <w:p>
-            <w:pPr>
-              <w:spacing w:before="120" w:after="120"/>
-              <w:rPr>
-                <w:rFonts w:ascii="Tahoma" w:hAnsi="Tahoma" w:cs="Tahoma"/>
-                <w:sz w:val="20"/>
-                <w:szCs w:val="20"/>
-                <w:lang w:val="es-ES"/>
-              </w:rPr>
-            </w:pPr>
-            <w:r>
-              <w:rPr>
-                <w:rFonts w:ascii="Tahoma" w:hAnsi="Tahoma" w:cs="Tahoma"/>
-                <w:bCs/>
-                <w:sz w:val="20"/>
-                <w:szCs w:val="20"/>
-                <w:lang w:val="es-ES"/>
-              </w:rPr>
-              <w:t>Implementar doble salto</w:t>
+          </w:tcPr>
+          <w:p>
+            <w:pPr>
+              <w:spacing w:before="120" w:after="120"/>
+              <w:rPr>
+                <w:rFonts w:ascii="Tahoma" w:hAnsi="Tahoma" w:cs="Tahoma"/>
+                <w:sz w:val="20"/>
+                <w:szCs w:val="20"/>
+                <w:lang w:val="es-ES"/>
+              </w:rPr>
+            </w:pPr>
+            <w:r>
+              <w:rPr>
+                <w:rFonts w:ascii="Tahoma" w:hAnsi="Tahoma" w:cs="Tahoma"/>
+                <w:bCs/>
+                <w:sz w:val="20"/>
+                <w:szCs w:val="20"/>
+                <w:lang w:val="es-ES"/>
+              </w:rPr>
+              <w:t>Establecer limitaciones</w:t>
             </w:r>
           </w:p>
         </w:tc>
@@ -3035,7 +3189,7 @@
                 <w:szCs w:val="20"/>
                 <w:lang w:val="es-ES"/>
               </w:rPr>
-              <w:t>Añadir una segunda acción de salto ejecutable únicamente mientras el jugador esté en el aire. Esta mecánica deberá incluir validaciones para impedir su uso ilimitado y mantener el equilibrio del diseño.</w:t>
+              <w:t>Determinar las restricciones técnicas que afectan al personaje, como gravedad aplicada, velocidad máxima, altura de salto, fricción en superficies y límites del mapa. Estas limitaciones garantizan una experiencia de juego controlada y coherente con las físicas definidas.</w:t>
             </w:r>
           </w:p>
         </w:tc>
@@ -3062,7 +3216,7 @@
                 <w:szCs w:val="20"/>
                 <w:lang w:val="es-ES"/>
               </w:rPr>
-              <w:t>2.1.2</w:t>
+              <w:t>2.1.1</w:t>
             </w:r>
           </w:p>
         </w:tc>
@@ -3092,7 +3246,17 @@
                 <w:szCs w:val="20"/>
                 <w:lang w:val="es-ES"/>
               </w:rPr>
-              <w:t>A24</w:t>
+              <w:t>A2</w:t>
+            </w:r>
+            <w:r>
+              <w:rPr>
+                <w:rFonts w:ascii="Tahoma" w:hAnsi="Tahoma" w:cs="Tahoma"/>
+                <w:bCs/>
+                <w:sz w:val="20"/>
+                <w:szCs w:val="20"/>
+                <w:lang w:val="es-ES"/>
+              </w:rPr>
+              <w:t>4</w:t>
             </w:r>
           </w:p>
         </w:tc>
@@ -3119,7 +3283,7 @@
                 <w:szCs w:val="20"/>
                 <w:lang w:val="es-ES"/>
               </w:rPr>
-              <w:t>Implementar dash</w:t>
+              <w:t>Implementar movimiento lateral</w:t>
             </w:r>
           </w:p>
         </w:tc>
@@ -3146,29 +3310,7 @@
                 <w:szCs w:val="20"/>
                 <w:lang w:val="es-ES"/>
               </w:rPr>
-              <w:t xml:space="preserve">Desarrollar un impulso rápido en la dirección indicada que permita esquivar ataques o superar obstáculos. El </w:t>
-            </w:r>
-            <w:proofErr w:type="spellStart"/>
-            <w:r>
-              <w:rPr>
-                <w:rFonts w:ascii="Tahoma" w:hAnsi="Tahoma" w:cs="Tahoma"/>
-                <w:bCs/>
-                <w:sz w:val="20"/>
-                <w:szCs w:val="20"/>
-                <w:lang w:val="es-ES"/>
-              </w:rPr>
-              <w:t>dash</w:t>
-            </w:r>
-            <w:proofErr w:type="spellEnd"/>
-            <w:r>
-              <w:rPr>
-                <w:rFonts w:ascii="Tahoma" w:hAnsi="Tahoma" w:cs="Tahoma"/>
-                <w:bCs/>
-                <w:sz w:val="20"/>
-                <w:szCs w:val="20"/>
-                <w:lang w:val="es-ES"/>
-              </w:rPr>
-              <w:t xml:space="preserve"> incluirá limitaciones de duración y tiempo de reutilización para evitar abusos.</w:t>
+              <w:t>Desarrollar el sistema de desplazamiento horizontal aplicando aceleración progresiva y desaceleración natural, de forma que el movimiento resulte fluido y responsivo. También se gestionarán las colisiones con obstáculos y límites del escenario.</w:t>
             </w:r>
           </w:p>
         </w:tc>
@@ -3225,7 +3367,17 @@
                 <w:szCs w:val="20"/>
                 <w:lang w:val="es-ES"/>
               </w:rPr>
-              <w:t>A25</w:t>
+              <w:t>A2</w:t>
+            </w:r>
+            <w:r>
+              <w:rPr>
+                <w:rFonts w:ascii="Tahoma" w:hAnsi="Tahoma" w:cs="Tahoma"/>
+                <w:bCs/>
+                <w:sz w:val="20"/>
+                <w:szCs w:val="20"/>
+                <w:lang w:val="es-ES"/>
+              </w:rPr>
+              <w:t>5</w:t>
             </w:r>
           </w:p>
         </w:tc>
@@ -3252,7 +3404,7 @@
                 <w:szCs w:val="20"/>
                 <w:lang w:val="es-ES"/>
               </w:rPr>
-              <w:t>Implementar ataque cuerpo a cuerpo</w:t>
+              <w:t>Implementar salto</w:t>
             </w:r>
           </w:p>
         </w:tc>
@@ -3279,7 +3431,7 @@
                 <w:szCs w:val="20"/>
                 <w:lang w:val="es-ES"/>
               </w:rPr>
-              <w:t>Programar la acción ofensiva principal del jugador, sincronizando animación, activación del área de impacto y temporización adecuada para evitar ataques continuos sin restricción.</w:t>
+              <w:t>Programar la mecánica de salto considerando fuerza inicial, efecto de la gravedad y control de altura variable según la duración de la pulsación. Se deben validar correctamente las condiciones de salto desde el suelo.</w:t>
             </w:r>
           </w:p>
         </w:tc>
@@ -3306,7 +3458,7 @@
                 <w:szCs w:val="20"/>
                 <w:lang w:val="es-ES"/>
               </w:rPr>
-              <w:t>2.1.3</w:t>
+              <w:t>2.1.2</w:t>
             </w:r>
           </w:p>
         </w:tc>
@@ -3336,7 +3488,17 @@
                 <w:szCs w:val="20"/>
                 <w:lang w:val="es-ES"/>
               </w:rPr>
-              <w:t>A26</w:t>
+              <w:t>A2</w:t>
+            </w:r>
+            <w:r>
+              <w:rPr>
+                <w:rFonts w:ascii="Tahoma" w:hAnsi="Tahoma" w:cs="Tahoma"/>
+                <w:bCs/>
+                <w:sz w:val="20"/>
+                <w:szCs w:val="20"/>
+                <w:lang w:val="es-ES"/>
+              </w:rPr>
+              <w:t>6</w:t>
             </w:r>
           </w:p>
         </w:tc>
@@ -3363,29 +3525,7 @@
                 <w:szCs w:val="20"/>
                 <w:lang w:val="es-ES"/>
               </w:rPr>
-              <w:t xml:space="preserve">Implementar </w:t>
-            </w:r>
-            <w:proofErr w:type="spellStart"/>
-            <w:r>
-              <w:rPr>
-                <w:rFonts w:ascii="Tahoma" w:hAnsi="Tahoma" w:cs="Tahoma"/>
-                <w:bCs/>
-                <w:sz w:val="20"/>
-                <w:szCs w:val="20"/>
-                <w:lang w:val="es-ES"/>
-              </w:rPr>
-              <w:t>deteccion</w:t>
-            </w:r>
-            <w:proofErr w:type="spellEnd"/>
-            <w:r>
-              <w:rPr>
-                <w:rFonts w:ascii="Tahoma" w:hAnsi="Tahoma" w:cs="Tahoma"/>
-                <w:bCs/>
-                <w:sz w:val="20"/>
-                <w:szCs w:val="20"/>
-                <w:lang w:val="es-ES"/>
-              </w:rPr>
-              <w:t xml:space="preserve"> de impactos</w:t>
+              <w:t>Implementar doble salto</w:t>
             </w:r>
           </w:p>
         </w:tc>
@@ -3412,7 +3552,7 @@
                 <w:szCs w:val="20"/>
                 <w:lang w:val="es-ES"/>
               </w:rPr>
-              <w:t>Desarrollar el sistema de colisiones que permita detectar cuándo el área de ataque entra en contacto con un enemigo, asegurando precisión en el cálculo del impacto.</w:t>
+              <w:t>Añadir una segunda acción de salto ejecutable únicamente mientras el jugador esté en el aire. Esta mecánica deberá incluir validaciones para impedir su uso ilimitado y mantener el equilibrio del diseño.</w:t>
             </w:r>
           </w:p>
         </w:tc>
@@ -3439,7 +3579,7 @@
                 <w:szCs w:val="20"/>
                 <w:lang w:val="es-ES"/>
               </w:rPr>
-              <w:t>2.1.3</w:t>
+              <w:t>2.1.2</w:t>
             </w:r>
           </w:p>
         </w:tc>
@@ -3469,7 +3609,17 @@
                 <w:szCs w:val="20"/>
                 <w:lang w:val="es-ES"/>
               </w:rPr>
-              <w:t>A27</w:t>
+              <w:t>A2</w:t>
+            </w:r>
+            <w:r>
+              <w:rPr>
+                <w:rFonts w:ascii="Tahoma" w:hAnsi="Tahoma" w:cs="Tahoma"/>
+                <w:bCs/>
+                <w:sz w:val="20"/>
+                <w:szCs w:val="20"/>
+                <w:lang w:val="es-ES"/>
+              </w:rPr>
+              <w:t>7</w:t>
             </w:r>
           </w:p>
         </w:tc>
@@ -3496,7 +3646,7 @@
                 <w:szCs w:val="20"/>
                 <w:lang w:val="es-ES"/>
               </w:rPr>
-              <w:t>Integrar con sistema de daño</w:t>
+              <w:t>Implementar dash</w:t>
             </w:r>
           </w:p>
         </w:tc>
@@ -3523,7 +3673,29 @@
                 <w:szCs w:val="20"/>
                 <w:lang w:val="es-ES"/>
               </w:rPr>
-              <w:t>Conectar la detección de impacto con la reducción de puntos de vida del enemigo, incluyendo posibles efectos adicionales como retroceso o animación de daño.</w:t>
+              <w:t xml:space="preserve">Desarrollar un impulso rápido en la dirección indicada que permita esquivar ataques o superar obstáculos. El </w:t>
+            </w:r>
+            <w:proofErr w:type="spellStart"/>
+            <w:r>
+              <w:rPr>
+                <w:rFonts w:ascii="Tahoma" w:hAnsi="Tahoma" w:cs="Tahoma"/>
+                <w:bCs/>
+                <w:sz w:val="20"/>
+                <w:szCs w:val="20"/>
+                <w:lang w:val="es-ES"/>
+              </w:rPr>
+              <w:t>dash</w:t>
+            </w:r>
+            <w:proofErr w:type="spellEnd"/>
+            <w:r>
+              <w:rPr>
+                <w:rFonts w:ascii="Tahoma" w:hAnsi="Tahoma" w:cs="Tahoma"/>
+                <w:bCs/>
+                <w:sz w:val="20"/>
+                <w:szCs w:val="20"/>
+                <w:lang w:val="es-ES"/>
+              </w:rPr>
+              <w:t xml:space="preserve"> incluirá limitaciones de duración y tiempo de reutilización para evitar abusos.</w:t>
             </w:r>
           </w:p>
         </w:tc>
@@ -3550,7 +3722,7 @@
                 <w:szCs w:val="20"/>
                 <w:lang w:val="es-ES"/>
               </w:rPr>
-              <w:t>2.1.3</w:t>
+              <w:t>2.1.2</w:t>
             </w:r>
           </w:p>
         </w:tc>
@@ -3580,7 +3752,17 @@
                 <w:szCs w:val="20"/>
                 <w:lang w:val="es-ES"/>
               </w:rPr>
-              <w:t>A28</w:t>
+              <w:t>A2</w:t>
+            </w:r>
+            <w:r>
+              <w:rPr>
+                <w:rFonts w:ascii="Tahoma" w:hAnsi="Tahoma" w:cs="Tahoma"/>
+                <w:bCs/>
+                <w:sz w:val="20"/>
+                <w:szCs w:val="20"/>
+                <w:lang w:val="es-ES"/>
+              </w:rPr>
+              <w:t>8</w:t>
             </w:r>
           </w:p>
         </w:tc>
@@ -3607,7 +3789,7 @@
                 <w:szCs w:val="20"/>
                 <w:lang w:val="es-ES"/>
               </w:rPr>
-              <w:t>Implementar sistema de cambio de poderes</w:t>
+              <w:t>Implementar ataque cuerpo a cuerpo</w:t>
             </w:r>
           </w:p>
         </w:tc>
@@ -3634,7 +3816,7 @@
                 <w:szCs w:val="20"/>
                 <w:lang w:val="es-ES"/>
               </w:rPr>
-              <w:t>Desarrollar una estructura modular que permita alternar entre diferentes poderes activos, garantizando que solo uno esté operativo a la vez y gestionando correctamente su activación y desactivación.</w:t>
+              <w:t>Programar la acción ofensiva principal del jugador, sincronizando animación, activación del área de impacto y temporización adecuada para evitar ataques continuos sin restricción.</w:t>
             </w:r>
           </w:p>
         </w:tc>
@@ -3661,7 +3843,7 @@
                 <w:szCs w:val="20"/>
                 <w:lang w:val="es-ES"/>
               </w:rPr>
-              <w:t>2.1.4</w:t>
+              <w:t>2.1.3</w:t>
             </w:r>
           </w:p>
         </w:tc>
@@ -3691,7 +3873,17 @@
                 <w:szCs w:val="20"/>
                 <w:lang w:val="es-ES"/>
               </w:rPr>
-              <w:t>A29</w:t>
+              <w:t>A2</w:t>
+            </w:r>
+            <w:r>
+              <w:rPr>
+                <w:rFonts w:ascii="Tahoma" w:hAnsi="Tahoma" w:cs="Tahoma"/>
+                <w:bCs/>
+                <w:sz w:val="20"/>
+                <w:szCs w:val="20"/>
+                <w:lang w:val="es-ES"/>
+              </w:rPr>
+              <w:t>9</w:t>
             </w:r>
           </w:p>
         </w:tc>
@@ -3718,7 +3910,29 @@
                 <w:szCs w:val="20"/>
                 <w:lang w:val="es-ES"/>
               </w:rPr>
-              <w:t>Implementar poder de velocidad</w:t>
+              <w:t xml:space="preserve">Implementar </w:t>
+            </w:r>
+            <w:proofErr w:type="spellStart"/>
+            <w:r>
+              <w:rPr>
+                <w:rFonts w:ascii="Tahoma" w:hAnsi="Tahoma" w:cs="Tahoma"/>
+                <w:bCs/>
+                <w:sz w:val="20"/>
+                <w:szCs w:val="20"/>
+                <w:lang w:val="es-ES"/>
+              </w:rPr>
+              <w:t>deteccion</w:t>
+            </w:r>
+            <w:proofErr w:type="spellEnd"/>
+            <w:r>
+              <w:rPr>
+                <w:rFonts w:ascii="Tahoma" w:hAnsi="Tahoma" w:cs="Tahoma"/>
+                <w:bCs/>
+                <w:sz w:val="20"/>
+                <w:szCs w:val="20"/>
+                <w:lang w:val="es-ES"/>
+              </w:rPr>
+              <w:t xml:space="preserve"> de impactos</w:t>
             </w:r>
           </w:p>
         </w:tc>
@@ -3745,7 +3959,7 @@
                 <w:szCs w:val="20"/>
                 <w:lang w:val="es-ES"/>
               </w:rPr>
-              <w:t>Programar un aumento temporal de la velocidad del jugador que modifique dinámicamente sus parámetros de movimiento, incluyendo control de duración y posibles efectos visuales.</w:t>
+              <w:t>Desarrollar el sistema de colisiones que permita detectar cuándo el área de ataque entra en contacto con un enemigo, asegurando precisión en el cálculo del impacto.</w:t>
             </w:r>
           </w:p>
         </w:tc>
@@ -3772,7 +3986,7 @@
                 <w:szCs w:val="20"/>
                 <w:lang w:val="es-ES"/>
               </w:rPr>
-              <w:t>2.1.4</w:t>
+              <w:t>2.1.3</w:t>
             </w:r>
           </w:p>
         </w:tc>
@@ -3802,7 +4016,17 @@
                 <w:szCs w:val="20"/>
                 <w:lang w:val="es-ES"/>
               </w:rPr>
-              <w:t>A30</w:t>
+              <w:t>A</w:t>
+            </w:r>
+            <w:r>
+              <w:rPr>
+                <w:rFonts w:ascii="Tahoma" w:hAnsi="Tahoma" w:cs="Tahoma"/>
+                <w:bCs/>
+                <w:sz w:val="20"/>
+                <w:szCs w:val="20"/>
+                <w:lang w:val="es-ES"/>
+              </w:rPr>
+              <w:t>30</w:t>
             </w:r>
           </w:p>
         </w:tc>
@@ -3829,7 +4053,7 @@
                 <w:szCs w:val="20"/>
                 <w:lang w:val="es-ES"/>
               </w:rPr>
-              <w:t>Implementar poder de fuerza</w:t>
+              <w:t>Integrar con sistema de daño</w:t>
             </w:r>
           </w:p>
         </w:tc>
@@ -3856,7 +4080,7 @@
                 <w:szCs w:val="20"/>
                 <w:lang w:val="es-ES"/>
               </w:rPr>
-              <w:t>Aumentar temporalmente el daño infligido por los ataques del jugador, ajustando el cálculo del daño dentro del sistema de combate.</w:t>
+              <w:t>Conectar la detección de impacto con la reducción de puntos de vida del enemigo, incluyendo posibles efectos adicionales como retroceso o animación de daño.</w:t>
             </w:r>
           </w:p>
         </w:tc>
@@ -3883,7 +4107,7 @@
                 <w:szCs w:val="20"/>
                 <w:lang w:val="es-ES"/>
               </w:rPr>
-              <w:t>2.1.4</w:t>
+              <w:t>2.1.3</w:t>
             </w:r>
           </w:p>
         </w:tc>
@@ -3913,7 +4137,17 @@
                 <w:szCs w:val="20"/>
                 <w:lang w:val="es-ES"/>
               </w:rPr>
-              <w:t>A31</w:t>
+              <w:t>A</w:t>
+            </w:r>
+            <w:r>
+              <w:rPr>
+                <w:rFonts w:ascii="Tahoma" w:hAnsi="Tahoma" w:cs="Tahoma"/>
+                <w:bCs/>
+                <w:sz w:val="20"/>
+                <w:szCs w:val="20"/>
+                <w:lang w:val="es-ES"/>
+              </w:rPr>
+              <w:t>31</w:t>
             </w:r>
           </w:p>
         </w:tc>
@@ -3940,7 +4174,7 @@
                 <w:szCs w:val="20"/>
                 <w:lang w:val="es-ES"/>
               </w:rPr>
-              <w:t>Implementar poder de escudo</w:t>
+              <w:t>Implementar sistema de cambio de poderes</w:t>
             </w:r>
           </w:p>
         </w:tc>
@@ -3967,7 +4201,7 @@
                 <w:szCs w:val="20"/>
                 <w:lang w:val="es-ES"/>
               </w:rPr>
-              <w:t>Desarrollar un sistema defensivo que absorba o reduzca el daño recibido durante un tiempo limitado, incluyendo indicadores visuales que informen de su activación.</w:t>
+              <w:t>Desarrollar una estructura modular que permita alternar entre diferentes poderes activos, garantizando que solo uno esté operativo a la vez y gestionando correctamente su activación y desactivación.</w:t>
             </w:r>
           </w:p>
         </w:tc>
@@ -4024,7 +4258,18 @@
                 <w:szCs w:val="20"/>
                 <w:lang w:val="es-ES"/>
               </w:rPr>
-              <w:t>A32</w:t>
+              <w:lastRenderedPageBreak/>
+              <w:t>A</w:t>
+            </w:r>
+            <w:r>
+              <w:rPr>
+                <w:rFonts w:ascii="Tahoma" w:hAnsi="Tahoma" w:cs="Tahoma"/>
+                <w:bCs/>
+                <w:sz w:val="20"/>
+                <w:szCs w:val="20"/>
+                <w:lang w:val="es-ES"/>
+              </w:rPr>
+              <w:t>32</w:t>
             </w:r>
           </w:p>
         </w:tc>
@@ -4051,7 +4296,7 @@
                 <w:szCs w:val="20"/>
                 <w:lang w:val="es-ES"/>
               </w:rPr>
-              <w:t>Implementar sistema de salud</w:t>
+              <w:t>Implementar poder de velocidad</w:t>
             </w:r>
           </w:p>
         </w:tc>
@@ -4078,7 +4323,7 @@
                 <w:szCs w:val="20"/>
                 <w:lang w:val="es-ES"/>
               </w:rPr>
-              <w:t>Crear la estructura de datos que almacene la vida actual y máxima del jugador, incluyendo funciones para su modificación y consulta desde otros sistemas.</w:t>
+              <w:t>Programar un aumento temporal de la velocidad del jugador que modifique dinámicamente sus parámetros de movimiento, incluyendo control de duración y posibles efectos visuales.</w:t>
             </w:r>
           </w:p>
         </w:tc>
@@ -4105,7 +4350,7 @@
                 <w:szCs w:val="20"/>
                 <w:lang w:val="es-ES"/>
               </w:rPr>
-              <w:t>2.1.5</w:t>
+              <w:t>2.1.4</w:t>
             </w:r>
           </w:p>
         </w:tc>
@@ -4135,7 +4380,17 @@
                 <w:szCs w:val="20"/>
                 <w:lang w:val="es-ES"/>
               </w:rPr>
-              <w:t>A33</w:t>
+              <w:t>A3</w:t>
+            </w:r>
+            <w:r>
+              <w:rPr>
+                <w:rFonts w:ascii="Tahoma" w:hAnsi="Tahoma" w:cs="Tahoma"/>
+                <w:bCs/>
+                <w:sz w:val="20"/>
+                <w:szCs w:val="20"/>
+                <w:lang w:val="es-ES"/>
+              </w:rPr>
+              <w:t>3</w:t>
             </w:r>
           </w:p>
         </w:tc>
@@ -4162,7 +4417,7 @@
                 <w:szCs w:val="20"/>
                 <w:lang w:val="es-ES"/>
               </w:rPr>
-              <w:t>Implementar sistema de daño infligido</w:t>
+              <w:t>Implementar poder de fuerza</w:t>
             </w:r>
           </w:p>
         </w:tc>
@@ -4189,7 +4444,7 @@
                 <w:szCs w:val="20"/>
                 <w:lang w:val="es-ES"/>
               </w:rPr>
-              <w:t>Definir cómo el jugador pierde puntos de vida al recibir impactos, asegurando correcta comunicación con enemigos y trampas.</w:t>
+              <w:t>Aumentar temporalmente el daño infligido por los ataques del jugador, ajustando el cálculo del daño dentro del sistema de combate.</w:t>
             </w:r>
           </w:p>
         </w:tc>
@@ -4216,7 +4471,7 @@
                 <w:szCs w:val="20"/>
                 <w:lang w:val="es-ES"/>
               </w:rPr>
-              <w:t>2.1.5</w:t>
+              <w:t>2.1.4</w:t>
             </w:r>
           </w:p>
         </w:tc>
@@ -4246,8 +4501,17 @@
                 <w:szCs w:val="20"/>
                 <w:lang w:val="es-ES"/>
               </w:rPr>
-              <w:lastRenderedPageBreak/>
-              <w:t>A34</w:t>
+              <w:t>A3</w:t>
+            </w:r>
+            <w:r>
+              <w:rPr>
+                <w:rFonts w:ascii="Tahoma" w:hAnsi="Tahoma" w:cs="Tahoma"/>
+                <w:bCs/>
+                <w:sz w:val="20"/>
+                <w:szCs w:val="20"/>
+                <w:lang w:val="es-ES"/>
+              </w:rPr>
+              <w:t>4</w:t>
             </w:r>
           </w:p>
         </w:tc>
@@ -4274,7 +4538,7 @@
                 <w:szCs w:val="20"/>
                 <w:lang w:val="es-ES"/>
               </w:rPr>
-              <w:t>Implementar invulnerabilidad temporal</w:t>
+              <w:t>Implementar poder de escudo</w:t>
             </w:r>
           </w:p>
         </w:tc>
@@ -4301,7 +4565,7 @@
                 <w:szCs w:val="20"/>
                 <w:lang w:val="es-ES"/>
               </w:rPr>
-              <w:t>Tras recibir daño, se activará un periodo breve durante el cual el jugador no podrá ser herido nuevamente, evitando acumulación instantánea de impactos</w:t>
+              <w:t>Desarrollar un sistema defensivo que absorba o reduzca el daño recibido durante un tiempo limitado, incluyendo indicadores visuales que informen de su activación.</w:t>
             </w:r>
           </w:p>
         </w:tc>
@@ -4328,7 +4592,7 @@
                 <w:szCs w:val="20"/>
                 <w:lang w:val="es-ES"/>
               </w:rPr>
-              <w:t>2.1.5</w:t>
+              <w:t>2.1.4</w:t>
             </w:r>
           </w:p>
         </w:tc>
@@ -4358,7 +4622,17 @@
                 <w:szCs w:val="20"/>
                 <w:lang w:val="es-ES"/>
               </w:rPr>
-              <w:t>A35</w:t>
+              <w:t>A3</w:t>
+            </w:r>
+            <w:r>
+              <w:rPr>
+                <w:rFonts w:ascii="Tahoma" w:hAnsi="Tahoma" w:cs="Tahoma"/>
+                <w:bCs/>
+                <w:sz w:val="20"/>
+                <w:szCs w:val="20"/>
+                <w:lang w:val="es-ES"/>
+              </w:rPr>
+              <w:t>5</w:t>
             </w:r>
           </w:p>
         </w:tc>
@@ -4385,7 +4659,7 @@
                 <w:szCs w:val="20"/>
                 <w:lang w:val="es-ES"/>
               </w:rPr>
-              <w:t>Implementar muerte y reaparición</w:t>
+              <w:t>Implementar sistema de salud</w:t>
             </w:r>
           </w:p>
         </w:tc>
@@ -4412,7 +4686,7 @@
                 <w:szCs w:val="20"/>
                 <w:lang w:val="es-ES"/>
               </w:rPr>
-              <w:t>Desarrollar la secuencia de muerte del personaje, incluyendo animación, reinicio del estado y reaparición en el último punto de control activado.</w:t>
+              <w:t>Crear la estructura de datos que almacene la vida actual y máxima del jugador, incluyendo funciones para su modificación y consulta desde otros sistemas.</w:t>
             </w:r>
           </w:p>
         </w:tc>
@@ -4469,7 +4743,17 @@
                 <w:szCs w:val="20"/>
                 <w:lang w:val="es-ES"/>
               </w:rPr>
-              <w:t>A36</w:t>
+              <w:t>A3</w:t>
+            </w:r>
+            <w:r>
+              <w:rPr>
+                <w:rFonts w:ascii="Tahoma" w:hAnsi="Tahoma" w:cs="Tahoma"/>
+                <w:bCs/>
+                <w:sz w:val="20"/>
+                <w:szCs w:val="20"/>
+                <w:lang w:val="es-ES"/>
+              </w:rPr>
+              <w:t>6</w:t>
             </w:r>
           </w:p>
         </w:tc>
@@ -4496,29 +4780,7 @@
                 <w:szCs w:val="20"/>
                 <w:lang w:val="es-ES"/>
               </w:rPr>
-              <w:t xml:space="preserve">Crear </w:t>
-            </w:r>
-            <w:proofErr w:type="spellStart"/>
-            <w:r>
-              <w:rPr>
-                <w:rFonts w:ascii="Tahoma" w:hAnsi="Tahoma" w:cs="Tahoma"/>
-                <w:bCs/>
-                <w:sz w:val="20"/>
-                <w:szCs w:val="20"/>
-                <w:lang w:val="es-ES"/>
-              </w:rPr>
-              <w:t>sprite</w:t>
-            </w:r>
-            <w:proofErr w:type="spellEnd"/>
-            <w:r>
-              <w:rPr>
-                <w:rFonts w:ascii="Tahoma" w:hAnsi="Tahoma" w:cs="Tahoma"/>
-                <w:bCs/>
-                <w:sz w:val="20"/>
-                <w:szCs w:val="20"/>
-                <w:lang w:val="es-ES"/>
-              </w:rPr>
-              <w:t xml:space="preserve"> base del jugador</w:t>
+              <w:t>Implementar sistema de daño infligido</w:t>
             </w:r>
           </w:p>
         </w:tc>
@@ -4545,29 +4807,7 @@
                 <w:szCs w:val="20"/>
                 <w:lang w:val="es-ES"/>
               </w:rPr>
-              <w:t xml:space="preserve">Diseñar el modelo visual principal del personaje jugable respetando el estilo artístico global del videojuego, definiendo paleta de colores y nivel de detalle, así como su correcta alineación con la </w:t>
-            </w:r>
-            <w:proofErr w:type="spellStart"/>
-            <w:r>
-              <w:rPr>
-                <w:rFonts w:ascii="Tahoma" w:hAnsi="Tahoma" w:cs="Tahoma"/>
-                <w:bCs/>
-                <w:sz w:val="20"/>
-                <w:szCs w:val="20"/>
-                <w:lang w:val="es-ES"/>
-              </w:rPr>
-              <w:t>hitbox</w:t>
-            </w:r>
-            <w:proofErr w:type="spellEnd"/>
-            <w:r>
-              <w:rPr>
-                <w:rFonts w:ascii="Tahoma" w:hAnsi="Tahoma" w:cs="Tahoma"/>
-                <w:bCs/>
-                <w:sz w:val="20"/>
-                <w:szCs w:val="20"/>
-                <w:lang w:val="es-ES"/>
-              </w:rPr>
-              <w:t xml:space="preserve"> para garantizar coherencia entre representación gráfica y sistema de colisiones, optimizando además el formato para su integración eficiente en el motor de juego.</w:t>
+              <w:t>Definir cómo el jugador pierde puntos de vida al recibir impactos, asegurando correcta comunicación con enemigos y trampas.</w:t>
             </w:r>
           </w:p>
         </w:tc>
@@ -4594,7 +4834,7 @@
                 <w:szCs w:val="20"/>
                 <w:lang w:val="es-ES"/>
               </w:rPr>
-              <w:t>2.1.6</w:t>
+              <w:t>2.1.5</w:t>
             </w:r>
           </w:p>
         </w:tc>
@@ -4624,7 +4864,17 @@
                 <w:szCs w:val="20"/>
                 <w:lang w:val="es-ES"/>
               </w:rPr>
-              <w:t>A37</w:t>
+              <w:t>A3</w:t>
+            </w:r>
+            <w:r>
+              <w:rPr>
+                <w:rFonts w:ascii="Tahoma" w:hAnsi="Tahoma" w:cs="Tahoma"/>
+                <w:bCs/>
+                <w:sz w:val="20"/>
+                <w:szCs w:val="20"/>
+                <w:lang w:val="es-ES"/>
+              </w:rPr>
+              <w:t>7</w:t>
             </w:r>
           </w:p>
         </w:tc>
@@ -4651,7 +4901,7 @@
                 <w:szCs w:val="20"/>
                 <w:lang w:val="es-ES"/>
               </w:rPr>
-              <w:t>Animar estado de reposo</w:t>
+              <w:t>Implementar invulnerabilidad temporal</w:t>
             </w:r>
           </w:p>
         </w:tc>
@@ -4678,29 +4928,7 @@
                 <w:szCs w:val="20"/>
                 <w:lang w:val="es-ES"/>
               </w:rPr>
-              <w:t xml:space="preserve">Crear una animación cíclica fluida que se reproduzca cuando el jugador no realiza acciones, incorporando movimientos sutiles que aporten dinamismo y personalidad al personaje sin alterar su posición real ni su </w:t>
-            </w:r>
-            <w:proofErr w:type="spellStart"/>
-            <w:r>
-              <w:rPr>
-                <w:rFonts w:ascii="Tahoma" w:hAnsi="Tahoma" w:cs="Tahoma"/>
-                <w:bCs/>
-                <w:sz w:val="20"/>
-                <w:szCs w:val="20"/>
-                <w:lang w:val="es-ES"/>
-              </w:rPr>
-              <w:t>hitbox</w:t>
-            </w:r>
-            <w:proofErr w:type="spellEnd"/>
-            <w:r>
-              <w:rPr>
-                <w:rFonts w:ascii="Tahoma" w:hAnsi="Tahoma" w:cs="Tahoma"/>
-                <w:bCs/>
-                <w:sz w:val="20"/>
-                <w:szCs w:val="20"/>
-                <w:lang w:val="es-ES"/>
-              </w:rPr>
-              <w:t>, ajustando número de fotogramas y velocidad de reproducción para mantener coherencia con el ritmo general del juego.</w:t>
+              <w:t>Tras recibir daño, se activará un periodo breve durante el cual el jugador no podrá ser herido nuevamente, evitando acumulación instantánea de impactos</w:t>
             </w:r>
           </w:p>
         </w:tc>
@@ -4727,7 +4955,7 @@
                 <w:szCs w:val="20"/>
                 <w:lang w:val="es-ES"/>
               </w:rPr>
-              <w:t>2.1.6</w:t>
+              <w:t>2.1.5</w:t>
             </w:r>
           </w:p>
         </w:tc>
@@ -4757,7 +4985,17 @@
                 <w:szCs w:val="20"/>
                 <w:lang w:val="es-ES"/>
               </w:rPr>
-              <w:t>A38</w:t>
+              <w:t>A3</w:t>
+            </w:r>
+            <w:r>
+              <w:rPr>
+                <w:rFonts w:ascii="Tahoma" w:hAnsi="Tahoma" w:cs="Tahoma"/>
+                <w:bCs/>
+                <w:sz w:val="20"/>
+                <w:szCs w:val="20"/>
+                <w:lang w:val="es-ES"/>
+              </w:rPr>
+              <w:t>8</w:t>
             </w:r>
           </w:p>
         </w:tc>
@@ -4784,7 +5022,7 @@
                 <w:szCs w:val="20"/>
                 <w:lang w:val="es-ES"/>
               </w:rPr>
-              <w:t>Animar movimientos</w:t>
+              <w:t>Implementar muerte y reaparición</w:t>
             </w:r>
           </w:p>
         </w:tc>
@@ -4800,18 +5038,18 @@
                 <w:bCs/>
                 <w:sz w:val="20"/>
                 <w:szCs w:val="20"/>
-                <w:lang w:val="es-PA"/>
-              </w:rPr>
-            </w:pPr>
-            <w:r>
-              <w:rPr>
-                <w:rFonts w:ascii="Tahoma" w:hAnsi="Tahoma" w:cs="Tahoma"/>
-                <w:bCs/>
-                <w:sz w:val="20"/>
-                <w:szCs w:val="20"/>
-                <w:lang w:val="es-ES"/>
-              </w:rPr>
-              <w:t>Desarrollar la secuencia animada asociada al desplazamiento lateral del personaje, asegurando que transmita sensación de fluidez, peso y velocidad, sincronizando los fotogramas con la velocidad real del sistema de movimiento y garantizando transiciones suaves entre estados como reposo y desplazamiento.</w:t>
+                <w:lang w:val="es-ES"/>
+              </w:rPr>
+            </w:pPr>
+            <w:r>
+              <w:rPr>
+                <w:rFonts w:ascii="Tahoma" w:hAnsi="Tahoma" w:cs="Tahoma"/>
+                <w:bCs/>
+                <w:sz w:val="20"/>
+                <w:szCs w:val="20"/>
+                <w:lang w:val="es-ES"/>
+              </w:rPr>
+              <w:t>Desarrollar la secuencia de muerte del personaje, incluyendo animación, reinicio del estado y reaparición en el último punto de control activado.</w:t>
             </w:r>
           </w:p>
         </w:tc>
@@ -4838,7 +5076,7 @@
                 <w:szCs w:val="20"/>
                 <w:lang w:val="es-ES"/>
               </w:rPr>
-              <w:t>2.1.6</w:t>
+              <w:t>2.1.5</w:t>
             </w:r>
           </w:p>
         </w:tc>
@@ -4868,7 +5106,17 @@
                 <w:szCs w:val="20"/>
                 <w:lang w:val="es-ES"/>
               </w:rPr>
-              <w:t>A39</w:t>
+              <w:t>A3</w:t>
+            </w:r>
+            <w:r>
+              <w:rPr>
+                <w:rFonts w:ascii="Tahoma" w:hAnsi="Tahoma" w:cs="Tahoma"/>
+                <w:bCs/>
+                <w:sz w:val="20"/>
+                <w:szCs w:val="20"/>
+                <w:lang w:val="es-ES"/>
+              </w:rPr>
+              <w:t>9</w:t>
             </w:r>
           </w:p>
         </w:tc>
@@ -4895,7 +5143,29 @@
                 <w:szCs w:val="20"/>
                 <w:lang w:val="es-ES"/>
               </w:rPr>
-              <w:t>Animar ataques</w:t>
+              <w:t xml:space="preserve">Crear </w:t>
+            </w:r>
+            <w:proofErr w:type="spellStart"/>
+            <w:r>
+              <w:rPr>
+                <w:rFonts w:ascii="Tahoma" w:hAnsi="Tahoma" w:cs="Tahoma"/>
+                <w:bCs/>
+                <w:sz w:val="20"/>
+                <w:szCs w:val="20"/>
+                <w:lang w:val="es-ES"/>
+              </w:rPr>
+              <w:t>sprite</w:t>
+            </w:r>
+            <w:proofErr w:type="spellEnd"/>
+            <w:r>
+              <w:rPr>
+                <w:rFonts w:ascii="Tahoma" w:hAnsi="Tahoma" w:cs="Tahoma"/>
+                <w:bCs/>
+                <w:sz w:val="20"/>
+                <w:szCs w:val="20"/>
+                <w:lang w:val="es-ES"/>
+              </w:rPr>
+              <w:t xml:space="preserve"> base del jugador</w:t>
             </w:r>
           </w:p>
         </w:tc>
@@ -4911,18 +5181,18 @@
                 <w:bCs/>
                 <w:sz w:val="20"/>
                 <w:szCs w:val="20"/>
-                <w:lang w:val="es-PA"/>
-              </w:rPr>
-            </w:pPr>
-            <w:r>
-              <w:rPr>
-                <w:rFonts w:ascii="Tahoma" w:hAnsi="Tahoma" w:cs="Tahoma"/>
-                <w:bCs/>
-                <w:sz w:val="20"/>
-                <w:szCs w:val="20"/>
-                <w:lang w:val="es-ES"/>
-              </w:rPr>
-              <w:t xml:space="preserve">Crear la animación correspondiente a la acción ofensiva del jugador, definiendo claramente las fases de preparación, impacto y recuperación, sincronizando el momento exacto de activación de la </w:t>
+                <w:lang w:val="es-ES"/>
+              </w:rPr>
+            </w:pPr>
+            <w:r>
+              <w:rPr>
+                <w:rFonts w:ascii="Tahoma" w:hAnsi="Tahoma" w:cs="Tahoma"/>
+                <w:bCs/>
+                <w:sz w:val="20"/>
+                <w:szCs w:val="20"/>
+                <w:lang w:val="es-ES"/>
+              </w:rPr>
+              <w:t xml:space="preserve">Diseñar el modelo visual principal del personaje jugable respetando el estilo artístico global del videojuego, definiendo paleta de colores y nivel de detalle, así como su correcta alineación con la </w:t>
             </w:r>
             <w:proofErr w:type="spellStart"/>
             <w:r>
@@ -4944,7 +5214,7 @@
                 <w:szCs w:val="20"/>
                 <w:lang w:val="es-ES"/>
               </w:rPr>
-              <w:t xml:space="preserve"> con el fotograma de impacto y asegurando que la animación respete las restricciones mecánicas establecidas en el sistema de combate.</w:t>
+              <w:t xml:space="preserve"> para garantizar coherencia entre representación gráfica y sistema de colisiones, optimizando además el formato para su integración eficiente en el motor de juego.</w:t>
             </w:r>
           </w:p>
         </w:tc>
@@ -5001,7 +5271,17 @@
                 <w:szCs w:val="20"/>
                 <w:lang w:val="es-ES"/>
               </w:rPr>
-              <w:t>A40</w:t>
+              <w:t>A</w:t>
+            </w:r>
+            <w:r>
+              <w:rPr>
+                <w:rFonts w:ascii="Tahoma" w:hAnsi="Tahoma" w:cs="Tahoma"/>
+                <w:bCs/>
+                <w:sz w:val="20"/>
+                <w:szCs w:val="20"/>
+                <w:lang w:val="es-ES"/>
+              </w:rPr>
+              <w:t>40</w:t>
             </w:r>
           </w:p>
         </w:tc>
@@ -5028,7 +5308,7 @@
                 <w:szCs w:val="20"/>
                 <w:lang w:val="es-ES"/>
               </w:rPr>
-              <w:t>Animar recepción de daño</w:t>
+              <w:t>Animar estado de reposo</w:t>
             </w:r>
           </w:p>
         </w:tc>
@@ -5055,7 +5335,29 @@
                 <w:szCs w:val="20"/>
                 <w:lang w:val="es-ES"/>
               </w:rPr>
-              <w:t>Desarrollar la secuencia visual que representa la recepción de daño por parte del jugador, incorporando efectos como retroceso, cambios temporales de color o parpadeo para indicar vulnerabilidad, y sincronizándola correctamente con el sistema de invulnerabilidad temporal y la lógica de interrupción de acciones.</w:t>
+              <w:t xml:space="preserve">Crear una animación cíclica fluida que se reproduzca cuando el jugador no realiza acciones, incorporando movimientos sutiles que aporten dinamismo y personalidad al personaje sin alterar su posición real ni su </w:t>
+            </w:r>
+            <w:proofErr w:type="spellStart"/>
+            <w:r>
+              <w:rPr>
+                <w:rFonts w:ascii="Tahoma" w:hAnsi="Tahoma" w:cs="Tahoma"/>
+                <w:bCs/>
+                <w:sz w:val="20"/>
+                <w:szCs w:val="20"/>
+                <w:lang w:val="es-ES"/>
+              </w:rPr>
+              <w:t>hitbox</w:t>
+            </w:r>
+            <w:proofErr w:type="spellEnd"/>
+            <w:r>
+              <w:rPr>
+                <w:rFonts w:ascii="Tahoma" w:hAnsi="Tahoma" w:cs="Tahoma"/>
+                <w:bCs/>
+                <w:sz w:val="20"/>
+                <w:szCs w:val="20"/>
+                <w:lang w:val="es-ES"/>
+              </w:rPr>
+              <w:t>, ajustando número de fotogramas y velocidad de reproducción para mantener coherencia con el ritmo general del juego.</w:t>
             </w:r>
           </w:p>
         </w:tc>
@@ -5112,62 +5414,82 @@
                 <w:szCs w:val="20"/>
                 <w:lang w:val="es-ES"/>
               </w:rPr>
+              <w:t>A</w:t>
+            </w:r>
+            <w:r>
+              <w:rPr>
+                <w:rFonts w:ascii="Tahoma" w:hAnsi="Tahoma" w:cs="Tahoma"/>
+                <w:bCs/>
+                <w:sz w:val="20"/>
+                <w:szCs w:val="20"/>
+                <w:lang w:val="es-ES"/>
+              </w:rPr>
+              <w:t>41</w:t>
+            </w:r>
+          </w:p>
+        </w:tc>
+        <w:tc>
+          <w:tcPr>
+            <w:tcW w:w="3544" w:type="dxa"/>
+            <w:vAlign w:val="center"/>
+          </w:tcPr>
+          <w:p>
+            <w:pPr>
+              <w:spacing w:before="120" w:after="120"/>
+              <w:rPr>
+                <w:rFonts w:ascii="Tahoma" w:hAnsi="Tahoma" w:cs="Tahoma"/>
+                <w:sz w:val="20"/>
+                <w:szCs w:val="20"/>
+                <w:lang w:val="es-ES"/>
+              </w:rPr>
+            </w:pPr>
+            <w:r>
+              <w:rPr>
+                <w:rFonts w:ascii="Tahoma" w:hAnsi="Tahoma" w:cs="Tahoma"/>
+                <w:bCs/>
+                <w:sz w:val="20"/>
+                <w:szCs w:val="20"/>
+                <w:lang w:val="es-ES"/>
+              </w:rPr>
+              <w:t>Animar movimientos</w:t>
+            </w:r>
+          </w:p>
+        </w:tc>
+        <w:tc>
+          <w:tcPr>
+            <w:tcW w:w="8363" w:type="dxa"/>
+          </w:tcPr>
+          <w:p>
+            <w:pPr>
+              <w:spacing w:before="120" w:after="120"/>
+              <w:rPr>
+                <w:rFonts w:ascii="Tahoma" w:hAnsi="Tahoma" w:cs="Tahoma"/>
+                <w:bCs/>
+                <w:sz w:val="20"/>
+                <w:szCs w:val="20"/>
+                <w:lang w:val="es-PA"/>
+              </w:rPr>
+            </w:pPr>
+            <w:r>
+              <w:rPr>
+                <w:rFonts w:ascii="Tahoma" w:hAnsi="Tahoma" w:cs="Tahoma"/>
+                <w:bCs/>
+                <w:sz w:val="20"/>
+                <w:szCs w:val="20"/>
+                <w:lang w:val="es-ES"/>
+              </w:rPr>
+              <w:t xml:space="preserve">Desarrollar la secuencia animada asociada al desplazamiento lateral del personaje, asegurando que transmita sensación de fluidez, peso y velocidad, sincronizando los </w:t>
+            </w:r>
+            <w:r>
+              <w:rPr>
+                <w:rFonts w:ascii="Tahoma" w:hAnsi="Tahoma" w:cs="Tahoma"/>
+                <w:bCs/>
+                <w:sz w:val="20"/>
+                <w:szCs w:val="20"/>
+                <w:lang w:val="es-ES"/>
+              </w:rPr>
               <w:lastRenderedPageBreak/>
-              <w:t>A41</w:t>
-            </w:r>
-          </w:p>
-        </w:tc>
-        <w:tc>
-          <w:tcPr>
-            <w:tcW w:w="3544" w:type="dxa"/>
-            <w:vAlign w:val="center"/>
-          </w:tcPr>
-          <w:p>
-            <w:pPr>
-              <w:spacing w:before="120" w:after="120"/>
-              <w:rPr>
-                <w:rFonts w:ascii="Tahoma" w:hAnsi="Tahoma" w:cs="Tahoma"/>
-                <w:sz w:val="20"/>
-                <w:szCs w:val="20"/>
-                <w:lang w:val="es-ES"/>
-              </w:rPr>
-            </w:pPr>
-            <w:r>
-              <w:rPr>
-                <w:rFonts w:ascii="Tahoma" w:hAnsi="Tahoma" w:cs="Tahoma"/>
-                <w:bCs/>
-                <w:sz w:val="20"/>
-                <w:szCs w:val="20"/>
-                <w:lang w:val="es-ES"/>
-              </w:rPr>
-              <w:t>Crear variantes según poderes</w:t>
-            </w:r>
-          </w:p>
-        </w:tc>
-        <w:tc>
-          <w:tcPr>
-            <w:tcW w:w="8363" w:type="dxa"/>
-          </w:tcPr>
-          <w:p>
-            <w:pPr>
-              <w:spacing w:before="120" w:after="120"/>
-              <w:rPr>
-                <w:rFonts w:ascii="Tahoma" w:hAnsi="Tahoma" w:cs="Tahoma"/>
-                <w:bCs/>
-                <w:sz w:val="20"/>
-                <w:szCs w:val="20"/>
-                <w:lang w:val="es-PA"/>
-              </w:rPr>
-            </w:pPr>
-            <w:r>
-              <w:rPr>
-                <w:rFonts w:ascii="Tahoma" w:hAnsi="Tahoma" w:cs="Tahoma"/>
-                <w:bCs/>
-                <w:sz w:val="20"/>
-                <w:szCs w:val="20"/>
-                <w:lang w:val="es-ES"/>
-              </w:rPr>
-              <w:t>Diseñar modificaciones visuales del personaje que reflejen de forma clara e inmediata el poder actualmente activo, mediante cambios de color, efectos gráficos o elementos adicionales, asegurando coherencia estética, correcta integración con las animaciones existentes y sincronización precisa con la activación lógica del poder.</w:t>
+              <w:t>fotogramas con la velocidad real del sistema de movimiento y garantizando transiciones suaves entre estados como reposo y desplazamiento.</w:t>
             </w:r>
           </w:p>
         </w:tc>
@@ -5194,6 +5516,7 @@
                 <w:szCs w:val="20"/>
                 <w:lang w:val="es-ES"/>
               </w:rPr>
+              <w:lastRenderedPageBreak/>
               <w:t>2.1.6</w:t>
             </w:r>
           </w:p>
@@ -5224,7 +5547,17 @@
                 <w:szCs w:val="20"/>
                 <w:lang w:val="es-ES"/>
               </w:rPr>
-              <w:t>A42</w:t>
+              <w:t>A</w:t>
+            </w:r>
+            <w:r>
+              <w:rPr>
+                <w:rFonts w:ascii="Tahoma" w:hAnsi="Tahoma" w:cs="Tahoma"/>
+                <w:bCs/>
+                <w:sz w:val="20"/>
+                <w:szCs w:val="20"/>
+                <w:lang w:val="es-ES"/>
+              </w:rPr>
+              <w:t>42</w:t>
             </w:r>
           </w:p>
         </w:tc>
@@ -5251,7 +5584,7 @@
                 <w:szCs w:val="20"/>
                 <w:lang w:val="es-ES"/>
               </w:rPr>
-              <w:t>Diseñar enemigos de cada nivel</w:t>
+              <w:t>Animar ataques</w:t>
             </w:r>
           </w:p>
         </w:tc>
@@ -5267,18 +5600,40 @@
                 <w:bCs/>
                 <w:sz w:val="20"/>
                 <w:szCs w:val="20"/>
-                <w:lang w:val="es-ES"/>
-              </w:rPr>
-            </w:pPr>
-            <w:r>
-              <w:rPr>
-                <w:rFonts w:ascii="Tahoma" w:hAnsi="Tahoma" w:cs="Tahoma"/>
-                <w:bCs/>
-                <w:sz w:val="20"/>
-                <w:szCs w:val="20"/>
-                <w:lang w:val="es-ES"/>
-              </w:rPr>
-              <w:t>Definir las distintas tipologías de enemigos que aparecerán en cada nivel del videojuego, estableciendo sus características diferenciadoras en términos de rol (ofensivo, defensivo, móvil, estático), nivel de amenaza y coherencia con la ambientación, asegurando que su diseño contribuya a la progresión de dificultad y a la variedad jugable a lo largo de la experiencia.</w:t>
+                <w:lang w:val="es-PA"/>
+              </w:rPr>
+            </w:pPr>
+            <w:r>
+              <w:rPr>
+                <w:rFonts w:ascii="Tahoma" w:hAnsi="Tahoma" w:cs="Tahoma"/>
+                <w:bCs/>
+                <w:sz w:val="20"/>
+                <w:szCs w:val="20"/>
+                <w:lang w:val="es-ES"/>
+              </w:rPr>
+              <w:t xml:space="preserve">Crear la animación correspondiente a la acción ofensiva del jugador, definiendo claramente las fases de preparación, impacto y recuperación, sincronizando el momento exacto de activación de la </w:t>
+            </w:r>
+            <w:proofErr w:type="spellStart"/>
+            <w:r>
+              <w:rPr>
+                <w:rFonts w:ascii="Tahoma" w:hAnsi="Tahoma" w:cs="Tahoma"/>
+                <w:bCs/>
+                <w:sz w:val="20"/>
+                <w:szCs w:val="20"/>
+                <w:lang w:val="es-ES"/>
+              </w:rPr>
+              <w:t>hitbox</w:t>
+            </w:r>
+            <w:proofErr w:type="spellEnd"/>
+            <w:r>
+              <w:rPr>
+                <w:rFonts w:ascii="Tahoma" w:hAnsi="Tahoma" w:cs="Tahoma"/>
+                <w:bCs/>
+                <w:sz w:val="20"/>
+                <w:szCs w:val="20"/>
+                <w:lang w:val="es-ES"/>
+              </w:rPr>
+              <w:t xml:space="preserve"> con el fotograma de impacto y asegurando que la animación respete las restricciones mecánicas establecidas en el sistema de combate.</w:t>
             </w:r>
           </w:p>
         </w:tc>
@@ -5305,7 +5660,7 @@
                 <w:szCs w:val="20"/>
                 <w:lang w:val="es-ES"/>
               </w:rPr>
-              <w:t>2.2.1</w:t>
+              <w:t>2.1.6</w:t>
             </w:r>
           </w:p>
         </w:tc>
@@ -5335,7 +5690,17 @@
                 <w:szCs w:val="20"/>
                 <w:lang w:val="es-ES"/>
               </w:rPr>
-              <w:t>A43</w:t>
+              <w:t>A4</w:t>
+            </w:r>
+            <w:r>
+              <w:rPr>
+                <w:rFonts w:ascii="Tahoma" w:hAnsi="Tahoma" w:cs="Tahoma"/>
+                <w:bCs/>
+                <w:sz w:val="20"/>
+                <w:szCs w:val="20"/>
+                <w:lang w:val="es-ES"/>
+              </w:rPr>
+              <w:t>3</w:t>
             </w:r>
           </w:p>
         </w:tc>
@@ -5362,7 +5727,7 @@
                 <w:szCs w:val="20"/>
                 <w:lang w:val="es-ES"/>
               </w:rPr>
-              <w:t>Especificar comportamientos</w:t>
+              <w:t>Animar recepción de daño</w:t>
             </w:r>
           </w:p>
         </w:tc>
@@ -5389,7 +5754,7 @@
                 <w:szCs w:val="20"/>
                 <w:lang w:val="es-ES"/>
               </w:rPr>
-              <w:t>Especificar los patrones de comportamiento fundamentales de cada tipo de enemigo, tales como patrullaje, persecución del jugador, ataque a corta o larga distancia, espera activa o activación por proximidad, detallando las condiciones de transición entre estados para garantizar coherencia dentro del sistema de inteligencia artificial.</w:t>
+              <w:t>Desarrollar la secuencia visual que representa la recepción de daño por parte del jugador, incorporando efectos como retroceso, cambios temporales de color o parpadeo para indicar vulnerabilidad, y sincronizándola correctamente con el sistema de invulnerabilidad temporal y la lógica de interrupción de acciones.</w:t>
             </w:r>
           </w:p>
         </w:tc>
@@ -5416,7 +5781,7 @@
                 <w:szCs w:val="20"/>
                 <w:lang w:val="es-ES"/>
               </w:rPr>
-              <w:t>2.2.1</w:t>
+              <w:t>2.1.6</w:t>
             </w:r>
           </w:p>
         </w:tc>
@@ -5446,7 +5811,17 @@
                 <w:szCs w:val="20"/>
                 <w:lang w:val="es-ES"/>
               </w:rPr>
-              <w:t>A44</w:t>
+              <w:t>A4</w:t>
+            </w:r>
+            <w:r>
+              <w:rPr>
+                <w:rFonts w:ascii="Tahoma" w:hAnsi="Tahoma" w:cs="Tahoma"/>
+                <w:bCs/>
+                <w:sz w:val="20"/>
+                <w:szCs w:val="20"/>
+                <w:lang w:val="es-ES"/>
+              </w:rPr>
+              <w:t>4</w:t>
             </w:r>
           </w:p>
         </w:tc>
@@ -5473,7 +5848,7 @@
                 <w:szCs w:val="20"/>
                 <w:lang w:val="es-ES"/>
               </w:rPr>
-              <w:t>Definir estadísticas base</w:t>
+              <w:t>Crear variantes según poderes</w:t>
             </w:r>
           </w:p>
         </w:tc>
@@ -5489,18 +5864,18 @@
                 <w:bCs/>
                 <w:sz w:val="20"/>
                 <w:szCs w:val="20"/>
-                <w:lang w:val="es-ES"/>
-              </w:rPr>
-            </w:pPr>
-            <w:r>
-              <w:rPr>
-                <w:rFonts w:ascii="Tahoma" w:hAnsi="Tahoma" w:cs="Tahoma"/>
-                <w:bCs/>
-                <w:sz w:val="20"/>
-                <w:szCs w:val="20"/>
-                <w:lang w:val="es-ES"/>
-              </w:rPr>
-              <w:t>Determinar los valores base de atributos como puntos de vida, daño infligido, velocidad de desplazamiento, rango de detección y frecuencia de ataque, equilibrándolos en función del momento de aparición dentro del juego y del nivel de progresión del jugador, con el objetivo de mantener un desafío constante y ajustado.</w:t>
+                <w:lang w:val="es-PA"/>
+              </w:rPr>
+            </w:pPr>
+            <w:r>
+              <w:rPr>
+                <w:rFonts w:ascii="Tahoma" w:hAnsi="Tahoma" w:cs="Tahoma"/>
+                <w:bCs/>
+                <w:sz w:val="20"/>
+                <w:szCs w:val="20"/>
+                <w:lang w:val="es-ES"/>
+              </w:rPr>
+              <w:t>Diseñar modificaciones visuales del personaje que reflejen de forma clara e inmediata el poder actualmente activo, mediante cambios de color, efectos gráficos o elementos adicionales, asegurando coherencia estética, correcta integración con las animaciones existentes y sincronización precisa con la activación lógica del poder.</w:t>
             </w:r>
           </w:p>
         </w:tc>
@@ -5527,7 +5902,7 @@
                 <w:szCs w:val="20"/>
                 <w:lang w:val="es-ES"/>
               </w:rPr>
-              <w:t>2.2.1</w:t>
+              <w:t>2.1.6</w:t>
             </w:r>
           </w:p>
         </w:tc>
@@ -5557,7 +5932,17 @@
                 <w:szCs w:val="20"/>
                 <w:lang w:val="es-ES"/>
               </w:rPr>
-              <w:t>A45</w:t>
+              <w:t>A4</w:t>
+            </w:r>
+            <w:r>
+              <w:rPr>
+                <w:rFonts w:ascii="Tahoma" w:hAnsi="Tahoma" w:cs="Tahoma"/>
+                <w:bCs/>
+                <w:sz w:val="20"/>
+                <w:szCs w:val="20"/>
+                <w:lang w:val="es-ES"/>
+              </w:rPr>
+              <w:t>5</w:t>
             </w:r>
           </w:p>
         </w:tc>
@@ -5584,7 +5969,7 @@
                 <w:szCs w:val="20"/>
                 <w:lang w:val="es-ES"/>
               </w:rPr>
-              <w:t>Implementar detección del jugador</w:t>
+              <w:t>Diseñar enemigos de cada nivel</w:t>
             </w:r>
           </w:p>
         </w:tc>
@@ -5611,7 +5996,7 @@
                 <w:szCs w:val="20"/>
                 <w:lang w:val="es-ES"/>
               </w:rPr>
-              <w:t>Desarrollar el sistema que permita a los enemigos identificar la presencia del jugador dentro de un rango determinado, utilizando mecanismos como detección por distancia, línea de visión o colisión con áreas de activación, asegurando que la activación del comportamiento ofensivo se produzca de manera coherente y optimizada en términos de rendimiento.</w:t>
+              <w:t>Definir las distintas tipologías de enemigos que aparecerán en cada nivel del videojuego, estableciendo sus características diferenciadoras en términos de rol (ofensivo, defensivo, móvil, estático), nivel de amenaza y coherencia con la ambientación, asegurando que su diseño contribuya a la progresión de dificultad y a la variedad jugable a lo largo de la experiencia.</w:t>
             </w:r>
           </w:p>
         </w:tc>
@@ -5638,7 +6023,7 @@
                 <w:szCs w:val="20"/>
                 <w:lang w:val="es-ES"/>
               </w:rPr>
-              <w:t>2.2.2</w:t>
+              <w:t>2.2.1</w:t>
             </w:r>
           </w:p>
         </w:tc>
@@ -5668,7 +6053,17 @@
                 <w:szCs w:val="20"/>
                 <w:lang w:val="es-ES"/>
               </w:rPr>
-              <w:t>A46</w:t>
+              <w:t>A4</w:t>
+            </w:r>
+            <w:r>
+              <w:rPr>
+                <w:rFonts w:ascii="Tahoma" w:hAnsi="Tahoma" w:cs="Tahoma"/>
+                <w:bCs/>
+                <w:sz w:val="20"/>
+                <w:szCs w:val="20"/>
+                <w:lang w:val="es-ES"/>
+              </w:rPr>
+              <w:t>6</w:t>
             </w:r>
           </w:p>
         </w:tc>
@@ -5695,7 +6090,7 @@
                 <w:szCs w:val="20"/>
                 <w:lang w:val="es-ES"/>
               </w:rPr>
-              <w:t>Implementar movimiento</w:t>
+              <w:t>Especificar comportamientos</w:t>
             </w:r>
           </w:p>
         </w:tc>
@@ -5711,18 +6106,18 @@
                 <w:bCs/>
                 <w:sz w:val="20"/>
                 <w:szCs w:val="20"/>
-                <w:lang w:val="es-PA"/>
-              </w:rPr>
-            </w:pPr>
-            <w:r>
-              <w:rPr>
-                <w:rFonts w:ascii="Tahoma" w:hAnsi="Tahoma" w:cs="Tahoma"/>
-                <w:bCs/>
-                <w:sz w:val="20"/>
-                <w:szCs w:val="20"/>
-                <w:lang w:val="es-ES"/>
-              </w:rPr>
-              <w:t>Implementar el desplazamiento automático de los enemigos según los patrones definidos en el diseño conceptual, como patrullaje entre puntos, seguimiento del jugador o movimiento fijo en un área concreta, garantizando una integración correcta con el sistema de físicas y colisiones del entorno.</w:t>
+                <w:lang w:val="es-ES"/>
+              </w:rPr>
+            </w:pPr>
+            <w:r>
+              <w:rPr>
+                <w:rFonts w:ascii="Tahoma" w:hAnsi="Tahoma" w:cs="Tahoma"/>
+                <w:bCs/>
+                <w:sz w:val="20"/>
+                <w:szCs w:val="20"/>
+                <w:lang w:val="es-ES"/>
+              </w:rPr>
+              <w:t>Especificar los patrones de comportamiento fundamentales de cada tipo de enemigo, tales como patrullaje, persecución del jugador, ataque a corta o larga distancia, espera activa o activación por proximidad, detallando las condiciones de transición entre estados para garantizar coherencia dentro del sistema de inteligencia artificial.</w:t>
             </w:r>
           </w:p>
         </w:tc>
@@ -5749,7 +6144,7 @@
                 <w:szCs w:val="20"/>
                 <w:lang w:val="es-ES"/>
               </w:rPr>
-              <w:t>2.2.2</w:t>
+              <w:t>2.2.1</w:t>
             </w:r>
           </w:p>
         </w:tc>
@@ -5779,8 +6174,17 @@
                 <w:szCs w:val="20"/>
                 <w:lang w:val="es-ES"/>
               </w:rPr>
-              <w:lastRenderedPageBreak/>
-              <w:t>A47</w:t>
+              <w:t>A4</w:t>
+            </w:r>
+            <w:r>
+              <w:rPr>
+                <w:rFonts w:ascii="Tahoma" w:hAnsi="Tahoma" w:cs="Tahoma"/>
+                <w:bCs/>
+                <w:sz w:val="20"/>
+                <w:szCs w:val="20"/>
+                <w:lang w:val="es-ES"/>
+              </w:rPr>
+              <w:t>7</w:t>
             </w:r>
           </w:p>
         </w:tc>
@@ -5807,7 +6211,7 @@
                 <w:szCs w:val="20"/>
                 <w:lang w:val="es-ES"/>
               </w:rPr>
-              <w:t>Implementar ataques</w:t>
+              <w:t>Definir estadísticas base</w:t>
             </w:r>
           </w:p>
         </w:tc>
@@ -5834,7 +6238,7 @@
                 <w:szCs w:val="20"/>
                 <w:lang w:val="es-ES"/>
               </w:rPr>
-              <w:t>Programar la lógica de activación del ataque cuando el jugador se encuentre dentro del rango efectivo, definiendo temporización, frecuencia de ataque y posibles tiempos de recuperación, asegurando que el comportamiento ofensivo sea predecible pero desafiante.</w:t>
+              <w:t>Determinar los valores base de atributos como puntos de vida, daño infligido, velocidad de desplazamiento, rango de detección y frecuencia de ataque, equilibrándolos en función del momento de aparición dentro del juego y del nivel de progresión del jugador, con el objetivo de mantener un desafío constante y ajustado.</w:t>
             </w:r>
           </w:p>
         </w:tc>
@@ -5861,7 +6265,7 @@
                 <w:szCs w:val="20"/>
                 <w:lang w:val="es-ES"/>
               </w:rPr>
-              <w:t>2.2.2</w:t>
+              <w:t>2.2.1</w:t>
             </w:r>
           </w:p>
         </w:tc>
@@ -5891,7 +6295,18 @@
                 <w:szCs w:val="20"/>
                 <w:lang w:val="es-ES"/>
               </w:rPr>
-              <w:t>A48</w:t>
+              <w:lastRenderedPageBreak/>
+              <w:t>A4</w:t>
+            </w:r>
+            <w:r>
+              <w:rPr>
+                <w:rFonts w:ascii="Tahoma" w:hAnsi="Tahoma" w:cs="Tahoma"/>
+                <w:bCs/>
+                <w:sz w:val="20"/>
+                <w:szCs w:val="20"/>
+                <w:lang w:val="es-ES"/>
+              </w:rPr>
+              <w:t>8</w:t>
             </w:r>
           </w:p>
         </w:tc>
@@ -5918,7 +6333,7 @@
                 <w:szCs w:val="20"/>
                 <w:lang w:val="es-ES"/>
               </w:rPr>
-              <w:t>Implementar gestión de estados</w:t>
+              <w:t>Implementar detección del jugador</w:t>
             </w:r>
           </w:p>
         </w:tc>
@@ -5945,7 +6360,7 @@
                 <w:szCs w:val="20"/>
                 <w:lang w:val="es-ES"/>
               </w:rPr>
-              <w:t>Implementar una máquina de estados que controle las distintas fases de comportamiento del enemigo (reposo, patrullaje, persecución, ataque, daño y muerte), definiendo claramente las condiciones de transición entre estados para garantizar coherencia lógica y evitar comportamientos erráticos.</w:t>
+              <w:t>Desarrollar el sistema que permita a los enemigos identificar la presencia del jugador dentro de un rango determinado, utilizando mecanismos como detección por distancia, línea de visión o colisión con áreas de activación, asegurando que la activación del comportamiento ofensivo se produzca de manera coherente y optimizada en términos de rendimiento.</w:t>
             </w:r>
           </w:p>
         </w:tc>
@@ -6002,7 +6417,17 @@
                 <w:szCs w:val="20"/>
                 <w:lang w:val="es-ES"/>
               </w:rPr>
-              <w:t>A49</w:t>
+              <w:t>A4</w:t>
+            </w:r>
+            <w:r>
+              <w:rPr>
+                <w:rFonts w:ascii="Tahoma" w:hAnsi="Tahoma" w:cs="Tahoma"/>
+                <w:bCs/>
+                <w:sz w:val="20"/>
+                <w:szCs w:val="20"/>
+                <w:lang w:val="es-ES"/>
+              </w:rPr>
+              <w:t>9</w:t>
             </w:r>
           </w:p>
         </w:tc>
@@ -6029,29 +6454,7 @@
                 <w:szCs w:val="20"/>
                 <w:lang w:val="es-ES"/>
               </w:rPr>
-              <w:t xml:space="preserve">Implementar sistemas de </w:t>
-            </w:r>
-            <w:proofErr w:type="spellStart"/>
-            <w:r>
-              <w:rPr>
-                <w:rFonts w:ascii="Tahoma" w:hAnsi="Tahoma" w:cs="Tahoma"/>
-                <w:bCs/>
-                <w:sz w:val="20"/>
-                <w:szCs w:val="20"/>
-                <w:lang w:val="es-ES"/>
-              </w:rPr>
-              <w:t>spawn</w:t>
-            </w:r>
-            <w:proofErr w:type="spellEnd"/>
-            <w:r>
-              <w:rPr>
-                <w:rFonts w:ascii="Tahoma" w:hAnsi="Tahoma" w:cs="Tahoma"/>
-                <w:bCs/>
-                <w:sz w:val="20"/>
-                <w:szCs w:val="20"/>
-                <w:lang w:val="es-ES"/>
-              </w:rPr>
-              <w:t xml:space="preserve"> de enemigos</w:t>
+              <w:t>Implementar movimiento</w:t>
             </w:r>
           </w:p>
         </w:tc>
@@ -6067,18 +6470,18 @@
                 <w:bCs/>
                 <w:sz w:val="20"/>
                 <w:szCs w:val="20"/>
-                <w:lang w:val="es-ES"/>
-              </w:rPr>
-            </w:pPr>
-            <w:r>
-              <w:rPr>
-                <w:rFonts w:ascii="Tahoma" w:hAnsi="Tahoma" w:cs="Tahoma"/>
-                <w:bCs/>
-                <w:sz w:val="20"/>
-                <w:szCs w:val="20"/>
-                <w:lang w:val="es-ES"/>
-              </w:rPr>
-              <w:t>Configurar los puntos y condiciones de aparición de los enemigos dentro del nivel, definiendo si su activación es automática, dependiente de la proximidad del jugador o ligada a eventos específicos, asegurando un control adecuado del ritmo de juego y del rendimiento del sistema.</w:t>
+                <w:lang w:val="es-PA"/>
+              </w:rPr>
+            </w:pPr>
+            <w:r>
+              <w:rPr>
+                <w:rFonts w:ascii="Tahoma" w:hAnsi="Tahoma" w:cs="Tahoma"/>
+                <w:bCs/>
+                <w:sz w:val="20"/>
+                <w:szCs w:val="20"/>
+                <w:lang w:val="es-ES"/>
+              </w:rPr>
+              <w:t>Implementar el desplazamiento automático de los enemigos según los patrones definidos en el diseño conceptual, como patrullaje entre puntos, seguimiento del jugador o movimiento fijo en un área concreta, garantizando una integración correcta con el sistema de físicas y colisiones del entorno.</w:t>
             </w:r>
           </w:p>
         </w:tc>
@@ -6105,7 +6508,7 @@
                 <w:szCs w:val="20"/>
                 <w:lang w:val="es-ES"/>
               </w:rPr>
-              <w:t>2.2.3</w:t>
+              <w:t>2.2.2</w:t>
             </w:r>
           </w:p>
         </w:tc>
@@ -6135,7 +6538,17 @@
                 <w:szCs w:val="20"/>
                 <w:lang w:val="es-ES"/>
               </w:rPr>
-              <w:t>A50</w:t>
+              <w:t>A</w:t>
+            </w:r>
+            <w:r>
+              <w:rPr>
+                <w:rFonts w:ascii="Tahoma" w:hAnsi="Tahoma" w:cs="Tahoma"/>
+                <w:bCs/>
+                <w:sz w:val="20"/>
+                <w:szCs w:val="20"/>
+                <w:lang w:val="es-ES"/>
+              </w:rPr>
+              <w:t>50</w:t>
             </w:r>
           </w:p>
         </w:tc>
@@ -6162,29 +6575,7 @@
                 <w:szCs w:val="20"/>
                 <w:lang w:val="es-ES"/>
               </w:rPr>
-              <w:t xml:space="preserve">Implementar </w:t>
-            </w:r>
-            <w:proofErr w:type="spellStart"/>
-            <w:r>
-              <w:rPr>
-                <w:rFonts w:ascii="Tahoma" w:hAnsi="Tahoma" w:cs="Tahoma"/>
-                <w:bCs/>
-                <w:sz w:val="20"/>
-                <w:szCs w:val="20"/>
-                <w:lang w:val="es-ES"/>
-              </w:rPr>
-              <w:t>despawn</w:t>
-            </w:r>
-            <w:proofErr w:type="spellEnd"/>
-            <w:r>
-              <w:rPr>
-                <w:rFonts w:ascii="Tahoma" w:hAnsi="Tahoma" w:cs="Tahoma"/>
-                <w:bCs/>
-                <w:sz w:val="20"/>
-                <w:szCs w:val="20"/>
-                <w:lang w:val="es-ES"/>
-              </w:rPr>
-              <w:t xml:space="preserve"> automático de enemigos</w:t>
+              <w:t>Implementar ataques</w:t>
             </w:r>
           </w:p>
         </w:tc>
@@ -6211,7 +6602,7 @@
                 <w:szCs w:val="20"/>
                 <w:lang w:val="es-ES"/>
               </w:rPr>
-              <w:t>Desarrollar el sistema que gestione la desaparición de enemigos cuando son derrotados o cuando abandonan el área activa del nivel, liberando recursos del sistema y evitando acumulación innecesaria de entidades en memoria.</w:t>
+              <w:t>Programar la lógica de activación del ataque cuando el jugador se encuentre dentro del rango efectivo, definiendo temporización, frecuencia de ataque y posibles tiempos de recuperación, asegurando que el comportamiento ofensivo sea predecible pero desafiante.</w:t>
             </w:r>
           </w:p>
         </w:tc>
@@ -6238,7 +6629,7 @@
                 <w:szCs w:val="20"/>
                 <w:lang w:val="es-ES"/>
               </w:rPr>
-              <w:t>2.2.3</w:t>
+              <w:t>2.2.2</w:t>
             </w:r>
           </w:p>
         </w:tc>
@@ -6268,7 +6659,17 @@
                 <w:szCs w:val="20"/>
                 <w:lang w:val="es-ES"/>
               </w:rPr>
-              <w:t>A51</w:t>
+              <w:t>A</w:t>
+            </w:r>
+            <w:r>
+              <w:rPr>
+                <w:rFonts w:ascii="Tahoma" w:hAnsi="Tahoma" w:cs="Tahoma"/>
+                <w:bCs/>
+                <w:sz w:val="20"/>
+                <w:szCs w:val="20"/>
+                <w:lang w:val="es-ES"/>
+              </w:rPr>
+              <w:t>51</w:t>
             </w:r>
           </w:p>
         </w:tc>
@@ -6295,7 +6696,7 @@
                 <w:szCs w:val="20"/>
                 <w:lang w:val="es-ES"/>
               </w:rPr>
-              <w:t>Implementar estadísticas de enemigos de nivel 1</w:t>
+              <w:t>Implementar gestión de estados</w:t>
             </w:r>
           </w:p>
         </w:tc>
@@ -6322,47 +6723,7 @@
                 <w:szCs w:val="20"/>
                 <w:lang w:val="es-ES"/>
               </w:rPr>
-              <w:t xml:space="preserve">Configurar los puntos de vida </w:t>
-            </w:r>
-            <w:r>
-              <w:rPr>
-                <w:rFonts w:ascii="Tahoma" w:hAnsi="Tahoma" w:cs="Tahoma"/>
-                <w:bCs/>
-                <w:sz w:val="20"/>
-                <w:szCs w:val="20"/>
-                <w:lang w:val="es-ES"/>
-              </w:rPr>
-              <w:t xml:space="preserve">y daño </w:t>
-            </w:r>
-            <w:r>
-              <w:rPr>
-                <w:rFonts w:ascii="Tahoma" w:hAnsi="Tahoma" w:cs="Tahoma"/>
-                <w:bCs/>
-                <w:sz w:val="20"/>
-                <w:szCs w:val="20"/>
-                <w:lang w:val="es-ES"/>
-              </w:rPr>
-              <w:t xml:space="preserve">de los enemigos </w:t>
-            </w:r>
-            <w:r>
-              <w:rPr>
-                <w:rFonts w:ascii="Tahoma" w:hAnsi="Tahoma" w:cs="Tahoma"/>
-                <w:bCs/>
-                <w:sz w:val="20"/>
-                <w:szCs w:val="20"/>
-                <w:lang w:val="es-ES"/>
-              </w:rPr>
-              <w:t>del primer nivel</w:t>
-            </w:r>
-            <w:r>
-              <w:rPr>
-                <w:rFonts w:ascii="Tahoma" w:hAnsi="Tahoma" w:cs="Tahoma"/>
-                <w:bCs/>
-                <w:sz w:val="20"/>
-                <w:szCs w:val="20"/>
-                <w:lang w:val="es-ES"/>
-              </w:rPr>
-              <w:t xml:space="preserve"> para ofrecer un desafío moderado acorde a las capacidades básicas del jugador en las primeras fases del juego.</w:t>
+              <w:t>Implementar una máquina de estados que controle las distintas fases de comportamiento del enemigo (reposo, patrullaje, persecución, ataque, daño y muerte), definiendo claramente las condiciones de transición entre estados para garantizar coherencia lógica y evitar comportamientos erráticos.</w:t>
             </w:r>
           </w:p>
         </w:tc>
@@ -6389,7 +6750,7 @@
                 <w:szCs w:val="20"/>
                 <w:lang w:val="es-ES"/>
               </w:rPr>
-              <w:t>2.2.4</w:t>
+              <w:t>2.2.2</w:t>
             </w:r>
           </w:p>
         </w:tc>
@@ -6419,7 +6780,17 @@
                 <w:szCs w:val="20"/>
                 <w:lang w:val="es-ES"/>
               </w:rPr>
-              <w:t>A52</w:t>
+              <w:t>A</w:t>
+            </w:r>
+            <w:r>
+              <w:rPr>
+                <w:rFonts w:ascii="Tahoma" w:hAnsi="Tahoma" w:cs="Tahoma"/>
+                <w:bCs/>
+                <w:sz w:val="20"/>
+                <w:szCs w:val="20"/>
+                <w:lang w:val="es-ES"/>
+              </w:rPr>
+              <w:t>52</w:t>
             </w:r>
           </w:p>
         </w:tc>
@@ -6446,7 +6817,29 @@
                 <w:szCs w:val="20"/>
                 <w:lang w:val="es-ES"/>
               </w:rPr>
-              <w:t>Implementar estadísticas de enemigos de nivel 2</w:t>
+              <w:t xml:space="preserve">Implementar sistemas de </w:t>
+            </w:r>
+            <w:proofErr w:type="spellStart"/>
+            <w:r>
+              <w:rPr>
+                <w:rFonts w:ascii="Tahoma" w:hAnsi="Tahoma" w:cs="Tahoma"/>
+                <w:bCs/>
+                <w:sz w:val="20"/>
+                <w:szCs w:val="20"/>
+                <w:lang w:val="es-ES"/>
+              </w:rPr>
+              <w:t>spawn</w:t>
+            </w:r>
+            <w:proofErr w:type="spellEnd"/>
+            <w:r>
+              <w:rPr>
+                <w:rFonts w:ascii="Tahoma" w:hAnsi="Tahoma" w:cs="Tahoma"/>
+                <w:bCs/>
+                <w:sz w:val="20"/>
+                <w:szCs w:val="20"/>
+                <w:lang w:val="es-ES"/>
+              </w:rPr>
+              <w:t xml:space="preserve"> de enemigos</w:t>
             </w:r>
           </w:p>
         </w:tc>
@@ -6473,37 +6866,7 @@
                 <w:szCs w:val="20"/>
                 <w:lang w:val="es-ES"/>
               </w:rPr>
-              <w:t xml:space="preserve">Configurar los puntos de vida y daño de los enemigos del </w:t>
-            </w:r>
-            <w:r>
-              <w:rPr>
-                <w:rFonts w:ascii="Tahoma" w:hAnsi="Tahoma" w:cs="Tahoma"/>
-                <w:bCs/>
-                <w:sz w:val="20"/>
-                <w:szCs w:val="20"/>
-                <w:lang w:val="es-ES"/>
-              </w:rPr>
-              <w:t>segundo</w:t>
-            </w:r>
-            <w:r>
-              <w:rPr>
-                <w:rFonts w:ascii="Tahoma" w:hAnsi="Tahoma" w:cs="Tahoma"/>
-                <w:bCs/>
-                <w:sz w:val="20"/>
-                <w:szCs w:val="20"/>
-                <w:lang w:val="es-ES"/>
-              </w:rPr>
-              <w:t xml:space="preserve"> nivel para ofrecer un desafío moderado acorde a las capacidades </w:t>
-            </w:r>
-            <w:r>
-              <w:rPr>
-                <w:rFonts w:ascii="Tahoma" w:hAnsi="Tahoma" w:cs="Tahoma"/>
-                <w:bCs/>
-                <w:sz w:val="20"/>
-                <w:szCs w:val="20"/>
-                <w:lang w:val="es-ES"/>
-              </w:rPr>
-              <w:t>del jugador.</w:t>
+              <w:t>Configurar los puntos y condiciones de aparición de los enemigos dentro del nivel, definiendo si su activación es automática, dependiente de la proximidad del jugador o ligada a eventos específicos, asegurando un control adecuado del ritmo de juego y del rendimiento del sistema.</w:t>
             </w:r>
           </w:p>
         </w:tc>
@@ -6530,7 +6893,7 @@
                 <w:szCs w:val="20"/>
                 <w:lang w:val="es-ES"/>
               </w:rPr>
-              <w:t>2.2.4</w:t>
+              <w:t>2.2.3</w:t>
             </w:r>
           </w:p>
         </w:tc>
@@ -6560,7 +6923,17 @@
                 <w:szCs w:val="20"/>
                 <w:lang w:val="es-ES"/>
               </w:rPr>
-              <w:t>A53</w:t>
+              <w:t>A5</w:t>
+            </w:r>
+            <w:r>
+              <w:rPr>
+                <w:rFonts w:ascii="Tahoma" w:hAnsi="Tahoma" w:cs="Tahoma"/>
+                <w:bCs/>
+                <w:sz w:val="20"/>
+                <w:szCs w:val="20"/>
+                <w:lang w:val="es-ES"/>
+              </w:rPr>
+              <w:t>3</w:t>
             </w:r>
           </w:p>
         </w:tc>
@@ -6587,7 +6960,29 @@
                 <w:szCs w:val="20"/>
                 <w:lang w:val="es-ES"/>
               </w:rPr>
-              <w:t>Implementar estadísticas de enemigos de nivel 3</w:t>
+              <w:t xml:space="preserve">Implementar </w:t>
+            </w:r>
+            <w:proofErr w:type="spellStart"/>
+            <w:r>
+              <w:rPr>
+                <w:rFonts w:ascii="Tahoma" w:hAnsi="Tahoma" w:cs="Tahoma"/>
+                <w:bCs/>
+                <w:sz w:val="20"/>
+                <w:szCs w:val="20"/>
+                <w:lang w:val="es-ES"/>
+              </w:rPr>
+              <w:t>despawn</w:t>
+            </w:r>
+            <w:proofErr w:type="spellEnd"/>
+            <w:r>
+              <w:rPr>
+                <w:rFonts w:ascii="Tahoma" w:hAnsi="Tahoma" w:cs="Tahoma"/>
+                <w:bCs/>
+                <w:sz w:val="20"/>
+                <w:szCs w:val="20"/>
+                <w:lang w:val="es-ES"/>
+              </w:rPr>
+              <w:t xml:space="preserve"> automático de enemigos</w:t>
             </w:r>
           </w:p>
         </w:tc>
@@ -6614,27 +7009,7 @@
                 <w:szCs w:val="20"/>
                 <w:lang w:val="es-ES"/>
               </w:rPr>
-              <w:t xml:space="preserve">Configurar los puntos de vida y daño de los enemigos del </w:t>
-            </w:r>
-            <w:r>
-              <w:rPr>
-                <w:rFonts w:ascii="Tahoma" w:hAnsi="Tahoma" w:cs="Tahoma"/>
-                <w:bCs/>
-                <w:sz w:val="20"/>
-                <w:szCs w:val="20"/>
-                <w:lang w:val="es-ES"/>
-              </w:rPr>
-              <w:t>tercer</w:t>
-            </w:r>
-            <w:r>
-              <w:rPr>
-                <w:rFonts w:ascii="Tahoma" w:hAnsi="Tahoma" w:cs="Tahoma"/>
-                <w:bCs/>
-                <w:sz w:val="20"/>
-                <w:szCs w:val="20"/>
-                <w:lang w:val="es-ES"/>
-              </w:rPr>
-              <w:t xml:space="preserve"> nivel para ofrecer un desafío moderado acorde a las capacidades del jugador.</w:t>
+              <w:t>Desarrollar el sistema que gestione la desaparición de enemigos cuando son derrotados o cuando abandonan el área activa del nivel, liberando recursos del sistema y evitando acumulación innecesaria de entidades en memoria.</w:t>
             </w:r>
           </w:p>
         </w:tc>
@@ -6661,7 +7036,7 @@
                 <w:szCs w:val="20"/>
                 <w:lang w:val="es-ES"/>
               </w:rPr>
-              <w:t>2.2.4</w:t>
+              <w:t>2.2.3</w:t>
             </w:r>
           </w:p>
         </w:tc>
@@ -6691,7 +7066,17 @@
                 <w:szCs w:val="20"/>
                 <w:lang w:val="es-ES"/>
               </w:rPr>
-              <w:t>A54</w:t>
+              <w:t>A5</w:t>
+            </w:r>
+            <w:r>
+              <w:rPr>
+                <w:rFonts w:ascii="Tahoma" w:hAnsi="Tahoma" w:cs="Tahoma"/>
+                <w:bCs/>
+                <w:sz w:val="20"/>
+                <w:szCs w:val="20"/>
+                <w:lang w:val="es-ES"/>
+              </w:rPr>
+              <w:t>4</w:t>
             </w:r>
           </w:p>
         </w:tc>
@@ -6718,7 +7103,7 @@
                 <w:szCs w:val="20"/>
                 <w:lang w:val="es-ES"/>
               </w:rPr>
-              <w:t>Implementar estadísticas de enemigos de nivel final</w:t>
+              <w:t>Implementar estadísticas de enemigos de nivel 1</w:t>
             </w:r>
           </w:p>
         </w:tc>
@@ -6745,27 +7130,7 @@
                 <w:szCs w:val="20"/>
                 <w:lang w:val="es-ES"/>
               </w:rPr>
-              <w:t>Configurar los puntos de vida y daño de los enemigos del nivel</w:t>
-            </w:r>
-            <w:r>
-              <w:rPr>
-                <w:rFonts w:ascii="Tahoma" w:hAnsi="Tahoma" w:cs="Tahoma"/>
-                <w:bCs/>
-                <w:sz w:val="20"/>
-                <w:szCs w:val="20"/>
-                <w:lang w:val="es-ES"/>
-              </w:rPr>
-              <w:t xml:space="preserve"> final</w:t>
-            </w:r>
-            <w:r>
-              <w:rPr>
-                <w:rFonts w:ascii="Tahoma" w:hAnsi="Tahoma" w:cs="Tahoma"/>
-                <w:bCs/>
-                <w:sz w:val="20"/>
-                <w:szCs w:val="20"/>
-                <w:lang w:val="es-ES"/>
-              </w:rPr>
-              <w:t xml:space="preserve"> para ofrecer un desafío moderado acorde a las capacidades del jugador.</w:t>
+              <w:t>Configurar los puntos de vida y daño de los enemigos del primer nivel para ofrecer un desafío moderado acorde a las capacidades básicas del jugador en las primeras fases del juego.</w:t>
             </w:r>
           </w:p>
         </w:tc>
@@ -6822,7 +7187,18 @@
                 <w:szCs w:val="20"/>
                 <w:lang w:val="es-ES"/>
               </w:rPr>
-              <w:t>A55</w:t>
+              <w:lastRenderedPageBreak/>
+              <w:t>A5</w:t>
+            </w:r>
+            <w:r>
+              <w:rPr>
+                <w:rFonts w:ascii="Tahoma" w:hAnsi="Tahoma" w:cs="Tahoma"/>
+                <w:bCs/>
+                <w:sz w:val="20"/>
+                <w:szCs w:val="20"/>
+                <w:lang w:val="es-ES"/>
+              </w:rPr>
+              <w:t>5</w:t>
             </w:r>
           </w:p>
         </w:tc>
@@ -6849,29 +7225,7 @@
                 <w:szCs w:val="20"/>
                 <w:lang w:val="es-ES"/>
               </w:rPr>
-              <w:t xml:space="preserve">Crear </w:t>
-            </w:r>
-            <w:proofErr w:type="spellStart"/>
-            <w:r>
-              <w:rPr>
-                <w:rFonts w:ascii="Tahoma" w:hAnsi="Tahoma" w:cs="Tahoma"/>
-                <w:bCs/>
-                <w:sz w:val="20"/>
-                <w:szCs w:val="20"/>
-                <w:lang w:val="es-ES"/>
-              </w:rPr>
-              <w:t>sprites</w:t>
-            </w:r>
-            <w:proofErr w:type="spellEnd"/>
-            <w:r>
-              <w:rPr>
-                <w:rFonts w:ascii="Tahoma" w:hAnsi="Tahoma" w:cs="Tahoma"/>
-                <w:bCs/>
-                <w:sz w:val="20"/>
-                <w:szCs w:val="20"/>
-                <w:lang w:val="es-ES"/>
-              </w:rPr>
-              <w:t xml:space="preserve"> y animar enemigos de nivel 1</w:t>
+              <w:t>Implementar estadísticas de enemigos de nivel 2</w:t>
             </w:r>
           </w:p>
         </w:tc>
@@ -6898,18 +7252,7 @@
                 <w:szCs w:val="20"/>
                 <w:lang w:val="es-ES"/>
               </w:rPr>
-              <w:t xml:space="preserve">Diseñar la representación visual de los enemigos correspondientes al primer nivel, definiendo su silueta, proporciones, paleta de colores y nivel de detalle de forma coherente </w:t>
-            </w:r>
-            <w:r>
-              <w:rPr>
-                <w:rFonts w:ascii="Tahoma" w:hAnsi="Tahoma" w:cs="Tahoma"/>
-                <w:bCs/>
-                <w:sz w:val="20"/>
-                <w:szCs w:val="20"/>
-                <w:lang w:val="es-ES"/>
-              </w:rPr>
-              <w:lastRenderedPageBreak/>
-              <w:t>con la ambientación inicial del juego, asegurando además que su diseño permita una identificación clara de su rol y nivel de amenaza.</w:t>
+              <w:t>Configurar los puntos de vida y daño de los enemigos del segundo nivel para ofrecer un desafío moderado acorde a las capacidades del jugador.</w:t>
             </w:r>
           </w:p>
         </w:tc>
@@ -6936,8 +7279,7 @@
                 <w:szCs w:val="20"/>
                 <w:lang w:val="es-ES"/>
               </w:rPr>
-              <w:lastRenderedPageBreak/>
-              <w:t>2.2.5</w:t>
+              <w:t>2.2.4</w:t>
             </w:r>
           </w:p>
         </w:tc>
@@ -6967,7 +7309,17 @@
                 <w:szCs w:val="20"/>
                 <w:lang w:val="es-ES"/>
               </w:rPr>
-              <w:t>A56</w:t>
+              <w:t>A5</w:t>
+            </w:r>
+            <w:r>
+              <w:rPr>
+                <w:rFonts w:ascii="Tahoma" w:hAnsi="Tahoma" w:cs="Tahoma"/>
+                <w:bCs/>
+                <w:sz w:val="20"/>
+                <w:szCs w:val="20"/>
+                <w:lang w:val="es-ES"/>
+              </w:rPr>
+              <w:t>6</w:t>
             </w:r>
           </w:p>
         </w:tc>
@@ -6994,29 +7346,7 @@
                 <w:szCs w:val="20"/>
                 <w:lang w:val="es-ES"/>
               </w:rPr>
-              <w:t xml:space="preserve">Crear </w:t>
-            </w:r>
-            <w:proofErr w:type="spellStart"/>
-            <w:r>
-              <w:rPr>
-                <w:rFonts w:ascii="Tahoma" w:hAnsi="Tahoma" w:cs="Tahoma"/>
-                <w:bCs/>
-                <w:sz w:val="20"/>
-                <w:szCs w:val="20"/>
-                <w:lang w:val="es-ES"/>
-              </w:rPr>
-              <w:t>sprites</w:t>
-            </w:r>
-            <w:proofErr w:type="spellEnd"/>
-            <w:r>
-              <w:rPr>
-                <w:rFonts w:ascii="Tahoma" w:hAnsi="Tahoma" w:cs="Tahoma"/>
-                <w:bCs/>
-                <w:sz w:val="20"/>
-                <w:szCs w:val="20"/>
-                <w:lang w:val="es-ES"/>
-              </w:rPr>
-              <w:t xml:space="preserve"> y animar enemigos de nivel 2</w:t>
+              <w:t>Implementar estadísticas de enemigos de nivel 3</w:t>
             </w:r>
           </w:p>
         </w:tc>
@@ -7043,27 +7373,7 @@
                 <w:szCs w:val="20"/>
                 <w:lang w:val="es-ES"/>
               </w:rPr>
-              <w:t xml:space="preserve">Diseñar la representación visual de los enemigos correspondientes al </w:t>
-            </w:r>
-            <w:r>
-              <w:rPr>
-                <w:rFonts w:ascii="Tahoma" w:hAnsi="Tahoma" w:cs="Tahoma"/>
-                <w:bCs/>
-                <w:sz w:val="20"/>
-                <w:szCs w:val="20"/>
-                <w:lang w:val="es-ES"/>
-              </w:rPr>
-              <w:t>segundo</w:t>
-            </w:r>
-            <w:r>
-              <w:rPr>
-                <w:rFonts w:ascii="Tahoma" w:hAnsi="Tahoma" w:cs="Tahoma"/>
-                <w:bCs/>
-                <w:sz w:val="20"/>
-                <w:szCs w:val="20"/>
-                <w:lang w:val="es-ES"/>
-              </w:rPr>
-              <w:t xml:space="preserve"> nivel, definiendo su silueta, proporciones, paleta de colores y nivel de detalle de forma coherente con la ambientación inicial del juego, asegurando además que su diseño permita una identificación clara de su rol y nivel de amenaza.</w:t>
+              <w:t>Configurar los puntos de vida y daño de los enemigos del tercer nivel para ofrecer un desafío moderado acorde a las capacidades del jugador.</w:t>
             </w:r>
           </w:p>
         </w:tc>
@@ -7090,7 +7400,7 @@
                 <w:szCs w:val="20"/>
                 <w:lang w:val="es-ES"/>
               </w:rPr>
-              <w:t>2.2.5</w:t>
+              <w:t>2.2.4</w:t>
             </w:r>
           </w:p>
         </w:tc>
@@ -7120,7 +7430,424 @@
                 <w:szCs w:val="20"/>
                 <w:lang w:val="es-ES"/>
               </w:rPr>
-              <w:t>A57</w:t>
+              <w:t>A5</w:t>
+            </w:r>
+            <w:r>
+              <w:rPr>
+                <w:rFonts w:ascii="Tahoma" w:hAnsi="Tahoma" w:cs="Tahoma"/>
+                <w:bCs/>
+                <w:sz w:val="20"/>
+                <w:szCs w:val="20"/>
+                <w:lang w:val="es-ES"/>
+              </w:rPr>
+              <w:t>7</w:t>
+            </w:r>
+          </w:p>
+        </w:tc>
+        <w:tc>
+          <w:tcPr>
+            <w:tcW w:w="3544" w:type="dxa"/>
+            <w:vAlign w:val="center"/>
+          </w:tcPr>
+          <w:p>
+            <w:pPr>
+              <w:spacing w:before="120" w:after="120"/>
+              <w:rPr>
+                <w:rFonts w:ascii="Tahoma" w:hAnsi="Tahoma" w:cs="Tahoma"/>
+                <w:sz w:val="20"/>
+                <w:szCs w:val="20"/>
+                <w:lang w:val="es-ES"/>
+              </w:rPr>
+            </w:pPr>
+            <w:r>
+              <w:rPr>
+                <w:rFonts w:ascii="Tahoma" w:hAnsi="Tahoma" w:cs="Tahoma"/>
+                <w:bCs/>
+                <w:sz w:val="20"/>
+                <w:szCs w:val="20"/>
+                <w:lang w:val="es-ES"/>
+              </w:rPr>
+              <w:t>Implementar estadísticas de enemigos de nivel final</w:t>
+            </w:r>
+          </w:p>
+        </w:tc>
+        <w:tc>
+          <w:tcPr>
+            <w:tcW w:w="8363" w:type="dxa"/>
+          </w:tcPr>
+          <w:p>
+            <w:pPr>
+              <w:spacing w:before="120" w:after="120"/>
+              <w:rPr>
+                <w:rFonts w:ascii="Tahoma" w:hAnsi="Tahoma" w:cs="Tahoma"/>
+                <w:bCs/>
+                <w:sz w:val="20"/>
+                <w:szCs w:val="20"/>
+                <w:lang w:val="es-ES"/>
+              </w:rPr>
+            </w:pPr>
+            <w:r>
+              <w:rPr>
+                <w:rFonts w:ascii="Tahoma" w:hAnsi="Tahoma" w:cs="Tahoma"/>
+                <w:bCs/>
+                <w:sz w:val="20"/>
+                <w:szCs w:val="20"/>
+                <w:lang w:val="es-ES"/>
+              </w:rPr>
+              <w:t>Configurar los puntos de vida y daño de los enemigos del nivel final para ofrecer un desafío moderado acorde a las capacidades del jugador.</w:t>
+            </w:r>
+          </w:p>
+        </w:tc>
+        <w:tc>
+          <w:tcPr>
+            <w:tcW w:w="1701" w:type="dxa"/>
+          </w:tcPr>
+          <w:p>
+            <w:pPr>
+              <w:spacing w:before="120" w:after="120"/>
+              <w:rPr>
+                <w:rFonts w:ascii="Tahoma" w:hAnsi="Tahoma" w:cs="Tahoma"/>
+                <w:bCs/>
+                <w:sz w:val="20"/>
+                <w:szCs w:val="20"/>
+                <w:lang w:val="es-PA"/>
+              </w:rPr>
+            </w:pPr>
+            <w:r>
+              <w:rPr>
+                <w:rFonts w:ascii="Tahoma" w:hAnsi="Tahoma" w:cs="Tahoma"/>
+                <w:bCs/>
+                <w:sz w:val="20"/>
+                <w:szCs w:val="20"/>
+                <w:lang w:val="es-ES"/>
+              </w:rPr>
+              <w:t>2.2.4</w:t>
+            </w:r>
+          </w:p>
+        </w:tc>
+      </w:tr>
+      <w:tr>
+        <w:tc>
+          <w:tcPr>
+            <w:tcW w:w="817" w:type="dxa"/>
+            <w:vAlign w:val="center"/>
+          </w:tcPr>
+          <w:p>
+            <w:pPr>
+              <w:spacing w:before="120" w:after="120"/>
+              <w:jc w:val="center"/>
+              <w:rPr>
+                <w:rFonts w:ascii="Tahoma" w:hAnsi="Tahoma" w:cs="Tahoma"/>
+                <w:sz w:val="20"/>
+                <w:szCs w:val="20"/>
+                <w:lang w:val="es-ES"/>
+              </w:rPr>
+            </w:pPr>
+            <w:r>
+              <w:rPr>
+                <w:rFonts w:ascii="Tahoma" w:hAnsi="Tahoma" w:cs="Tahoma"/>
+                <w:bCs/>
+                <w:sz w:val="20"/>
+                <w:szCs w:val="20"/>
+                <w:lang w:val="es-ES"/>
+              </w:rPr>
+              <w:t>A5</w:t>
+            </w:r>
+            <w:r>
+              <w:rPr>
+                <w:rFonts w:ascii="Tahoma" w:hAnsi="Tahoma" w:cs="Tahoma"/>
+                <w:bCs/>
+                <w:sz w:val="20"/>
+                <w:szCs w:val="20"/>
+                <w:lang w:val="es-ES"/>
+              </w:rPr>
+              <w:t>8</w:t>
+            </w:r>
+          </w:p>
+        </w:tc>
+        <w:tc>
+          <w:tcPr>
+            <w:tcW w:w="3544" w:type="dxa"/>
+            <w:vAlign w:val="center"/>
+          </w:tcPr>
+          <w:p>
+            <w:pPr>
+              <w:spacing w:before="120" w:after="120"/>
+              <w:rPr>
+                <w:rFonts w:ascii="Tahoma" w:hAnsi="Tahoma" w:cs="Tahoma"/>
+                <w:sz w:val="20"/>
+                <w:szCs w:val="20"/>
+                <w:lang w:val="es-ES"/>
+              </w:rPr>
+            </w:pPr>
+            <w:r>
+              <w:rPr>
+                <w:rFonts w:ascii="Tahoma" w:hAnsi="Tahoma" w:cs="Tahoma"/>
+                <w:bCs/>
+                <w:sz w:val="20"/>
+                <w:szCs w:val="20"/>
+                <w:lang w:val="es-ES"/>
+              </w:rPr>
+              <w:t xml:space="preserve">Crear </w:t>
+            </w:r>
+            <w:proofErr w:type="spellStart"/>
+            <w:r>
+              <w:rPr>
+                <w:rFonts w:ascii="Tahoma" w:hAnsi="Tahoma" w:cs="Tahoma"/>
+                <w:bCs/>
+                <w:sz w:val="20"/>
+                <w:szCs w:val="20"/>
+                <w:lang w:val="es-ES"/>
+              </w:rPr>
+              <w:t>sprites</w:t>
+            </w:r>
+            <w:proofErr w:type="spellEnd"/>
+            <w:r>
+              <w:rPr>
+                <w:rFonts w:ascii="Tahoma" w:hAnsi="Tahoma" w:cs="Tahoma"/>
+                <w:bCs/>
+                <w:sz w:val="20"/>
+                <w:szCs w:val="20"/>
+                <w:lang w:val="es-ES"/>
+              </w:rPr>
+              <w:t xml:space="preserve"> y animar enemigos de nivel 1</w:t>
+            </w:r>
+          </w:p>
+        </w:tc>
+        <w:tc>
+          <w:tcPr>
+            <w:tcW w:w="8363" w:type="dxa"/>
+          </w:tcPr>
+          <w:p>
+            <w:pPr>
+              <w:spacing w:before="120" w:after="120"/>
+              <w:rPr>
+                <w:rFonts w:ascii="Tahoma" w:hAnsi="Tahoma" w:cs="Tahoma"/>
+                <w:bCs/>
+                <w:sz w:val="20"/>
+                <w:szCs w:val="20"/>
+                <w:lang w:val="es-ES"/>
+              </w:rPr>
+            </w:pPr>
+            <w:r>
+              <w:rPr>
+                <w:rFonts w:ascii="Tahoma" w:hAnsi="Tahoma" w:cs="Tahoma"/>
+                <w:bCs/>
+                <w:sz w:val="20"/>
+                <w:szCs w:val="20"/>
+                <w:lang w:val="es-ES"/>
+              </w:rPr>
+              <w:t>Diseñar la representación visual de los enemigos correspondientes al primer nivel, definiendo su silueta, proporciones, paleta de colores y nivel de detalle de forma coherente con la ambientación inicial del juego, asegurando además que su diseño permita una identificación clara de su rol y nivel de amenaza.</w:t>
+            </w:r>
+          </w:p>
+        </w:tc>
+        <w:tc>
+          <w:tcPr>
+            <w:tcW w:w="1701" w:type="dxa"/>
+          </w:tcPr>
+          <w:p>
+            <w:pPr>
+              <w:spacing w:before="120" w:after="120"/>
+              <w:rPr>
+                <w:rFonts w:ascii="Tahoma" w:hAnsi="Tahoma" w:cs="Tahoma"/>
+                <w:bCs/>
+                <w:sz w:val="20"/>
+                <w:szCs w:val="20"/>
+                <w:lang w:val="es-PA"/>
+              </w:rPr>
+            </w:pPr>
+            <w:r>
+              <w:rPr>
+                <w:rFonts w:ascii="Tahoma" w:hAnsi="Tahoma" w:cs="Tahoma"/>
+                <w:bCs/>
+                <w:sz w:val="20"/>
+                <w:szCs w:val="20"/>
+                <w:lang w:val="es-ES"/>
+              </w:rPr>
+              <w:t>2.2.5</w:t>
+            </w:r>
+          </w:p>
+        </w:tc>
+      </w:tr>
+      <w:tr>
+        <w:tc>
+          <w:tcPr>
+            <w:tcW w:w="817" w:type="dxa"/>
+            <w:vAlign w:val="center"/>
+          </w:tcPr>
+          <w:p>
+            <w:pPr>
+              <w:spacing w:before="120" w:after="120"/>
+              <w:jc w:val="center"/>
+              <w:rPr>
+                <w:rFonts w:ascii="Tahoma" w:hAnsi="Tahoma" w:cs="Tahoma"/>
+                <w:sz w:val="20"/>
+                <w:szCs w:val="20"/>
+                <w:lang w:val="es-ES"/>
+              </w:rPr>
+            </w:pPr>
+            <w:r>
+              <w:rPr>
+                <w:rFonts w:ascii="Tahoma" w:hAnsi="Tahoma" w:cs="Tahoma"/>
+                <w:bCs/>
+                <w:sz w:val="20"/>
+                <w:szCs w:val="20"/>
+                <w:lang w:val="es-ES"/>
+              </w:rPr>
+              <w:t>A5</w:t>
+            </w:r>
+            <w:r>
+              <w:rPr>
+                <w:rFonts w:ascii="Tahoma" w:hAnsi="Tahoma" w:cs="Tahoma"/>
+                <w:bCs/>
+                <w:sz w:val="20"/>
+                <w:szCs w:val="20"/>
+                <w:lang w:val="es-ES"/>
+              </w:rPr>
+              <w:t>9</w:t>
+            </w:r>
+          </w:p>
+        </w:tc>
+        <w:tc>
+          <w:tcPr>
+            <w:tcW w:w="3544" w:type="dxa"/>
+            <w:vAlign w:val="center"/>
+          </w:tcPr>
+          <w:p>
+            <w:pPr>
+              <w:spacing w:before="120" w:after="120"/>
+              <w:rPr>
+                <w:rFonts w:ascii="Tahoma" w:hAnsi="Tahoma" w:cs="Tahoma"/>
+                <w:sz w:val="20"/>
+                <w:szCs w:val="20"/>
+                <w:lang w:val="es-ES"/>
+              </w:rPr>
+            </w:pPr>
+            <w:r>
+              <w:rPr>
+                <w:rFonts w:ascii="Tahoma" w:hAnsi="Tahoma" w:cs="Tahoma"/>
+                <w:bCs/>
+                <w:sz w:val="20"/>
+                <w:szCs w:val="20"/>
+                <w:lang w:val="es-ES"/>
+              </w:rPr>
+              <w:t xml:space="preserve">Crear </w:t>
+            </w:r>
+            <w:proofErr w:type="spellStart"/>
+            <w:r>
+              <w:rPr>
+                <w:rFonts w:ascii="Tahoma" w:hAnsi="Tahoma" w:cs="Tahoma"/>
+                <w:bCs/>
+                <w:sz w:val="20"/>
+                <w:szCs w:val="20"/>
+                <w:lang w:val="es-ES"/>
+              </w:rPr>
+              <w:t>sprites</w:t>
+            </w:r>
+            <w:proofErr w:type="spellEnd"/>
+            <w:r>
+              <w:rPr>
+                <w:rFonts w:ascii="Tahoma" w:hAnsi="Tahoma" w:cs="Tahoma"/>
+                <w:bCs/>
+                <w:sz w:val="20"/>
+                <w:szCs w:val="20"/>
+                <w:lang w:val="es-ES"/>
+              </w:rPr>
+              <w:t xml:space="preserve"> y animar enemigos de nivel 2</w:t>
+            </w:r>
+          </w:p>
+        </w:tc>
+        <w:tc>
+          <w:tcPr>
+            <w:tcW w:w="8363" w:type="dxa"/>
+          </w:tcPr>
+          <w:p>
+            <w:pPr>
+              <w:spacing w:before="120" w:after="120"/>
+              <w:rPr>
+                <w:rFonts w:ascii="Tahoma" w:hAnsi="Tahoma" w:cs="Tahoma"/>
+                <w:bCs/>
+                <w:sz w:val="20"/>
+                <w:szCs w:val="20"/>
+                <w:lang w:val="es-ES"/>
+              </w:rPr>
+            </w:pPr>
+            <w:r>
+              <w:rPr>
+                <w:rFonts w:ascii="Tahoma" w:hAnsi="Tahoma" w:cs="Tahoma"/>
+                <w:bCs/>
+                <w:sz w:val="20"/>
+                <w:szCs w:val="20"/>
+                <w:lang w:val="es-ES"/>
+              </w:rPr>
+              <w:t>Diseñar la representación visual de los enemigos correspondientes al segundo nivel, definiendo su silueta, proporciones, paleta de colores y nivel de detalle de forma coherente con la ambientación inicial del juego, asegurando además que su diseño permita una identificación clara de su rol y nivel de amenaza.</w:t>
+            </w:r>
+          </w:p>
+        </w:tc>
+        <w:tc>
+          <w:tcPr>
+            <w:tcW w:w="1701" w:type="dxa"/>
+          </w:tcPr>
+          <w:p>
+            <w:pPr>
+              <w:spacing w:before="120" w:after="120"/>
+              <w:rPr>
+                <w:rFonts w:ascii="Tahoma" w:hAnsi="Tahoma" w:cs="Tahoma"/>
+                <w:bCs/>
+                <w:sz w:val="20"/>
+                <w:szCs w:val="20"/>
+                <w:lang w:val="es-PA"/>
+              </w:rPr>
+            </w:pPr>
+            <w:r>
+              <w:rPr>
+                <w:rFonts w:ascii="Tahoma" w:hAnsi="Tahoma" w:cs="Tahoma"/>
+                <w:bCs/>
+                <w:sz w:val="20"/>
+                <w:szCs w:val="20"/>
+                <w:lang w:val="es-ES"/>
+              </w:rPr>
+              <w:t>2.2.5</w:t>
+            </w:r>
+          </w:p>
+        </w:tc>
+      </w:tr>
+      <w:tr>
+        <w:tc>
+          <w:tcPr>
+            <w:tcW w:w="817" w:type="dxa"/>
+            <w:vAlign w:val="center"/>
+          </w:tcPr>
+          <w:p>
+            <w:pPr>
+              <w:spacing w:before="120" w:after="120"/>
+              <w:jc w:val="center"/>
+              <w:rPr>
+                <w:rFonts w:ascii="Tahoma" w:hAnsi="Tahoma" w:cs="Tahoma"/>
+                <w:sz w:val="20"/>
+                <w:szCs w:val="20"/>
+                <w:lang w:val="es-ES"/>
+              </w:rPr>
+            </w:pPr>
+            <w:r>
+              <w:rPr>
+                <w:rFonts w:ascii="Tahoma" w:hAnsi="Tahoma" w:cs="Tahoma"/>
+                <w:bCs/>
+                <w:sz w:val="20"/>
+                <w:szCs w:val="20"/>
+                <w:lang w:val="es-ES"/>
+              </w:rPr>
+              <w:t>A</w:t>
+            </w:r>
+            <w:r>
+              <w:rPr>
+                <w:rFonts w:ascii="Tahoma" w:hAnsi="Tahoma" w:cs="Tahoma"/>
+                <w:bCs/>
+                <w:sz w:val="20"/>
+                <w:szCs w:val="20"/>
+                <w:lang w:val="es-ES"/>
+              </w:rPr>
+              <w:t>60</w:t>
             </w:r>
           </w:p>
         </w:tc>
@@ -7199,27 +7926,7 @@
                 <w:szCs w:val="20"/>
                 <w:lang w:val="es-ES"/>
               </w:rPr>
-              <w:t xml:space="preserve">Diseñar la representación visual de los enemigos correspondientes al </w:t>
-            </w:r>
-            <w:r>
-              <w:rPr>
-                <w:rFonts w:ascii="Tahoma" w:hAnsi="Tahoma" w:cs="Tahoma"/>
-                <w:bCs/>
-                <w:sz w:val="20"/>
-                <w:szCs w:val="20"/>
-                <w:lang w:val="es-ES"/>
-              </w:rPr>
-              <w:t>tercer</w:t>
-            </w:r>
-            <w:r>
-              <w:rPr>
-                <w:rFonts w:ascii="Tahoma" w:hAnsi="Tahoma" w:cs="Tahoma"/>
-                <w:bCs/>
-                <w:sz w:val="20"/>
-                <w:szCs w:val="20"/>
-                <w:lang w:val="es-ES"/>
-              </w:rPr>
-              <w:t xml:space="preserve"> nivel, definiendo su silueta, proporciones, paleta de colores y nivel de detalle de forma coherente con la ambientación inicial del juego, asegurando además que su diseño permita una identificación clara de su rol y nivel de amenaza.</w:t>
+              <w:t>Diseñar la representación visual de los enemigos correspondientes al tercer nivel, definiendo su silueta, proporciones, paleta de colores y nivel de detalle de forma coherente con la ambientación inicial del juego, asegurando además que su diseño permita una identificación clara de su rol y nivel de amenaza.</w:t>
             </w:r>
           </w:p>
         </w:tc>
@@ -7276,7 +7983,17 @@
                 <w:szCs w:val="20"/>
                 <w:lang w:val="es-ES"/>
               </w:rPr>
-              <w:t>A58</w:t>
+              <w:t>A</w:t>
+            </w:r>
+            <w:r>
+              <w:rPr>
+                <w:rFonts w:ascii="Tahoma" w:hAnsi="Tahoma" w:cs="Tahoma"/>
+                <w:bCs/>
+                <w:sz w:val="20"/>
+                <w:szCs w:val="20"/>
+                <w:lang w:val="es-ES"/>
+              </w:rPr>
+              <w:t>61</w:t>
             </w:r>
           </w:p>
         </w:tc>
@@ -7352,47 +8069,7 @@
                 <w:szCs w:val="20"/>
                 <w:lang w:val="es-ES"/>
               </w:rPr>
-              <w:t>Diseñar la representación visual de los enemigos correspondientes al</w:t>
-            </w:r>
-            <w:r>
-              <w:rPr>
-                <w:rFonts w:ascii="Tahoma" w:hAnsi="Tahoma" w:cs="Tahoma"/>
-                <w:bCs/>
-                <w:sz w:val="20"/>
-                <w:szCs w:val="20"/>
-                <w:lang w:val="es-ES"/>
-              </w:rPr>
-              <w:t xml:space="preserve"> </w:t>
-            </w:r>
-            <w:r>
-              <w:rPr>
-                <w:rFonts w:ascii="Tahoma" w:hAnsi="Tahoma" w:cs="Tahoma"/>
-                <w:bCs/>
-                <w:sz w:val="20"/>
-                <w:szCs w:val="20"/>
-                <w:lang w:val="es-ES"/>
-              </w:rPr>
-              <w:t>nivel</w:t>
-            </w:r>
-            <w:r>
-              <w:rPr>
-                <w:rFonts w:ascii="Tahoma" w:hAnsi="Tahoma" w:cs="Tahoma"/>
-                <w:bCs/>
-                <w:sz w:val="20"/>
-                <w:szCs w:val="20"/>
-                <w:lang w:val="es-ES"/>
-              </w:rPr>
-              <w:t xml:space="preserve"> final</w:t>
-            </w:r>
-            <w:r>
-              <w:rPr>
-                <w:rFonts w:ascii="Tahoma" w:hAnsi="Tahoma" w:cs="Tahoma"/>
-                <w:bCs/>
-                <w:sz w:val="20"/>
-                <w:szCs w:val="20"/>
-                <w:lang w:val="es-ES"/>
-              </w:rPr>
-              <w:t>, definiendo su silueta, proporciones, paleta de colores y nivel de detalle de forma coherente con la ambientación inicial del juego, asegurando además que su diseño permita una identificación clara de su rol y nivel de amenaza.</w:t>
+              <w:t>Diseñar la representación visual de los enemigos correspondientes al nivel final, definiendo su silueta, proporciones, paleta de colores y nivel de detalle de forma coherente con la ambientación inicial del juego, asegurando además que su diseño permita una identificación clara de su rol y nivel de amenaza.</w:t>
             </w:r>
           </w:p>
         </w:tc>
@@ -7449,7 +8126,17 @@
                 <w:szCs w:val="20"/>
                 <w:lang w:val="es-ES"/>
               </w:rPr>
-              <w:t>A59</w:t>
+              <w:t>A</w:t>
+            </w:r>
+            <w:r>
+              <w:rPr>
+                <w:rFonts w:ascii="Tahoma" w:hAnsi="Tahoma" w:cs="Tahoma"/>
+                <w:bCs/>
+                <w:sz w:val="20"/>
+                <w:szCs w:val="20"/>
+                <w:lang w:val="es-ES"/>
+              </w:rPr>
+              <w:t>62</w:t>
             </w:r>
           </w:p>
         </w:tc>
@@ -7560,7 +8247,18 @@
                 <w:szCs w:val="20"/>
                 <w:lang w:val="es-ES"/>
               </w:rPr>
-              <w:t>A60</w:t>
+              <w:lastRenderedPageBreak/>
+              <w:t>A6</w:t>
+            </w:r>
+            <w:r>
+              <w:rPr>
+                <w:rFonts w:ascii="Tahoma" w:hAnsi="Tahoma" w:cs="Tahoma"/>
+                <w:bCs/>
+                <w:sz w:val="20"/>
+                <w:szCs w:val="20"/>
+                <w:lang w:val="es-ES"/>
+              </w:rPr>
+              <w:t>3</w:t>
             </w:r>
           </w:p>
         </w:tc>
@@ -7671,7 +8369,17 @@
                 <w:szCs w:val="20"/>
                 <w:lang w:val="es-ES"/>
               </w:rPr>
-              <w:t>A61</w:t>
+              <w:t>A6</w:t>
+            </w:r>
+            <w:r>
+              <w:rPr>
+                <w:rFonts w:ascii="Tahoma" w:hAnsi="Tahoma" w:cs="Tahoma"/>
+                <w:bCs/>
+                <w:sz w:val="20"/>
+                <w:szCs w:val="20"/>
+                <w:lang w:val="es-ES"/>
+              </w:rPr>
+              <w:t>4</w:t>
             </w:r>
           </w:p>
         </w:tc>
@@ -7782,7 +8490,17 @@
                 <w:szCs w:val="20"/>
                 <w:lang w:val="es-ES"/>
               </w:rPr>
-              <w:t>A62</w:t>
+              <w:t>A6</w:t>
+            </w:r>
+            <w:r>
+              <w:rPr>
+                <w:rFonts w:ascii="Tahoma" w:hAnsi="Tahoma" w:cs="Tahoma"/>
+                <w:bCs/>
+                <w:sz w:val="20"/>
+                <w:szCs w:val="20"/>
+                <w:lang w:val="es-ES"/>
+              </w:rPr>
+              <w:t>5</w:t>
             </w:r>
           </w:p>
         </w:tc>
@@ -7836,18 +8554,7 @@
                 <w:szCs w:val="20"/>
                 <w:lang w:val="es-ES"/>
               </w:rPr>
-              <w:t xml:space="preserve">Diseñar e implementar un sistema de comportamiento dinámico que permita a Umbra modificar su estrategia en función del desempeño del jugador, analizando variables como </w:t>
-            </w:r>
-            <w:r>
-              <w:rPr>
-                <w:rFonts w:ascii="Tahoma" w:hAnsi="Tahoma" w:cs="Tahoma"/>
-                <w:bCs/>
-                <w:sz w:val="20"/>
-                <w:szCs w:val="20"/>
-                <w:lang w:val="es-ES"/>
-              </w:rPr>
-              <w:lastRenderedPageBreak/>
-              <w:t>daño recibido, tiempo de combate o patrones repetitivos del jugador, con el objetivo de aumentar la complejidad del enfrentamiento y evitar estrategias excesivamente predecibles.</w:t>
+              <w:t>Diseñar e implementar un sistema de comportamiento dinámico que permita a Umbra modificar su estrategia en función del desempeño del jugador, analizando variables como daño recibido, tiempo de combate o patrones repetitivos del jugador, con el objetivo de aumentar la complejidad del enfrentamiento y evitar estrategias excesivamente predecibles.</w:t>
             </w:r>
           </w:p>
         </w:tc>
@@ -7874,7 +8581,6 @@
                 <w:szCs w:val="20"/>
                 <w:lang w:val="es-PA"/>
               </w:rPr>
-              <w:lastRenderedPageBreak/>
               <w:t>2.3.2</w:t>
             </w:r>
           </w:p>
@@ -7905,7 +8611,17 @@
                 <w:szCs w:val="20"/>
                 <w:lang w:val="es-ES"/>
               </w:rPr>
-              <w:t>A63</w:t>
+              <w:t>A6</w:t>
+            </w:r>
+            <w:r>
+              <w:rPr>
+                <w:rFonts w:ascii="Tahoma" w:hAnsi="Tahoma" w:cs="Tahoma"/>
+                <w:bCs/>
+                <w:sz w:val="20"/>
+                <w:szCs w:val="20"/>
+                <w:lang w:val="es-ES"/>
+              </w:rPr>
+              <w:t>6</w:t>
             </w:r>
           </w:p>
         </w:tc>
@@ -8016,7 +8732,17 @@
                 <w:szCs w:val="20"/>
                 <w:lang w:val="es-ES"/>
               </w:rPr>
-              <w:t>A64</w:t>
+              <w:t>A6</w:t>
+            </w:r>
+            <w:r>
+              <w:rPr>
+                <w:rFonts w:ascii="Tahoma" w:hAnsi="Tahoma" w:cs="Tahoma"/>
+                <w:bCs/>
+                <w:sz w:val="20"/>
+                <w:szCs w:val="20"/>
+                <w:lang w:val="es-ES"/>
+              </w:rPr>
+              <w:t>7</w:t>
             </w:r>
           </w:p>
         </w:tc>
@@ -8127,7 +8853,17 @@
                 <w:szCs w:val="20"/>
                 <w:lang w:val="es-ES"/>
               </w:rPr>
-              <w:t>A65</w:t>
+              <w:t>A6</w:t>
+            </w:r>
+            <w:r>
+              <w:rPr>
+                <w:rFonts w:ascii="Tahoma" w:hAnsi="Tahoma" w:cs="Tahoma"/>
+                <w:bCs/>
+                <w:sz w:val="20"/>
+                <w:szCs w:val="20"/>
+                <w:lang w:val="es-ES"/>
+              </w:rPr>
+              <w:t>8</w:t>
             </w:r>
           </w:p>
         </w:tc>
@@ -8238,7 +8974,17 @@
                 <w:szCs w:val="20"/>
                 <w:lang w:val="es-ES"/>
               </w:rPr>
-              <w:t>A66</w:t>
+              <w:t>A6</w:t>
+            </w:r>
+            <w:r>
+              <w:rPr>
+                <w:rFonts w:ascii="Tahoma" w:hAnsi="Tahoma" w:cs="Tahoma"/>
+                <w:bCs/>
+                <w:sz w:val="20"/>
+                <w:szCs w:val="20"/>
+                <w:lang w:val="es-ES"/>
+              </w:rPr>
+              <w:t>9</w:t>
             </w:r>
           </w:p>
         </w:tc>
@@ -8349,7 +9095,18 @@
                 <w:szCs w:val="20"/>
                 <w:lang w:val="es-ES"/>
               </w:rPr>
-              <w:t>A67</w:t>
+              <w:lastRenderedPageBreak/>
+              <w:t>A</w:t>
+            </w:r>
+            <w:r>
+              <w:rPr>
+                <w:rFonts w:ascii="Tahoma" w:hAnsi="Tahoma" w:cs="Tahoma"/>
+                <w:bCs/>
+                <w:sz w:val="20"/>
+                <w:szCs w:val="20"/>
+                <w:lang w:val="es-ES"/>
+              </w:rPr>
+              <w:t>70</w:t>
             </w:r>
           </w:p>
         </w:tc>
@@ -8460,7 +9217,17 @@
                 <w:szCs w:val="20"/>
                 <w:lang w:val="es-ES"/>
               </w:rPr>
-              <w:t>A68</w:t>
+              <w:t>A</w:t>
+            </w:r>
+            <w:r>
+              <w:rPr>
+                <w:rFonts w:ascii="Tahoma" w:hAnsi="Tahoma" w:cs="Tahoma"/>
+                <w:bCs/>
+                <w:sz w:val="20"/>
+                <w:szCs w:val="20"/>
+                <w:lang w:val="es-ES"/>
+              </w:rPr>
+              <w:t>71</w:t>
             </w:r>
           </w:p>
         </w:tc>
@@ -8571,7 +9338,17 @@
                 <w:szCs w:val="20"/>
                 <w:lang w:val="es-ES"/>
               </w:rPr>
-              <w:t>A69</w:t>
+              <w:t>A</w:t>
+            </w:r>
+            <w:r>
+              <w:rPr>
+                <w:rFonts w:ascii="Tahoma" w:hAnsi="Tahoma" w:cs="Tahoma"/>
+                <w:bCs/>
+                <w:sz w:val="20"/>
+                <w:szCs w:val="20"/>
+                <w:lang w:val="es-ES"/>
+              </w:rPr>
+              <w:t>72</w:t>
             </w:r>
           </w:p>
         </w:tc>
@@ -8625,97 +9402,7 @@
                 <w:szCs w:val="20"/>
                 <w:lang w:val="es-ES"/>
               </w:rPr>
-              <w:t>Diseñar los patrones de comportamiento del</w:t>
-            </w:r>
-            <w:r>
-              <w:rPr>
-                <w:rFonts w:ascii="Tahoma" w:hAnsi="Tahoma" w:cs="Tahoma"/>
-                <w:bCs/>
-                <w:sz w:val="20"/>
-                <w:szCs w:val="20"/>
-                <w:lang w:val="es-ES"/>
-              </w:rPr>
-              <w:t xml:space="preserve"> </w:t>
-            </w:r>
-            <w:r>
-              <w:rPr>
-                <w:rFonts w:ascii="Tahoma" w:hAnsi="Tahoma" w:cs="Tahoma"/>
-                <w:bCs/>
-                <w:sz w:val="20"/>
-                <w:szCs w:val="20"/>
-                <w:lang w:val="es-ES"/>
-              </w:rPr>
-              <w:t xml:space="preserve">Guardián de Hielo estableciendo su lógica de ataque, ritmo de combate y mecánicas </w:t>
-            </w:r>
-            <w:r>
-              <w:rPr>
-                <w:rFonts w:ascii="Tahoma" w:hAnsi="Tahoma" w:cs="Tahoma"/>
-                <w:bCs/>
-                <w:sz w:val="20"/>
-                <w:szCs w:val="20"/>
-                <w:lang w:val="es-ES"/>
-              </w:rPr>
-              <w:t>específicas</w:t>
-            </w:r>
-            <w:r>
-              <w:rPr>
-                <w:rFonts w:ascii="Tahoma" w:hAnsi="Tahoma" w:cs="Tahoma"/>
-                <w:bCs/>
-                <w:sz w:val="20"/>
-                <w:szCs w:val="20"/>
-                <w:lang w:val="es-ES"/>
-              </w:rPr>
-              <w:t>, definiendo</w:t>
-            </w:r>
-            <w:r>
-              <w:rPr>
-                <w:rFonts w:ascii="Tahoma" w:hAnsi="Tahoma" w:cs="Tahoma"/>
-                <w:bCs/>
-                <w:sz w:val="20"/>
-                <w:szCs w:val="20"/>
-                <w:lang w:val="es-ES"/>
-              </w:rPr>
-              <w:t xml:space="preserve"> la</w:t>
-            </w:r>
-            <w:r>
-              <w:rPr>
-                <w:rFonts w:ascii="Tahoma" w:hAnsi="Tahoma" w:cs="Tahoma"/>
-                <w:bCs/>
-                <w:sz w:val="20"/>
-                <w:szCs w:val="20"/>
-                <w:lang w:val="es-ES"/>
-              </w:rPr>
-              <w:t>s</w:t>
-            </w:r>
-            <w:r>
-              <w:rPr>
-                <w:rFonts w:ascii="Tahoma" w:hAnsi="Tahoma" w:cs="Tahoma"/>
-                <w:bCs/>
-                <w:sz w:val="20"/>
-                <w:szCs w:val="20"/>
-                <w:lang w:val="es-ES"/>
-              </w:rPr>
-              <w:t xml:space="preserve"> secuencias de habilidades</w:t>
-            </w:r>
-            <w:r>
-              <w:rPr>
-                <w:rFonts w:ascii="Tahoma" w:hAnsi="Tahoma" w:cs="Tahoma"/>
-                <w:bCs/>
-                <w:sz w:val="20"/>
-                <w:szCs w:val="20"/>
-                <w:lang w:val="es-ES"/>
-              </w:rPr>
-              <w:t xml:space="preserve"> que</w:t>
-            </w:r>
-            <w:r>
-              <w:rPr>
-                <w:rFonts w:ascii="Tahoma" w:hAnsi="Tahoma" w:cs="Tahoma"/>
-                <w:bCs/>
-                <w:sz w:val="20"/>
-                <w:szCs w:val="20"/>
-                <w:lang w:val="es-ES"/>
-              </w:rPr>
-              <w:t xml:space="preserve"> generen un enfrentamiento estratégico centrado en la gestión del movimiento del jugador.</w:t>
+              <w:t>Diseñar los patrones de comportamiento del Guardián de Hielo estableciendo su lógica de ataque, ritmo de combate y mecánicas específicas, definiendo las secuencias de habilidades que generen un enfrentamiento estratégico centrado en la gestión del movimiento del jugador.</w:t>
             </w:r>
           </w:p>
         </w:tc>
@@ -8772,8 +9459,17 @@
                 <w:szCs w:val="20"/>
                 <w:lang w:val="es-ES"/>
               </w:rPr>
-              <w:lastRenderedPageBreak/>
-              <w:t>A70</w:t>
+              <w:t>A7</w:t>
+            </w:r>
+            <w:r>
+              <w:rPr>
+                <w:rFonts w:ascii="Tahoma" w:hAnsi="Tahoma" w:cs="Tahoma"/>
+                <w:bCs/>
+                <w:sz w:val="20"/>
+                <w:szCs w:val="20"/>
+                <w:lang w:val="es-ES"/>
+              </w:rPr>
+              <w:t>3</w:t>
             </w:r>
           </w:p>
         </w:tc>
@@ -8827,57 +9523,7 @@
                 <w:szCs w:val="20"/>
                 <w:lang w:val="es-ES"/>
               </w:rPr>
-              <w:t>Diseñar los patrones de comportamiento del</w:t>
-            </w:r>
-            <w:r>
-              <w:rPr>
-                <w:rFonts w:ascii="Tahoma" w:hAnsi="Tahoma" w:cs="Tahoma"/>
-                <w:bCs/>
-                <w:sz w:val="20"/>
-                <w:szCs w:val="20"/>
-                <w:lang w:val="es-ES"/>
-              </w:rPr>
-              <w:t xml:space="preserve"> </w:t>
-            </w:r>
-            <w:r>
-              <w:rPr>
-                <w:rFonts w:ascii="Tahoma" w:hAnsi="Tahoma" w:cs="Tahoma"/>
-                <w:bCs/>
-                <w:sz w:val="20"/>
-                <w:szCs w:val="20"/>
-                <w:lang w:val="es-ES"/>
-              </w:rPr>
-              <w:t>Coloso de Ceniza</w:t>
-            </w:r>
-            <w:r>
-              <w:rPr>
-                <w:rFonts w:ascii="Tahoma" w:hAnsi="Tahoma" w:cs="Tahoma"/>
-                <w:bCs/>
-                <w:sz w:val="20"/>
-                <w:szCs w:val="20"/>
-                <w:lang w:val="es-ES"/>
-              </w:rPr>
-              <w:t xml:space="preserve"> estableciendo su lógica de ataque, ritmo de combate y mecánicas específicas, definiendo la</w:t>
-            </w:r>
-            <w:r>
-              <w:rPr>
-                <w:rFonts w:ascii="Tahoma" w:hAnsi="Tahoma" w:cs="Tahoma"/>
-                <w:bCs/>
-                <w:sz w:val="20"/>
-                <w:szCs w:val="20"/>
-                <w:lang w:val="es-ES"/>
-              </w:rPr>
-              <w:t>s</w:t>
-            </w:r>
-            <w:r>
-              <w:rPr>
-                <w:rFonts w:ascii="Tahoma" w:hAnsi="Tahoma" w:cs="Tahoma"/>
-                <w:bCs/>
-                <w:sz w:val="20"/>
-                <w:szCs w:val="20"/>
-                <w:lang w:val="es-ES"/>
-              </w:rPr>
-              <w:t xml:space="preserve"> secuencias de habilidades que generen un enfrentamiento estratégico centrado en la gestión del movimiento del jugador.</w:t>
+              <w:t>Diseñar los patrones de comportamiento del Coloso de Ceniza estableciendo su lógica de ataque, ritmo de combate y mecánicas específicas, definiendo las secuencias de habilidades que generen un enfrentamiento estratégico centrado en la gestión del movimiento del jugador.</w:t>
             </w:r>
           </w:p>
         </w:tc>
@@ -8934,7 +9580,17 @@
                 <w:szCs w:val="20"/>
                 <w:lang w:val="es-ES"/>
               </w:rPr>
-              <w:t>A71</w:t>
+              <w:t>A7</w:t>
+            </w:r>
+            <w:r>
+              <w:rPr>
+                <w:rFonts w:ascii="Tahoma" w:hAnsi="Tahoma" w:cs="Tahoma"/>
+                <w:bCs/>
+                <w:sz w:val="20"/>
+                <w:szCs w:val="20"/>
+                <w:lang w:val="es-ES"/>
+              </w:rPr>
+              <w:t>4</w:t>
             </w:r>
           </w:p>
         </w:tc>
@@ -8961,47 +9617,7 @@
                 <w:szCs w:val="20"/>
                 <w:lang w:val="es-ES"/>
               </w:rPr>
-              <w:t>Definir patrones de</w:t>
-            </w:r>
-            <w:r>
-              <w:rPr>
-                <w:rFonts w:ascii="Tahoma" w:hAnsi="Tahoma" w:cs="Tahoma"/>
-                <w:bCs/>
-                <w:sz w:val="20"/>
-                <w:szCs w:val="20"/>
-                <w:lang w:val="es-ES"/>
-              </w:rPr>
-              <w:t xml:space="preserve"> </w:t>
-            </w:r>
-            <w:r>
-              <w:rPr>
-                <w:rFonts w:ascii="Tahoma" w:hAnsi="Tahoma" w:cs="Tahoma"/>
-                <w:bCs/>
-                <w:sz w:val="20"/>
-                <w:szCs w:val="20"/>
-                <w:lang w:val="es-ES"/>
-              </w:rPr>
-              <w:t>l</w:t>
-            </w:r>
-            <w:r>
-              <w:rPr>
-                <w:rFonts w:ascii="Tahoma" w:hAnsi="Tahoma" w:cs="Tahoma"/>
-                <w:bCs/>
-                <w:sz w:val="20"/>
-                <w:szCs w:val="20"/>
-                <w:lang w:val="es-ES"/>
-              </w:rPr>
-              <w:t>a</w:t>
-            </w:r>
-            <w:r>
-              <w:rPr>
-                <w:rFonts w:ascii="Tahoma" w:hAnsi="Tahoma" w:cs="Tahoma"/>
-                <w:bCs/>
-                <w:sz w:val="20"/>
-                <w:szCs w:val="20"/>
-                <w:lang w:val="es-ES"/>
-              </w:rPr>
-              <w:t xml:space="preserve"> Tempestad Dorada</w:t>
+              <w:t>Definir patrones de la Tempestad Dorada</w:t>
             </w:r>
           </w:p>
         </w:tc>
@@ -9028,67 +9644,7 @@
                 <w:szCs w:val="20"/>
                 <w:lang w:val="es-ES"/>
               </w:rPr>
-              <w:t>Diseñar los patrones de comportamiento de</w:t>
-            </w:r>
-            <w:r>
-              <w:rPr>
-                <w:rFonts w:ascii="Tahoma" w:hAnsi="Tahoma" w:cs="Tahoma"/>
-                <w:bCs/>
-                <w:sz w:val="20"/>
-                <w:szCs w:val="20"/>
-                <w:lang w:val="es-ES"/>
-              </w:rPr>
-              <w:t xml:space="preserve"> la</w:t>
-            </w:r>
-            <w:r>
-              <w:rPr>
-                <w:rFonts w:ascii="Tahoma" w:hAnsi="Tahoma" w:cs="Tahoma"/>
-                <w:bCs/>
-                <w:sz w:val="20"/>
-                <w:szCs w:val="20"/>
-                <w:lang w:val="es-ES"/>
-              </w:rPr>
-              <w:t xml:space="preserve"> </w:t>
-            </w:r>
-            <w:r>
-              <w:rPr>
-                <w:rFonts w:ascii="Tahoma" w:hAnsi="Tahoma" w:cs="Tahoma"/>
-                <w:bCs/>
-                <w:sz w:val="20"/>
-                <w:szCs w:val="20"/>
-                <w:lang w:val="es-ES"/>
-              </w:rPr>
-              <w:t>Tempestad Dorada</w:t>
-            </w:r>
-            <w:r>
-              <w:rPr>
-                <w:rFonts w:ascii="Tahoma" w:hAnsi="Tahoma" w:cs="Tahoma"/>
-                <w:bCs/>
-                <w:sz w:val="20"/>
-                <w:szCs w:val="20"/>
-                <w:lang w:val="es-ES"/>
-              </w:rPr>
-              <w:t xml:space="preserve"> estableciendo su lógica de ataque, ritmo de combate y mecánicas específicas, definiendo la</w:t>
-            </w:r>
-            <w:r>
-              <w:rPr>
-                <w:rFonts w:ascii="Tahoma" w:hAnsi="Tahoma" w:cs="Tahoma"/>
-                <w:bCs/>
-                <w:sz w:val="20"/>
-                <w:szCs w:val="20"/>
-                <w:lang w:val="es-ES"/>
-              </w:rPr>
-              <w:t>s</w:t>
-            </w:r>
-            <w:r>
-              <w:rPr>
-                <w:rFonts w:ascii="Tahoma" w:hAnsi="Tahoma" w:cs="Tahoma"/>
-                <w:bCs/>
-                <w:sz w:val="20"/>
-                <w:szCs w:val="20"/>
-                <w:lang w:val="es-ES"/>
-              </w:rPr>
-              <w:t xml:space="preserve"> secuencias de habilidades que generen un enfrentamiento estratégico centrado en la gestión del movimiento del jugador.</w:t>
+              <w:t>Diseñar los patrones de comportamiento de la Tempestad Dorada estableciendo su lógica de ataque, ritmo de combate y mecánicas específicas, definiendo las secuencias de habilidades que generen un enfrentamiento estratégico centrado en la gestión del movimiento del jugador.</w:t>
             </w:r>
           </w:p>
         </w:tc>
@@ -9145,7 +9701,17 @@
                 <w:szCs w:val="20"/>
                 <w:lang w:val="es-ES"/>
               </w:rPr>
-              <w:t>A72</w:t>
+              <w:t>A7</w:t>
+            </w:r>
+            <w:r>
+              <w:rPr>
+                <w:rFonts w:ascii="Tahoma" w:hAnsi="Tahoma" w:cs="Tahoma"/>
+                <w:bCs/>
+                <w:sz w:val="20"/>
+                <w:szCs w:val="20"/>
+                <w:lang w:val="es-ES"/>
+              </w:rPr>
+              <w:t>5</w:t>
             </w:r>
           </w:p>
         </w:tc>
@@ -9199,47 +9765,7 @@
                 <w:szCs w:val="20"/>
                 <w:lang w:val="es-ES"/>
               </w:rPr>
-              <w:t>Diseñar los patrones de comportamiento del</w:t>
-            </w:r>
-            <w:r>
-              <w:rPr>
-                <w:rFonts w:ascii="Tahoma" w:hAnsi="Tahoma" w:cs="Tahoma"/>
-                <w:bCs/>
-                <w:sz w:val="20"/>
-                <w:szCs w:val="20"/>
-                <w:lang w:val="es-ES"/>
-              </w:rPr>
-              <w:t xml:space="preserve"> Vacío</w:t>
-            </w:r>
-            <w:r>
-              <w:rPr>
-                <w:rFonts w:ascii="Tahoma" w:hAnsi="Tahoma" w:cs="Tahoma"/>
-                <w:bCs/>
-                <w:sz w:val="20"/>
-                <w:szCs w:val="20"/>
-                <w:lang w:val="es-ES"/>
-              </w:rPr>
-              <w:t xml:space="preserve"> estableciendo su lógica de ataque, ritmo de combate y mecánicas específicas, definiendo la</w:t>
-            </w:r>
-            <w:r>
-              <w:rPr>
-                <w:rFonts w:ascii="Tahoma" w:hAnsi="Tahoma" w:cs="Tahoma"/>
-                <w:bCs/>
-                <w:sz w:val="20"/>
-                <w:szCs w:val="20"/>
-                <w:lang w:val="es-ES"/>
-              </w:rPr>
-              <w:t>s</w:t>
-            </w:r>
-            <w:r>
-              <w:rPr>
-                <w:rFonts w:ascii="Tahoma" w:hAnsi="Tahoma" w:cs="Tahoma"/>
-                <w:bCs/>
-                <w:sz w:val="20"/>
-                <w:szCs w:val="20"/>
-                <w:lang w:val="es-ES"/>
-              </w:rPr>
-              <w:t xml:space="preserve"> secuencias de habilidades que generen un enfrentamiento estratégico centrado en la gestión del movimiento del jugador.</w:t>
+              <w:t>Diseñar los patrones de comportamiento del Vacío estableciendo su lógica de ataque, ritmo de combate y mecánicas específicas, definiendo las secuencias de habilidades que generen un enfrentamiento estratégico centrado en la gestión del movimiento del jugador.</w:t>
             </w:r>
           </w:p>
         </w:tc>
@@ -9296,7 +9822,17 @@
                 <w:szCs w:val="20"/>
                 <w:lang w:val="es-ES"/>
               </w:rPr>
-              <w:t>A73</w:t>
+              <w:t>A7</w:t>
+            </w:r>
+            <w:r>
+              <w:rPr>
+                <w:rFonts w:ascii="Tahoma" w:hAnsi="Tahoma" w:cs="Tahoma"/>
+                <w:bCs/>
+                <w:sz w:val="20"/>
+                <w:szCs w:val="20"/>
+                <w:lang w:val="es-ES"/>
+              </w:rPr>
+              <w:t>6</w:t>
             </w:r>
           </w:p>
         </w:tc>
@@ -9407,7 +9943,18 @@
                 <w:szCs w:val="20"/>
                 <w:lang w:val="es-ES"/>
               </w:rPr>
-              <w:t>A74</w:t>
+              <w:lastRenderedPageBreak/>
+              <w:t>A7</w:t>
+            </w:r>
+            <w:r>
+              <w:rPr>
+                <w:rFonts w:ascii="Tahoma" w:hAnsi="Tahoma" w:cs="Tahoma"/>
+                <w:bCs/>
+                <w:sz w:val="20"/>
+                <w:szCs w:val="20"/>
+                <w:lang w:val="es-ES"/>
+              </w:rPr>
+              <w:t>7</w:t>
             </w:r>
           </w:p>
         </w:tc>
@@ -9461,27 +10008,7 @@
                 <w:szCs w:val="20"/>
                 <w:lang w:val="es-ES"/>
               </w:rPr>
-              <w:t xml:space="preserve">Desarrollar la implementación técnica completa del </w:t>
-            </w:r>
-            <w:r>
-              <w:rPr>
-                <w:rFonts w:ascii="Tahoma" w:hAnsi="Tahoma" w:cs="Tahoma"/>
-                <w:bCs/>
-                <w:sz w:val="20"/>
-                <w:szCs w:val="20"/>
-                <w:lang w:val="es-ES"/>
-              </w:rPr>
-              <w:t>Coloso de Ceniza</w:t>
-            </w:r>
-            <w:r>
-              <w:rPr>
-                <w:rFonts w:ascii="Tahoma" w:hAnsi="Tahoma" w:cs="Tahoma"/>
-                <w:bCs/>
-                <w:sz w:val="20"/>
-                <w:szCs w:val="20"/>
-                <w:lang w:val="es-ES"/>
-              </w:rPr>
-              <w:t xml:space="preserve"> integrando su máquina de estados, ataques definidos, detección del jugador, gestión de colisiones y sincronización con animaciones, garantizando estabilidad del sistema y coherencia entre diseño conceptual y comportamiento real en el motor de juego.</w:t>
+              <w:t>Desarrollar la implementación técnica completa del Coloso de Ceniza integrando su máquina de estados, ataques definidos, detección del jugador, gestión de colisiones y sincronización con animaciones, garantizando estabilidad del sistema y coherencia entre diseño conceptual y comportamiento real en el motor de juego.</w:t>
             </w:r>
           </w:p>
         </w:tc>
@@ -9538,7 +10065,17 @@
                 <w:szCs w:val="20"/>
                 <w:lang w:val="es-ES"/>
               </w:rPr>
-              <w:t>A75</w:t>
+              <w:t>A7</w:t>
+            </w:r>
+            <w:r>
+              <w:rPr>
+                <w:rFonts w:ascii="Tahoma" w:hAnsi="Tahoma" w:cs="Tahoma"/>
+                <w:bCs/>
+                <w:sz w:val="20"/>
+                <w:szCs w:val="20"/>
+                <w:lang w:val="es-ES"/>
+              </w:rPr>
+              <w:t>8</w:t>
             </w:r>
           </w:p>
         </w:tc>
@@ -9592,27 +10129,7 @@
                 <w:szCs w:val="20"/>
                 <w:lang w:val="es-ES"/>
               </w:rPr>
-              <w:t xml:space="preserve">Desarrollar la implementación técnica completa </w:t>
-            </w:r>
-            <w:r>
-              <w:rPr>
-                <w:rFonts w:ascii="Tahoma" w:hAnsi="Tahoma" w:cs="Tahoma"/>
-                <w:bCs/>
-                <w:sz w:val="20"/>
-                <w:szCs w:val="20"/>
-                <w:lang w:val="es-ES"/>
-              </w:rPr>
-              <w:t>de la Tempestad Dorada</w:t>
-            </w:r>
-            <w:r>
-              <w:rPr>
-                <w:rFonts w:ascii="Tahoma" w:hAnsi="Tahoma" w:cs="Tahoma"/>
-                <w:bCs/>
-                <w:sz w:val="20"/>
-                <w:szCs w:val="20"/>
-                <w:lang w:val="es-ES"/>
-              </w:rPr>
-              <w:t xml:space="preserve"> integrando su máquina de estados, ataques definidos, detección del jugador, gestión de colisiones y sincronización con animaciones, garantizando estabilidad del sistema y coherencia entre diseño conceptual y comportamiento real en el motor de juego.</w:t>
+              <w:t>Desarrollar la implementación técnica completa de la Tempestad Dorada integrando su máquina de estados, ataques definidos, detección del jugador, gestión de colisiones y sincronización con animaciones, garantizando estabilidad del sistema y coherencia entre diseño conceptual y comportamiento real en el motor de juego.</w:t>
             </w:r>
           </w:p>
         </w:tc>
@@ -9669,7 +10186,17 @@
                 <w:szCs w:val="20"/>
                 <w:lang w:val="es-ES"/>
               </w:rPr>
-              <w:t>A76</w:t>
+              <w:t>A7</w:t>
+            </w:r>
+            <w:r>
+              <w:rPr>
+                <w:rFonts w:ascii="Tahoma" w:hAnsi="Tahoma" w:cs="Tahoma"/>
+                <w:bCs/>
+                <w:sz w:val="20"/>
+                <w:szCs w:val="20"/>
+                <w:lang w:val="es-ES"/>
+              </w:rPr>
+              <w:t>9</w:t>
             </w:r>
           </w:p>
         </w:tc>
@@ -9723,27 +10250,7 @@
                 <w:szCs w:val="20"/>
                 <w:lang w:val="es-ES"/>
               </w:rPr>
-              <w:t xml:space="preserve">Desarrollar la implementación técnica completa del </w:t>
-            </w:r>
-            <w:r>
-              <w:rPr>
-                <w:rFonts w:ascii="Tahoma" w:hAnsi="Tahoma" w:cs="Tahoma"/>
-                <w:bCs/>
-                <w:sz w:val="20"/>
-                <w:szCs w:val="20"/>
-                <w:lang w:val="es-ES"/>
-              </w:rPr>
-              <w:t>Vacío</w:t>
-            </w:r>
-            <w:r>
-              <w:rPr>
-                <w:rFonts w:ascii="Tahoma" w:hAnsi="Tahoma" w:cs="Tahoma"/>
-                <w:bCs/>
-                <w:sz w:val="20"/>
-                <w:szCs w:val="20"/>
-                <w:lang w:val="es-ES"/>
-              </w:rPr>
-              <w:t xml:space="preserve"> integrando su máquina de estados, ataques definidos, detección del jugador, gestión de colisiones y sincronización con animaciones, garantizando estabilidad del sistema y coherencia entre diseño conceptual y comportamiento real en el motor de juego.</w:t>
+              <w:t>Desarrollar la implementación técnica completa del Vacío integrando su máquina de estados, ataques definidos, detección del jugador, gestión de colisiones y sincronización con animaciones, garantizando estabilidad del sistema y coherencia entre diseño conceptual y comportamiento real en el motor de juego.</w:t>
             </w:r>
           </w:p>
         </w:tc>
@@ -9800,8 +10307,17 @@
                 <w:szCs w:val="20"/>
                 <w:lang w:val="es-ES"/>
               </w:rPr>
-              <w:lastRenderedPageBreak/>
-              <w:t>A77</w:t>
+              <w:t>A</w:t>
+            </w:r>
+            <w:r>
+              <w:rPr>
+                <w:rFonts w:ascii="Tahoma" w:hAnsi="Tahoma" w:cs="Tahoma"/>
+                <w:bCs/>
+                <w:sz w:val="20"/>
+                <w:szCs w:val="20"/>
+                <w:lang w:val="es-ES"/>
+              </w:rPr>
+              <w:t>80</w:t>
             </w:r>
           </w:p>
         </w:tc>
@@ -9934,7 +10450,17 @@
                 <w:szCs w:val="20"/>
                 <w:lang w:val="es-ES"/>
               </w:rPr>
-              <w:t>A78</w:t>
+              <w:t>A</w:t>
+            </w:r>
+            <w:r>
+              <w:rPr>
+                <w:rFonts w:ascii="Tahoma" w:hAnsi="Tahoma" w:cs="Tahoma"/>
+                <w:bCs/>
+                <w:sz w:val="20"/>
+                <w:szCs w:val="20"/>
+                <w:lang w:val="es-ES"/>
+              </w:rPr>
+              <w:t>81</w:t>
             </w:r>
           </w:p>
         </w:tc>
@@ -10010,27 +10536,7 @@
                 <w:szCs w:val="20"/>
                 <w:lang w:val="es-ES"/>
               </w:rPr>
-              <w:t xml:space="preserve"> específicas que determinen momentos o áreas concretas donde el </w:t>
-            </w:r>
-            <w:r>
-              <w:rPr>
-                <w:rFonts w:ascii="Tahoma" w:hAnsi="Tahoma" w:cs="Tahoma"/>
-                <w:bCs/>
-                <w:sz w:val="20"/>
-                <w:szCs w:val="20"/>
-                <w:lang w:val="es-ES"/>
-              </w:rPr>
-              <w:t>Colos de Ceniza</w:t>
-            </w:r>
-            <w:r>
-              <w:rPr>
-                <w:rFonts w:ascii="Tahoma" w:hAnsi="Tahoma" w:cs="Tahoma"/>
-                <w:bCs/>
-                <w:sz w:val="20"/>
-                <w:szCs w:val="20"/>
-                <w:lang w:val="es-ES"/>
-              </w:rPr>
-              <w:t xml:space="preserve"> pueda recibir daño aumentado, definiendo condiciones de activación vinculadas a animaciones o finalización de ataques para fomentar el combate estratégico.</w:t>
+              <w:t xml:space="preserve"> específicas que determinen momentos o áreas concretas donde el Colos de Ceniza pueda recibir daño aumentado, definiendo condiciones de activación vinculadas a animaciones o finalización de ataques para fomentar el combate estratégico.</w:t>
             </w:r>
           </w:p>
         </w:tc>
@@ -10087,7 +10593,17 @@
                 <w:szCs w:val="20"/>
                 <w:lang w:val="es-ES"/>
               </w:rPr>
-              <w:t>A79</w:t>
+              <w:t>A</w:t>
+            </w:r>
+            <w:r>
+              <w:rPr>
+                <w:rFonts w:ascii="Tahoma" w:hAnsi="Tahoma" w:cs="Tahoma"/>
+                <w:bCs/>
+                <w:sz w:val="20"/>
+                <w:szCs w:val="20"/>
+                <w:lang w:val="es-ES"/>
+              </w:rPr>
+              <w:t>82</w:t>
             </w:r>
           </w:p>
         </w:tc>
@@ -10163,27 +10679,7 @@
                 <w:szCs w:val="20"/>
                 <w:lang w:val="es-ES"/>
               </w:rPr>
-              <w:t xml:space="preserve"> específicas que determinen momentos o áreas concretas donde </w:t>
-            </w:r>
-            <w:r>
-              <w:rPr>
-                <w:rFonts w:ascii="Tahoma" w:hAnsi="Tahoma" w:cs="Tahoma"/>
-                <w:bCs/>
-                <w:sz w:val="20"/>
-                <w:szCs w:val="20"/>
-                <w:lang w:val="es-ES"/>
-              </w:rPr>
-              <w:t>la Tempestad Dorada</w:t>
-            </w:r>
-            <w:r>
-              <w:rPr>
-                <w:rFonts w:ascii="Tahoma" w:hAnsi="Tahoma" w:cs="Tahoma"/>
-                <w:bCs/>
-                <w:sz w:val="20"/>
-                <w:szCs w:val="20"/>
-                <w:lang w:val="es-ES"/>
-              </w:rPr>
-              <w:t xml:space="preserve"> pueda recibir daño aumentado, definiendo condiciones de activación vinculadas a animaciones o finalización de ataques para fomentar el combate estratégico.</w:t>
+              <w:t xml:space="preserve"> específicas que determinen momentos o áreas concretas donde la Tempestad Dorada pueda recibir daño aumentado, definiendo condiciones de activación vinculadas a animaciones o finalización de ataques para fomentar el combate estratégico.</w:t>
             </w:r>
           </w:p>
         </w:tc>
@@ -10240,7 +10736,17 @@
                 <w:szCs w:val="20"/>
                 <w:lang w:val="es-ES"/>
               </w:rPr>
-              <w:t>A80</w:t>
+              <w:t>A8</w:t>
+            </w:r>
+            <w:r>
+              <w:rPr>
+                <w:rFonts w:ascii="Tahoma" w:hAnsi="Tahoma" w:cs="Tahoma"/>
+                <w:bCs/>
+                <w:sz w:val="20"/>
+                <w:szCs w:val="20"/>
+                <w:lang w:val="es-ES"/>
+              </w:rPr>
+              <w:t>3</w:t>
             </w:r>
           </w:p>
         </w:tc>
@@ -10338,27 +10844,7 @@
                 <w:szCs w:val="20"/>
                 <w:lang w:val="es-ES"/>
               </w:rPr>
-              <w:t xml:space="preserve"> base, animaciones de movimiento, ataque</w:t>
-            </w:r>
-            <w:r>
-              <w:rPr>
-                <w:rFonts w:ascii="Tahoma" w:hAnsi="Tahoma" w:cs="Tahoma"/>
-                <w:bCs/>
-                <w:sz w:val="20"/>
-                <w:szCs w:val="20"/>
-                <w:lang w:val="es-ES"/>
-              </w:rPr>
-              <w:t xml:space="preserve"> y </w:t>
-            </w:r>
-            <w:r>
-              <w:rPr>
-                <w:rFonts w:ascii="Tahoma" w:hAnsi="Tahoma" w:cs="Tahoma"/>
-                <w:bCs/>
-                <w:sz w:val="20"/>
-                <w:szCs w:val="20"/>
-                <w:lang w:val="es-ES"/>
-              </w:rPr>
-              <w:t>derrota, garantizando coherencia con su temática helada y correcta integración técnica con el sistema de estados.</w:t>
+              <w:t xml:space="preserve"> base, animaciones de movimiento, ataque y derrota, garantizando coherencia con su temática helada y correcta integración técnica con el sistema de estados.</w:t>
             </w:r>
           </w:p>
         </w:tc>
@@ -10415,7 +10901,18 @@
                 <w:szCs w:val="20"/>
                 <w:lang w:val="es-ES"/>
               </w:rPr>
-              <w:t>A81</w:t>
+              <w:lastRenderedPageBreak/>
+              <w:t>A8</w:t>
+            </w:r>
+            <w:r>
+              <w:rPr>
+                <w:rFonts w:ascii="Tahoma" w:hAnsi="Tahoma" w:cs="Tahoma"/>
+                <w:bCs/>
+                <w:sz w:val="20"/>
+                <w:szCs w:val="20"/>
+                <w:lang w:val="es-ES"/>
+              </w:rPr>
+              <w:t>4</w:t>
             </w:r>
           </w:p>
         </w:tc>
@@ -10491,47 +10988,7 @@
                 <w:szCs w:val="20"/>
                 <w:lang w:val="es-ES"/>
               </w:rPr>
-              <w:t xml:space="preserve">Diseñar el apartado visual completo del </w:t>
-            </w:r>
-            <w:r>
-              <w:rPr>
-                <w:rFonts w:ascii="Tahoma" w:hAnsi="Tahoma" w:cs="Tahoma"/>
-                <w:bCs/>
-                <w:sz w:val="20"/>
-                <w:szCs w:val="20"/>
-                <w:lang w:val="es-ES"/>
-              </w:rPr>
-              <w:t>Colos</w:t>
-            </w:r>
-            <w:r>
-              <w:rPr>
-                <w:rFonts w:ascii="Tahoma" w:hAnsi="Tahoma" w:cs="Tahoma"/>
-                <w:bCs/>
-                <w:sz w:val="20"/>
-                <w:szCs w:val="20"/>
-                <w:lang w:val="es-ES"/>
-              </w:rPr>
-              <w:t>o</w:t>
-            </w:r>
-            <w:r>
-              <w:rPr>
-                <w:rFonts w:ascii="Tahoma" w:hAnsi="Tahoma" w:cs="Tahoma"/>
-                <w:bCs/>
-                <w:sz w:val="20"/>
-                <w:szCs w:val="20"/>
-                <w:lang w:val="es-ES"/>
-              </w:rPr>
-              <w:t xml:space="preserve"> de Ceniza</w:t>
-            </w:r>
-            <w:r>
-              <w:rPr>
-                <w:rFonts w:ascii="Tahoma" w:hAnsi="Tahoma" w:cs="Tahoma"/>
-                <w:bCs/>
-                <w:sz w:val="20"/>
-                <w:szCs w:val="20"/>
-                <w:lang w:val="es-ES"/>
-              </w:rPr>
-              <w:t xml:space="preserve"> incluyendo </w:t>
+              <w:t xml:space="preserve">Diseñar el apartado visual completo del Coloso de Ceniza incluyendo </w:t>
             </w:r>
             <w:proofErr w:type="spellStart"/>
             <w:r>
@@ -10553,27 +11010,7 @@
                 <w:szCs w:val="20"/>
                 <w:lang w:val="es-ES"/>
               </w:rPr>
-              <w:t xml:space="preserve"> base, animaciones de movimiento, ataque y derrota, garantizando coherencia con su temática </w:t>
-            </w:r>
-            <w:r>
-              <w:rPr>
-                <w:rFonts w:ascii="Tahoma" w:hAnsi="Tahoma" w:cs="Tahoma"/>
-                <w:bCs/>
-                <w:sz w:val="20"/>
-                <w:szCs w:val="20"/>
-                <w:lang w:val="es-ES"/>
-              </w:rPr>
-              <w:t>de fuego</w:t>
-            </w:r>
-            <w:r>
-              <w:rPr>
-                <w:rFonts w:ascii="Tahoma" w:hAnsi="Tahoma" w:cs="Tahoma"/>
-                <w:bCs/>
-                <w:sz w:val="20"/>
-                <w:szCs w:val="20"/>
-                <w:lang w:val="es-ES"/>
-              </w:rPr>
-              <w:t xml:space="preserve"> y correcta integración técnica con el sistema de estados.</w:t>
+              <w:t xml:space="preserve"> base, animaciones de movimiento, ataque y derrota, garantizando coherencia con su temática de fuego y correcta integración técnica con el sistema de estados.</w:t>
             </w:r>
           </w:p>
         </w:tc>
@@ -10630,7 +11067,17 @@
                 <w:szCs w:val="20"/>
                 <w:lang w:val="es-ES"/>
               </w:rPr>
-              <w:t>A82</w:t>
+              <w:t>A8</w:t>
+            </w:r>
+            <w:r>
+              <w:rPr>
+                <w:rFonts w:ascii="Tahoma" w:hAnsi="Tahoma" w:cs="Tahoma"/>
+                <w:bCs/>
+                <w:sz w:val="20"/>
+                <w:szCs w:val="20"/>
+                <w:lang w:val="es-ES"/>
+              </w:rPr>
+              <w:t>5</w:t>
             </w:r>
           </w:p>
         </w:tc>
@@ -10706,27 +11153,7 @@
                 <w:szCs w:val="20"/>
                 <w:lang w:val="es-ES"/>
               </w:rPr>
-              <w:t>Diseñar el apartado visual completo de</w:t>
-            </w:r>
-            <w:r>
-              <w:rPr>
-                <w:rFonts w:ascii="Tahoma" w:hAnsi="Tahoma" w:cs="Tahoma"/>
-                <w:bCs/>
-                <w:sz w:val="20"/>
-                <w:szCs w:val="20"/>
-                <w:lang w:val="es-ES"/>
-              </w:rPr>
-              <w:t xml:space="preserve"> la Tempestad Dorada</w:t>
-            </w:r>
-            <w:r>
-              <w:rPr>
-                <w:rFonts w:ascii="Tahoma" w:hAnsi="Tahoma" w:cs="Tahoma"/>
-                <w:bCs/>
-                <w:sz w:val="20"/>
-                <w:szCs w:val="20"/>
-                <w:lang w:val="es-ES"/>
-              </w:rPr>
-              <w:t xml:space="preserve"> incluyendo </w:t>
+              <w:t xml:space="preserve">Diseñar el apartado visual completo de la Tempestad Dorada incluyendo </w:t>
             </w:r>
             <w:proofErr w:type="spellStart"/>
             <w:r>
@@ -10748,27 +11175,7 @@
                 <w:szCs w:val="20"/>
                 <w:lang w:val="es-ES"/>
               </w:rPr>
-              <w:t xml:space="preserve"> base, animaciones de movimiento, ataque y derrota, garantizando coherencia con su temática </w:t>
-            </w:r>
-            <w:r>
-              <w:rPr>
-                <w:rFonts w:ascii="Tahoma" w:hAnsi="Tahoma" w:cs="Tahoma"/>
-                <w:bCs/>
-                <w:sz w:val="20"/>
-                <w:szCs w:val="20"/>
-                <w:lang w:val="es-ES"/>
-              </w:rPr>
-              <w:t>eléctrica</w:t>
-            </w:r>
-            <w:r>
-              <w:rPr>
-                <w:rFonts w:ascii="Tahoma" w:hAnsi="Tahoma" w:cs="Tahoma"/>
-                <w:bCs/>
-                <w:sz w:val="20"/>
-                <w:szCs w:val="20"/>
-                <w:lang w:val="es-ES"/>
-              </w:rPr>
-              <w:t xml:space="preserve"> y correcta integración técnica con el sistema de estados.</w:t>
+              <w:t xml:space="preserve"> base, animaciones de movimiento, ataque y derrota, garantizando coherencia con su temática eléctrica y correcta integración técnica con el sistema de estados.</w:t>
             </w:r>
           </w:p>
         </w:tc>
@@ -10825,7 +11232,17 @@
                 <w:szCs w:val="20"/>
                 <w:lang w:val="es-ES"/>
               </w:rPr>
-              <w:t>A83</w:t>
+              <w:t>A8</w:t>
+            </w:r>
+            <w:r>
+              <w:rPr>
+                <w:rFonts w:ascii="Tahoma" w:hAnsi="Tahoma" w:cs="Tahoma"/>
+                <w:bCs/>
+                <w:sz w:val="20"/>
+                <w:szCs w:val="20"/>
+                <w:lang w:val="es-ES"/>
+              </w:rPr>
+              <w:t>6</w:t>
             </w:r>
           </w:p>
         </w:tc>
@@ -10901,27 +11318,7 @@
                 <w:szCs w:val="20"/>
                 <w:lang w:val="es-ES"/>
               </w:rPr>
-              <w:t xml:space="preserve">Diseñar el apartado visual completo del </w:t>
-            </w:r>
-            <w:r>
-              <w:rPr>
-                <w:rFonts w:ascii="Tahoma" w:hAnsi="Tahoma" w:cs="Tahoma"/>
-                <w:bCs/>
-                <w:sz w:val="20"/>
-                <w:szCs w:val="20"/>
-                <w:lang w:val="es-ES"/>
-              </w:rPr>
-              <w:t>Vacío</w:t>
-            </w:r>
-            <w:r>
-              <w:rPr>
-                <w:rFonts w:ascii="Tahoma" w:hAnsi="Tahoma" w:cs="Tahoma"/>
-                <w:bCs/>
-                <w:sz w:val="20"/>
-                <w:szCs w:val="20"/>
-                <w:lang w:val="es-ES"/>
-              </w:rPr>
-              <w:t xml:space="preserve"> incluyendo </w:t>
+              <w:t xml:space="preserve">Diseñar el apartado visual completo del Vacío incluyendo </w:t>
             </w:r>
             <w:proofErr w:type="spellStart"/>
             <w:r>
@@ -10943,27 +11340,7 @@
                 <w:szCs w:val="20"/>
                 <w:lang w:val="es-ES"/>
               </w:rPr>
-              <w:t xml:space="preserve"> base, animaciones de movimiento, ataque y derrota, garantizando coherencia con su temática </w:t>
-            </w:r>
-            <w:r>
-              <w:rPr>
-                <w:rFonts w:ascii="Tahoma" w:hAnsi="Tahoma" w:cs="Tahoma"/>
-                <w:bCs/>
-                <w:sz w:val="20"/>
-                <w:szCs w:val="20"/>
-                <w:lang w:val="es-ES"/>
-              </w:rPr>
-              <w:t>oscura</w:t>
-            </w:r>
-            <w:r>
-              <w:rPr>
-                <w:rFonts w:ascii="Tahoma" w:hAnsi="Tahoma" w:cs="Tahoma"/>
-                <w:bCs/>
-                <w:sz w:val="20"/>
-                <w:szCs w:val="20"/>
-                <w:lang w:val="es-ES"/>
-              </w:rPr>
-              <w:t xml:space="preserve"> y correcta integración técnica con el sistema de estados.</w:t>
+              <w:t xml:space="preserve"> base, animaciones de movimiento, ataque y derrota, garantizando coherencia con su temática oscura y correcta integración técnica con el sistema de estados.</w:t>
             </w:r>
           </w:p>
         </w:tc>
@@ -11020,7 +11397,17 @@
                 <w:szCs w:val="20"/>
                 <w:lang w:val="es-ES"/>
               </w:rPr>
-              <w:t>A84</w:t>
+              <w:t>A8</w:t>
+            </w:r>
+            <w:r>
+              <w:rPr>
+                <w:rFonts w:ascii="Tahoma" w:hAnsi="Tahoma" w:cs="Tahoma"/>
+                <w:bCs/>
+                <w:sz w:val="20"/>
+                <w:szCs w:val="20"/>
+                <w:lang w:val="es-ES"/>
+              </w:rPr>
+              <w:t>7</w:t>
             </w:r>
           </w:p>
         </w:tc>
@@ -11096,18 +11483,7 @@
                 <w:szCs w:val="20"/>
                 <w:lang w:val="es-ES"/>
               </w:rPr>
-              <w:t xml:space="preserve">Definir la estructura espacial del nivel tutorial estableciendo distribución de plataformas, zonas seguras, obstáculos y primeros enemigos, con el objetivo de introducir </w:t>
-            </w:r>
-            <w:r>
-              <w:rPr>
-                <w:rFonts w:ascii="Tahoma" w:hAnsi="Tahoma" w:cs="Tahoma"/>
-                <w:bCs/>
-                <w:sz w:val="20"/>
-                <w:szCs w:val="20"/>
-                <w:lang w:val="es-ES"/>
-              </w:rPr>
-              <w:lastRenderedPageBreak/>
-              <w:t>progresivamente las mecánicas básicas del juego, guiando al jugador mediante un diseño intuitivo que favorezca el aprendizaje sin sobrecargar la experiencia inicial.</w:t>
+              <w:t>Definir la estructura espacial del nivel tutorial estableciendo distribución de plataformas, zonas seguras, obstáculos y primeros enemigos, con el objetivo de introducir progresivamente las mecánicas básicas del juego, guiando al jugador mediante un diseño intuitivo que favorezca el aprendizaje sin sobrecargar la experiencia inicial.</w:t>
             </w:r>
           </w:p>
         </w:tc>
@@ -11134,7 +11510,6 @@
                 <w:szCs w:val="20"/>
                 <w:lang w:val="es-PA"/>
               </w:rPr>
-              <w:lastRenderedPageBreak/>
               <w:t>2.5.1</w:t>
             </w:r>
           </w:p>
@@ -11165,7 +11540,17 @@
                 <w:szCs w:val="20"/>
                 <w:lang w:val="es-ES"/>
               </w:rPr>
-              <w:t>A85</w:t>
+              <w:t>A8</w:t>
+            </w:r>
+            <w:r>
+              <w:rPr>
+                <w:rFonts w:ascii="Tahoma" w:hAnsi="Tahoma" w:cs="Tahoma"/>
+                <w:bCs/>
+                <w:sz w:val="20"/>
+                <w:szCs w:val="20"/>
+                <w:lang w:val="es-ES"/>
+              </w:rPr>
+              <w:t>8</w:t>
             </w:r>
           </w:p>
         </w:tc>
@@ -11298,7 +11683,17 @@
                 <w:szCs w:val="20"/>
                 <w:lang w:val="es-ES"/>
               </w:rPr>
-              <w:t>A86</w:t>
+              <w:t>A8</w:t>
+            </w:r>
+            <w:r>
+              <w:rPr>
+                <w:rFonts w:ascii="Tahoma" w:hAnsi="Tahoma" w:cs="Tahoma"/>
+                <w:bCs/>
+                <w:sz w:val="20"/>
+                <w:szCs w:val="20"/>
+                <w:lang w:val="es-ES"/>
+              </w:rPr>
+              <w:t>9</w:t>
             </w:r>
           </w:p>
         </w:tc>
@@ -11431,7 +11826,17 @@
                 <w:szCs w:val="20"/>
                 <w:lang w:val="es-ES"/>
               </w:rPr>
-              <w:t>A87</w:t>
+              <w:t>A</w:t>
+            </w:r>
+            <w:r>
+              <w:rPr>
+                <w:rFonts w:ascii="Tahoma" w:hAnsi="Tahoma" w:cs="Tahoma"/>
+                <w:bCs/>
+                <w:sz w:val="20"/>
+                <w:szCs w:val="20"/>
+                <w:lang w:val="es-ES"/>
+              </w:rPr>
+              <w:t>90</w:t>
             </w:r>
           </w:p>
         </w:tc>
@@ -11564,7 +11969,17 @@
                 <w:szCs w:val="20"/>
                 <w:lang w:val="es-ES"/>
               </w:rPr>
-              <w:t>A88</w:t>
+              <w:t>A</w:t>
+            </w:r>
+            <w:r>
+              <w:rPr>
+                <w:rFonts w:ascii="Tahoma" w:hAnsi="Tahoma" w:cs="Tahoma"/>
+                <w:bCs/>
+                <w:sz w:val="20"/>
+                <w:szCs w:val="20"/>
+                <w:lang w:val="es-ES"/>
+              </w:rPr>
+              <w:t>91</w:t>
             </w:r>
           </w:p>
         </w:tc>
@@ -11640,37 +12055,7 @@
                 <w:szCs w:val="20"/>
                 <w:lang w:val="es-ES"/>
               </w:rPr>
-              <w:t xml:space="preserve">Diseñar la estructura del nivel </w:t>
-            </w:r>
-            <w:r>
-              <w:rPr>
-                <w:rFonts w:ascii="Tahoma" w:hAnsi="Tahoma" w:cs="Tahoma"/>
-                <w:bCs/>
-                <w:sz w:val="20"/>
-                <w:szCs w:val="20"/>
-                <w:lang w:val="es-ES"/>
-              </w:rPr>
-              <w:t>final</w:t>
-            </w:r>
-            <w:r>
-              <w:rPr>
-                <w:rFonts w:ascii="Tahoma" w:hAnsi="Tahoma" w:cs="Tahoma"/>
-                <w:bCs/>
-                <w:sz w:val="20"/>
-                <w:szCs w:val="20"/>
-                <w:lang w:val="es-ES"/>
-              </w:rPr>
-              <w:t xml:space="preserve"> del juego asegurando una progresión hacia el enfrentamiento final, incorporando secciones de alta dificultad, preparación previa al jefe y una disposición espacial que genere tensió</w:t>
-            </w:r>
-            <w:r>
-              <w:rPr>
-                <w:rFonts w:ascii="Tahoma" w:hAnsi="Tahoma" w:cs="Tahoma"/>
-                <w:bCs/>
-                <w:sz w:val="20"/>
-                <w:szCs w:val="20"/>
-                <w:lang w:val="es-ES"/>
-              </w:rPr>
-              <w:t>n.</w:t>
+              <w:t>Diseñar la estructura del nivel final del juego asegurando una progresión hacia el enfrentamiento final, incorporando secciones de alta dificultad, preparación previa al jefe y una disposición espacial que genere tensión.</w:t>
             </w:r>
           </w:p>
         </w:tc>
@@ -11727,7 +12112,18 @@
                 <w:szCs w:val="20"/>
                 <w:lang w:val="es-ES"/>
               </w:rPr>
-              <w:t>A89</w:t>
+              <w:lastRenderedPageBreak/>
+              <w:t>A</w:t>
+            </w:r>
+            <w:r>
+              <w:rPr>
+                <w:rFonts w:ascii="Tahoma" w:hAnsi="Tahoma" w:cs="Tahoma"/>
+                <w:bCs/>
+                <w:sz w:val="20"/>
+                <w:szCs w:val="20"/>
+                <w:lang w:val="es-ES"/>
+              </w:rPr>
+              <w:t>92</w:t>
             </w:r>
           </w:p>
         </w:tc>
@@ -11803,27 +12199,7 @@
                 <w:szCs w:val="20"/>
                 <w:lang w:val="es-ES"/>
               </w:rPr>
-              <w:t xml:space="preserve">Construir el mapa jugable del </w:t>
-            </w:r>
-            <w:r>
-              <w:rPr>
-                <w:rFonts w:ascii="Tahoma" w:hAnsi="Tahoma" w:cs="Tahoma"/>
-                <w:bCs/>
-                <w:sz w:val="20"/>
-                <w:szCs w:val="20"/>
-                <w:lang w:val="es-ES"/>
-              </w:rPr>
-              <w:t>tutorial</w:t>
-            </w:r>
-            <w:r>
-              <w:rPr>
-                <w:rFonts w:ascii="Tahoma" w:hAnsi="Tahoma" w:cs="Tahoma"/>
-                <w:bCs/>
-                <w:sz w:val="20"/>
-                <w:szCs w:val="20"/>
-                <w:lang w:val="es-ES"/>
-              </w:rPr>
-              <w:t xml:space="preserve"> utilizando el sistema de tiles del motor, ajustando colisiones, límites y capas visuales para asegurar estabilidad técnica y fidelidad respecto al diseño conceptual.</w:t>
+              <w:t>Construir el mapa jugable del tutorial utilizando el sistema de tiles del motor, ajustando colisiones, límites y capas visuales para asegurar estabilidad técnica y fidelidad respecto al diseño conceptual.</w:t>
             </w:r>
           </w:p>
         </w:tc>
@@ -11880,7 +12256,17 @@
                 <w:szCs w:val="20"/>
                 <w:lang w:val="es-ES"/>
               </w:rPr>
-              <w:t>A90</w:t>
+              <w:t>A9</w:t>
+            </w:r>
+            <w:r>
+              <w:rPr>
+                <w:rFonts w:ascii="Tahoma" w:hAnsi="Tahoma" w:cs="Tahoma"/>
+                <w:bCs/>
+                <w:sz w:val="20"/>
+                <w:szCs w:val="20"/>
+                <w:lang w:val="es-ES"/>
+              </w:rPr>
+              <w:t>3</w:t>
             </w:r>
           </w:p>
         </w:tc>
@@ -12013,7 +12399,17 @@
                 <w:szCs w:val="20"/>
                 <w:lang w:val="es-ES"/>
               </w:rPr>
-              <w:t>A91</w:t>
+              <w:t>A9</w:t>
+            </w:r>
+            <w:r>
+              <w:rPr>
+                <w:rFonts w:ascii="Tahoma" w:hAnsi="Tahoma" w:cs="Tahoma"/>
+                <w:bCs/>
+                <w:sz w:val="20"/>
+                <w:szCs w:val="20"/>
+                <w:lang w:val="es-ES"/>
+              </w:rPr>
+              <w:t>4</w:t>
             </w:r>
           </w:p>
         </w:tc>
@@ -12089,27 +12485,7 @@
                 <w:szCs w:val="20"/>
                 <w:lang w:val="es-ES"/>
               </w:rPr>
-              <w:t xml:space="preserve">Construir el mapa jugable del nivel </w:t>
-            </w:r>
-            <w:r>
-              <w:rPr>
-                <w:rFonts w:ascii="Tahoma" w:hAnsi="Tahoma" w:cs="Tahoma"/>
-                <w:bCs/>
-                <w:sz w:val="20"/>
-                <w:szCs w:val="20"/>
-                <w:lang w:val="es-ES"/>
-              </w:rPr>
-              <w:t>2</w:t>
-            </w:r>
-            <w:r>
-              <w:rPr>
-                <w:rFonts w:ascii="Tahoma" w:hAnsi="Tahoma" w:cs="Tahoma"/>
-                <w:bCs/>
-                <w:sz w:val="20"/>
-                <w:szCs w:val="20"/>
-                <w:lang w:val="es-ES"/>
-              </w:rPr>
-              <w:t xml:space="preserve"> utilizando el sistema de tiles del motor, ajustando colisiones, límites y capas visuales para asegurar estabilidad técnica y fidelidad respecto al diseño conceptual.</w:t>
+              <w:t>Construir el mapa jugable del nivel 2 utilizando el sistema de tiles del motor, ajustando colisiones, límites y capas visuales para asegurar estabilidad técnica y fidelidad respecto al diseño conceptual.</w:t>
             </w:r>
           </w:p>
         </w:tc>
@@ -12166,8 +12542,17 @@
                 <w:szCs w:val="20"/>
                 <w:lang w:val="es-ES"/>
               </w:rPr>
-              <w:lastRenderedPageBreak/>
-              <w:t>A92</w:t>
+              <w:t>A9</w:t>
+            </w:r>
+            <w:r>
+              <w:rPr>
+                <w:rFonts w:ascii="Tahoma" w:hAnsi="Tahoma" w:cs="Tahoma"/>
+                <w:bCs/>
+                <w:sz w:val="20"/>
+                <w:szCs w:val="20"/>
+                <w:lang w:val="es-ES"/>
+              </w:rPr>
+              <w:t>5</w:t>
             </w:r>
           </w:p>
         </w:tc>
@@ -12243,27 +12628,7 @@
                 <w:szCs w:val="20"/>
                 <w:lang w:val="es-ES"/>
               </w:rPr>
-              <w:t xml:space="preserve">Construir el mapa jugable del nivel </w:t>
-            </w:r>
-            <w:r>
-              <w:rPr>
-                <w:rFonts w:ascii="Tahoma" w:hAnsi="Tahoma" w:cs="Tahoma"/>
-                <w:bCs/>
-                <w:sz w:val="20"/>
-                <w:szCs w:val="20"/>
-                <w:lang w:val="es-ES"/>
-              </w:rPr>
-              <w:t>3</w:t>
-            </w:r>
-            <w:r>
-              <w:rPr>
-                <w:rFonts w:ascii="Tahoma" w:hAnsi="Tahoma" w:cs="Tahoma"/>
-                <w:bCs/>
-                <w:sz w:val="20"/>
-                <w:szCs w:val="20"/>
-                <w:lang w:val="es-ES"/>
-              </w:rPr>
-              <w:t xml:space="preserve"> utilizando el sistema de tiles del motor, ajustando colisiones, límites y capas visuales para asegurar estabilidad técnica y fidelidad respecto al diseño conceptual.</w:t>
+              <w:t>Construir el mapa jugable del nivel 3 utilizando el sistema de tiles del motor, ajustando colisiones, límites y capas visuales para asegurar estabilidad técnica y fidelidad respecto al diseño conceptual.</w:t>
             </w:r>
           </w:p>
         </w:tc>
@@ -12320,7 +12685,17 @@
                 <w:szCs w:val="20"/>
                 <w:lang w:val="es-ES"/>
               </w:rPr>
-              <w:t>A93</w:t>
+              <w:t>A9</w:t>
+            </w:r>
+            <w:r>
+              <w:rPr>
+                <w:rFonts w:ascii="Tahoma" w:hAnsi="Tahoma" w:cs="Tahoma"/>
+                <w:bCs/>
+                <w:sz w:val="20"/>
+                <w:szCs w:val="20"/>
+                <w:lang w:val="es-ES"/>
+              </w:rPr>
+              <w:t>6</w:t>
             </w:r>
           </w:p>
         </w:tc>
@@ -12396,27 +12771,7 @@
                 <w:szCs w:val="20"/>
                 <w:lang w:val="es-ES"/>
               </w:rPr>
-              <w:t xml:space="preserve">Construir el mapa jugable del nivel </w:t>
-            </w:r>
-            <w:r>
-              <w:rPr>
-                <w:rFonts w:ascii="Tahoma" w:hAnsi="Tahoma" w:cs="Tahoma"/>
-                <w:bCs/>
-                <w:sz w:val="20"/>
-                <w:szCs w:val="20"/>
-                <w:lang w:val="es-ES"/>
-              </w:rPr>
-              <w:t>final</w:t>
-            </w:r>
-            <w:r>
-              <w:rPr>
-                <w:rFonts w:ascii="Tahoma" w:hAnsi="Tahoma" w:cs="Tahoma"/>
-                <w:bCs/>
-                <w:sz w:val="20"/>
-                <w:szCs w:val="20"/>
-                <w:lang w:val="es-ES"/>
-              </w:rPr>
-              <w:t xml:space="preserve"> utilizando el sistema de tiles del motor, ajustando colisiones, límites y capas visuales para asegurar estabilidad técnica y fidelidad respecto al diseño conceptual.</w:t>
+              <w:t>Construir el mapa jugable del nivel final utilizando el sistema de tiles del motor, ajustando colisiones, límites y capas visuales para asegurar estabilidad técnica y fidelidad respecto al diseño conceptual.</w:t>
             </w:r>
           </w:p>
         </w:tc>
@@ -12473,7 +12828,17 @@
                 <w:szCs w:val="20"/>
                 <w:lang w:val="es-ES"/>
               </w:rPr>
-              <w:t>A94</w:t>
+              <w:t>A9</w:t>
+            </w:r>
+            <w:r>
+              <w:rPr>
+                <w:rFonts w:ascii="Tahoma" w:hAnsi="Tahoma" w:cs="Tahoma"/>
+                <w:bCs/>
+                <w:sz w:val="20"/>
+                <w:szCs w:val="20"/>
+                <w:lang w:val="es-ES"/>
+              </w:rPr>
+              <w:t>7</w:t>
             </w:r>
           </w:p>
         </w:tc>
@@ -12584,7 +12949,17 @@
                 <w:szCs w:val="20"/>
                 <w:lang w:val="es-ES"/>
               </w:rPr>
-              <w:t>A95</w:t>
+              <w:t>A9</w:t>
+            </w:r>
+            <w:r>
+              <w:rPr>
+                <w:rFonts w:ascii="Tahoma" w:hAnsi="Tahoma" w:cs="Tahoma"/>
+                <w:bCs/>
+                <w:sz w:val="20"/>
+                <w:szCs w:val="20"/>
+                <w:lang w:val="es-ES"/>
+              </w:rPr>
+              <w:t>8</w:t>
             </w:r>
           </w:p>
         </w:tc>
@@ -12638,27 +13013,7 @@
                 <w:szCs w:val="20"/>
                 <w:lang w:val="es-ES"/>
               </w:rPr>
-              <w:t xml:space="preserve">Distribuir estratégicamente los enemigos del </w:t>
-            </w:r>
-            <w:r>
-              <w:rPr>
-                <w:rFonts w:ascii="Tahoma" w:hAnsi="Tahoma" w:cs="Tahoma"/>
-                <w:bCs/>
-                <w:sz w:val="20"/>
-                <w:szCs w:val="20"/>
-                <w:lang w:val="es-ES"/>
-              </w:rPr>
-              <w:t>segundo</w:t>
-            </w:r>
-            <w:r>
-              <w:rPr>
-                <w:rFonts w:ascii="Tahoma" w:hAnsi="Tahoma" w:cs="Tahoma"/>
-                <w:bCs/>
-                <w:sz w:val="20"/>
-                <w:szCs w:val="20"/>
-                <w:lang w:val="es-ES"/>
-              </w:rPr>
-              <w:t xml:space="preserve"> nivel dentro del escenario, considerando ritmo de aparición, dificultad progresiva y equilibrio entre exploración y combate.</w:t>
+              <w:t>Distribuir estratégicamente los enemigos del segundo nivel dentro del escenario, considerando ritmo de aparición, dificultad progresiva y equilibrio entre exploración y combate.</w:t>
             </w:r>
           </w:p>
         </w:tc>
@@ -12715,7 +13070,17 @@
                 <w:szCs w:val="20"/>
                 <w:lang w:val="es-ES"/>
               </w:rPr>
-              <w:t>A96</w:t>
+              <w:t>A9</w:t>
+            </w:r>
+            <w:r>
+              <w:rPr>
+                <w:rFonts w:ascii="Tahoma" w:hAnsi="Tahoma" w:cs="Tahoma"/>
+                <w:bCs/>
+                <w:sz w:val="20"/>
+                <w:szCs w:val="20"/>
+                <w:lang w:val="es-ES"/>
+              </w:rPr>
+              <w:t>9</w:t>
             </w:r>
           </w:p>
         </w:tc>
@@ -12769,27 +13134,7 @@
                 <w:szCs w:val="20"/>
                 <w:lang w:val="es-ES"/>
               </w:rPr>
-              <w:t xml:space="preserve">Distribuir estratégicamente los enemigos del </w:t>
-            </w:r>
-            <w:r>
-              <w:rPr>
-                <w:rFonts w:ascii="Tahoma" w:hAnsi="Tahoma" w:cs="Tahoma"/>
-                <w:bCs/>
-                <w:sz w:val="20"/>
-                <w:szCs w:val="20"/>
-                <w:lang w:val="es-ES"/>
-              </w:rPr>
-              <w:t>tercer</w:t>
-            </w:r>
-            <w:r>
-              <w:rPr>
-                <w:rFonts w:ascii="Tahoma" w:hAnsi="Tahoma" w:cs="Tahoma"/>
-                <w:bCs/>
-                <w:sz w:val="20"/>
-                <w:szCs w:val="20"/>
-                <w:lang w:val="es-ES"/>
-              </w:rPr>
-              <w:t xml:space="preserve"> nivel dentro del escenario, considerando ritmo de aparición, dificultad progresiva y equilibrio entre exploración y combate.</w:t>
+              <w:t>Distribuir estratégicamente los enemigos del tercer nivel dentro del escenario, considerando ritmo de aparición, dificultad progresiva y equilibrio entre exploración y combate.</w:t>
             </w:r>
           </w:p>
         </w:tc>
@@ -12846,7 +13191,17 @@
                 <w:szCs w:val="20"/>
                 <w:lang w:val="es-ES"/>
               </w:rPr>
-              <w:t>A97</w:t>
+              <w:t>A</w:t>
+            </w:r>
+            <w:r>
+              <w:rPr>
+                <w:rFonts w:ascii="Tahoma" w:hAnsi="Tahoma" w:cs="Tahoma"/>
+                <w:bCs/>
+                <w:sz w:val="20"/>
+                <w:szCs w:val="20"/>
+                <w:lang w:val="es-ES"/>
+              </w:rPr>
+              <w:t>100</w:t>
             </w:r>
           </w:p>
         </w:tc>
@@ -12900,27 +13255,7 @@
                 <w:szCs w:val="20"/>
                 <w:lang w:val="es-ES"/>
               </w:rPr>
-              <w:t xml:space="preserve">Distribuir estratégicamente los enemigos del </w:t>
-            </w:r>
-            <w:r>
-              <w:rPr>
-                <w:rFonts w:ascii="Tahoma" w:hAnsi="Tahoma" w:cs="Tahoma"/>
-                <w:bCs/>
-                <w:sz w:val="20"/>
-                <w:szCs w:val="20"/>
-                <w:lang w:val="es-ES"/>
-              </w:rPr>
-              <w:t>nivel final</w:t>
-            </w:r>
-            <w:r>
-              <w:rPr>
-                <w:rFonts w:ascii="Tahoma" w:hAnsi="Tahoma" w:cs="Tahoma"/>
-                <w:bCs/>
-                <w:sz w:val="20"/>
-                <w:szCs w:val="20"/>
-                <w:lang w:val="es-ES"/>
-              </w:rPr>
-              <w:t xml:space="preserve"> dentro del escenario, considerando ritmo de aparición, dificultad progresiva y equilibrio entre exploración y combate.</w:t>
+              <w:t>Distribuir estratégicamente los enemigos del nivel final dentro del escenario, considerando ritmo de aparición, dificultad progresiva y equilibrio entre exploración y combate.</w:t>
             </w:r>
           </w:p>
         </w:tc>
@@ -12977,7 +13312,18 @@
                 <w:szCs w:val="20"/>
                 <w:lang w:val="es-ES"/>
               </w:rPr>
-              <w:t>A98</w:t>
+              <w:lastRenderedPageBreak/>
+              <w:t>A</w:t>
+            </w:r>
+            <w:r>
+              <w:rPr>
+                <w:rFonts w:ascii="Tahoma" w:hAnsi="Tahoma" w:cs="Tahoma"/>
+                <w:bCs/>
+                <w:sz w:val="20"/>
+                <w:szCs w:val="20"/>
+                <w:lang w:val="es-ES"/>
+              </w:rPr>
+              <w:t>101</w:t>
             </w:r>
           </w:p>
         </w:tc>
@@ -13088,7 +13434,17 @@
                 <w:szCs w:val="20"/>
                 <w:lang w:val="es-ES"/>
               </w:rPr>
-              <w:t>A99</w:t>
+              <w:t>A</w:t>
+            </w:r>
+            <w:r>
+              <w:rPr>
+                <w:rFonts w:ascii="Tahoma" w:hAnsi="Tahoma" w:cs="Tahoma"/>
+                <w:bCs/>
+                <w:sz w:val="20"/>
+                <w:szCs w:val="20"/>
+                <w:lang w:val="es-ES"/>
+              </w:rPr>
+              <w:t>102</w:t>
             </w:r>
           </w:p>
         </w:tc>
@@ -13199,7 +13555,17 @@
                 <w:szCs w:val="20"/>
                 <w:lang w:val="es-ES"/>
               </w:rPr>
-              <w:t>A100</w:t>
+              <w:t>A10</w:t>
+            </w:r>
+            <w:r>
+              <w:rPr>
+                <w:rFonts w:ascii="Tahoma" w:hAnsi="Tahoma" w:cs="Tahoma"/>
+                <w:bCs/>
+                <w:sz w:val="20"/>
+                <w:szCs w:val="20"/>
+                <w:lang w:val="es-ES"/>
+              </w:rPr>
+              <w:t>3</w:t>
             </w:r>
           </w:p>
         </w:tc>
@@ -13310,8 +13676,17 @@
                 <w:szCs w:val="20"/>
                 <w:lang w:val="es-ES"/>
               </w:rPr>
-              <w:lastRenderedPageBreak/>
-              <w:t>A101</w:t>
+              <w:t>A10</w:t>
+            </w:r>
+            <w:r>
+              <w:rPr>
+                <w:rFonts w:ascii="Tahoma" w:hAnsi="Tahoma" w:cs="Tahoma"/>
+                <w:bCs/>
+                <w:sz w:val="20"/>
+                <w:szCs w:val="20"/>
+                <w:lang w:val="es-ES"/>
+              </w:rPr>
+              <w:t>4</w:t>
             </w:r>
           </w:p>
         </w:tc>
@@ -13422,7 +13797,17 @@
                 <w:szCs w:val="20"/>
                 <w:lang w:val="es-ES"/>
               </w:rPr>
-              <w:t>A102</w:t>
+              <w:t>A10</w:t>
+            </w:r>
+            <w:r>
+              <w:rPr>
+                <w:rFonts w:ascii="Tahoma" w:hAnsi="Tahoma" w:cs="Tahoma"/>
+                <w:bCs/>
+                <w:sz w:val="20"/>
+                <w:szCs w:val="20"/>
+                <w:lang w:val="es-ES"/>
+              </w:rPr>
+              <w:t>5</w:t>
             </w:r>
           </w:p>
         </w:tc>
@@ -13533,7 +13918,17 @@
                 <w:szCs w:val="20"/>
                 <w:lang w:val="es-ES"/>
               </w:rPr>
-              <w:t>A103</w:t>
+              <w:t>A10</w:t>
+            </w:r>
+            <w:r>
+              <w:rPr>
+                <w:rFonts w:ascii="Tahoma" w:hAnsi="Tahoma" w:cs="Tahoma"/>
+                <w:bCs/>
+                <w:sz w:val="20"/>
+                <w:szCs w:val="20"/>
+                <w:lang w:val="es-ES"/>
+              </w:rPr>
+              <w:t>6</w:t>
             </w:r>
           </w:p>
         </w:tc>
@@ -13644,7 +14039,17 @@
                 <w:szCs w:val="20"/>
                 <w:lang w:val="es-ES"/>
               </w:rPr>
-              <w:t>A104</w:t>
+              <w:t>A10</w:t>
+            </w:r>
+            <w:r>
+              <w:rPr>
+                <w:rFonts w:ascii="Tahoma" w:hAnsi="Tahoma" w:cs="Tahoma"/>
+                <w:bCs/>
+                <w:sz w:val="20"/>
+                <w:szCs w:val="20"/>
+                <w:lang w:val="es-ES"/>
+              </w:rPr>
+              <w:t>7</w:t>
             </w:r>
           </w:p>
         </w:tc>
@@ -13698,27 +14103,7 @@
                 <w:szCs w:val="20"/>
                 <w:lang w:val="es-ES"/>
               </w:rPr>
-              <w:t xml:space="preserve">Desarrollar el diseño visual del nivel </w:t>
-            </w:r>
-            <w:r>
-              <w:rPr>
-                <w:rFonts w:ascii="Tahoma" w:hAnsi="Tahoma" w:cs="Tahoma"/>
-                <w:bCs/>
-                <w:sz w:val="20"/>
-                <w:szCs w:val="20"/>
-                <w:lang w:val="es-ES"/>
-              </w:rPr>
-              <w:t>2</w:t>
-            </w:r>
-            <w:r>
-              <w:rPr>
-                <w:rFonts w:ascii="Tahoma" w:hAnsi="Tahoma" w:cs="Tahoma"/>
-                <w:bCs/>
-                <w:sz w:val="20"/>
-                <w:szCs w:val="20"/>
-                <w:lang w:val="es-ES"/>
-              </w:rPr>
-              <w:t xml:space="preserve"> incorporando fondos detallados y efectos ambientales acordes a su temática, reforzando la inmersión sin afectar la legibilidad del entorno jugable.</w:t>
+              <w:t>Desarrollar el diseño visual del nivel 2 incorporando fondos detallados y efectos ambientales acordes a su temática, reforzando la inmersión sin afectar la legibilidad del entorno jugable.</w:t>
             </w:r>
           </w:p>
         </w:tc>
@@ -13775,7 +14160,17 @@
                 <w:szCs w:val="20"/>
                 <w:lang w:val="es-ES"/>
               </w:rPr>
-              <w:t>A105</w:t>
+              <w:t>A10</w:t>
+            </w:r>
+            <w:r>
+              <w:rPr>
+                <w:rFonts w:ascii="Tahoma" w:hAnsi="Tahoma" w:cs="Tahoma"/>
+                <w:bCs/>
+                <w:sz w:val="20"/>
+                <w:szCs w:val="20"/>
+                <w:lang w:val="es-ES"/>
+              </w:rPr>
+              <w:t>8</w:t>
             </w:r>
           </w:p>
         </w:tc>
@@ -13829,27 +14224,7 @@
                 <w:szCs w:val="20"/>
                 <w:lang w:val="es-ES"/>
               </w:rPr>
-              <w:t xml:space="preserve">Desarrollar el diseño visual del nivel </w:t>
-            </w:r>
-            <w:r>
-              <w:rPr>
-                <w:rFonts w:ascii="Tahoma" w:hAnsi="Tahoma" w:cs="Tahoma"/>
-                <w:bCs/>
-                <w:sz w:val="20"/>
-                <w:szCs w:val="20"/>
-                <w:lang w:val="es-ES"/>
-              </w:rPr>
-              <w:t>3</w:t>
-            </w:r>
-            <w:r>
-              <w:rPr>
-                <w:rFonts w:ascii="Tahoma" w:hAnsi="Tahoma" w:cs="Tahoma"/>
-                <w:bCs/>
-                <w:sz w:val="20"/>
-                <w:szCs w:val="20"/>
-                <w:lang w:val="es-ES"/>
-              </w:rPr>
-              <w:t xml:space="preserve"> incorporando fondos detallados y efectos ambientales acordes a su temática, reforzando la inmersión sin afectar la legibilidad del entorno jugable.</w:t>
+              <w:t>Desarrollar el diseño visual del nivel 3 incorporando fondos detallados y efectos ambientales acordes a su temática, reforzando la inmersión sin afectar la legibilidad del entorno jugable.</w:t>
             </w:r>
           </w:p>
         </w:tc>
@@ -13906,7 +14281,17 @@
                 <w:szCs w:val="20"/>
                 <w:lang w:val="es-ES"/>
               </w:rPr>
-              <w:t>A106</w:t>
+              <w:t>A10</w:t>
+            </w:r>
+            <w:r>
+              <w:rPr>
+                <w:rFonts w:ascii="Tahoma" w:hAnsi="Tahoma" w:cs="Tahoma"/>
+                <w:bCs/>
+                <w:sz w:val="20"/>
+                <w:szCs w:val="20"/>
+                <w:lang w:val="es-ES"/>
+              </w:rPr>
+              <w:t>9</w:t>
             </w:r>
           </w:p>
         </w:tc>
@@ -13960,27 +14345,7 @@
                 <w:szCs w:val="20"/>
                 <w:lang w:val="es-ES"/>
               </w:rPr>
-              <w:t xml:space="preserve">Desarrollar el diseño visual del nivel </w:t>
-            </w:r>
-            <w:r>
-              <w:rPr>
-                <w:rFonts w:ascii="Tahoma" w:hAnsi="Tahoma" w:cs="Tahoma"/>
-                <w:bCs/>
-                <w:sz w:val="20"/>
-                <w:szCs w:val="20"/>
-                <w:lang w:val="es-ES"/>
-              </w:rPr>
-              <w:t>final</w:t>
-            </w:r>
-            <w:r>
-              <w:rPr>
-                <w:rFonts w:ascii="Tahoma" w:hAnsi="Tahoma" w:cs="Tahoma"/>
-                <w:bCs/>
-                <w:sz w:val="20"/>
-                <w:szCs w:val="20"/>
-                <w:lang w:val="es-ES"/>
-              </w:rPr>
-              <w:t xml:space="preserve"> incorporando fondos detallados y efectos ambientales acordes a su temática, reforzando la inmersión sin afectar la legibilidad del entorno jugable.</w:t>
+              <w:t>Desarrollar el diseño visual del nivel final incorporando fondos detallados y efectos ambientales acordes a su temática, reforzando la inmersión sin afectar la legibilidad del entorno jugable.</w:t>
             </w:r>
           </w:p>
         </w:tc>
@@ -14037,7 +14402,17 @@
                 <w:szCs w:val="20"/>
                 <w:lang w:val="es-ES"/>
               </w:rPr>
-              <w:t>A107</w:t>
+              <w:t>A1</w:t>
+            </w:r>
+            <w:r>
+              <w:rPr>
+                <w:rFonts w:ascii="Tahoma" w:hAnsi="Tahoma" w:cs="Tahoma"/>
+                <w:bCs/>
+                <w:sz w:val="20"/>
+                <w:szCs w:val="20"/>
+                <w:lang w:val="es-ES"/>
+              </w:rPr>
+              <w:t>10</w:t>
             </w:r>
           </w:p>
         </w:tc>
@@ -14091,27 +14466,18 @@
                 <w:szCs w:val="20"/>
                 <w:lang w:val="es-ES"/>
               </w:rPr>
-              <w:t xml:space="preserve">Desarrollar el sistema visual que represente en tiempo real el estado de salud del jugador mediante </w:t>
-            </w:r>
-            <w:r>
-              <w:rPr>
-                <w:rFonts w:ascii="Tahoma" w:hAnsi="Tahoma" w:cs="Tahoma"/>
-                <w:bCs/>
-                <w:sz w:val="20"/>
-                <w:szCs w:val="20"/>
-                <w:lang w:val="es-ES"/>
-              </w:rPr>
-              <w:t>iconos,</w:t>
-            </w:r>
-            <w:r>
-              <w:rPr>
-                <w:rFonts w:ascii="Tahoma" w:hAnsi="Tahoma" w:cs="Tahoma"/>
-                <w:bCs/>
-                <w:sz w:val="20"/>
-                <w:szCs w:val="20"/>
-                <w:lang w:val="es-ES"/>
-              </w:rPr>
-              <w:t xml:space="preserve"> asegurando su correcta actualización ante la recepción de daño o recuperación, así como su integración coherente dentro del HUD sin interferir con la visibilidad del entorno jugable.</w:t>
+              <w:t xml:space="preserve">Desarrollar el sistema visual que represente en tiempo real el estado de salud del jugador mediante iconos, asegurando su correcta actualización ante la recepción de daño o </w:t>
+            </w:r>
+            <w:r>
+              <w:rPr>
+                <w:rFonts w:ascii="Tahoma" w:hAnsi="Tahoma" w:cs="Tahoma"/>
+                <w:bCs/>
+                <w:sz w:val="20"/>
+                <w:szCs w:val="20"/>
+                <w:lang w:val="es-ES"/>
+              </w:rPr>
+              <w:lastRenderedPageBreak/>
+              <w:t>recuperación, así como su integración coherente dentro del HUD sin interferir con la visibilidad del entorno jugable.</w:t>
             </w:r>
           </w:p>
         </w:tc>
@@ -14138,6 +14504,7 @@
                 <w:szCs w:val="20"/>
                 <w:lang w:val="es-PA"/>
               </w:rPr>
+              <w:lastRenderedPageBreak/>
               <w:t>3.1.1</w:t>
             </w:r>
           </w:p>
@@ -14168,7 +14535,17 @@
                 <w:szCs w:val="20"/>
                 <w:lang w:val="es-ES"/>
               </w:rPr>
-              <w:t>A108</w:t>
+              <w:t>A1</w:t>
+            </w:r>
+            <w:r>
+              <w:rPr>
+                <w:rFonts w:ascii="Tahoma" w:hAnsi="Tahoma" w:cs="Tahoma"/>
+                <w:bCs/>
+                <w:sz w:val="20"/>
+                <w:szCs w:val="20"/>
+                <w:lang w:val="es-ES"/>
+              </w:rPr>
+              <w:t>11</w:t>
             </w:r>
           </w:p>
         </w:tc>
@@ -14279,7 +14656,17 @@
                 <w:szCs w:val="20"/>
                 <w:lang w:val="es-ES"/>
               </w:rPr>
-              <w:t>A109</w:t>
+              <w:t>A1</w:t>
+            </w:r>
+            <w:r>
+              <w:rPr>
+                <w:rFonts w:ascii="Tahoma" w:hAnsi="Tahoma" w:cs="Tahoma"/>
+                <w:bCs/>
+                <w:sz w:val="20"/>
+                <w:szCs w:val="20"/>
+                <w:lang w:val="es-ES"/>
+              </w:rPr>
+              <w:t>12</w:t>
             </w:r>
           </w:p>
         </w:tc>
@@ -14333,27 +14720,7 @@
                 <w:szCs w:val="20"/>
                 <w:lang w:val="es-ES"/>
               </w:rPr>
-              <w:t>Desarrollar la lógica que permita al jugador recoger objetos esenciales para la progresión, gestionando detección de colisiones</w:t>
-            </w:r>
-            <w:r>
-              <w:rPr>
-                <w:rFonts w:ascii="Tahoma" w:hAnsi="Tahoma" w:cs="Tahoma"/>
-                <w:bCs/>
-                <w:sz w:val="20"/>
-                <w:szCs w:val="20"/>
-                <w:lang w:val="es-ES"/>
-              </w:rPr>
-              <w:t xml:space="preserve"> </w:t>
-            </w:r>
-            <w:r>
-              <w:rPr>
-                <w:rFonts w:ascii="Tahoma" w:hAnsi="Tahoma" w:cs="Tahoma"/>
-                <w:bCs/>
-                <w:sz w:val="20"/>
-                <w:szCs w:val="20"/>
-                <w:lang w:val="es-ES"/>
-              </w:rPr>
-              <w:t>y posibles efectos asociados, como desbloqueo de zonas o activación de eventos.</w:t>
+              <w:t>Desarrollar la lógica que permita al jugador recoger objetos esenciales para la progresión, gestionando detección de colisiones y posibles efectos asociados, como desbloqueo de zonas o activación de eventos.</w:t>
             </w:r>
           </w:p>
         </w:tc>
@@ -14410,8 +14777,17 @@
                 <w:szCs w:val="20"/>
                 <w:lang w:val="es-ES"/>
               </w:rPr>
-              <w:lastRenderedPageBreak/>
-              <w:t>A110</w:t>
+              <w:t>A11</w:t>
+            </w:r>
+            <w:r>
+              <w:rPr>
+                <w:rFonts w:ascii="Tahoma" w:hAnsi="Tahoma" w:cs="Tahoma"/>
+                <w:bCs/>
+                <w:sz w:val="20"/>
+                <w:szCs w:val="20"/>
+                <w:lang w:val="es-ES"/>
+              </w:rPr>
+              <w:t>3</w:t>
             </w:r>
           </w:p>
         </w:tc>
@@ -14522,7 +14898,17 @@
                 <w:szCs w:val="20"/>
                 <w:lang w:val="es-ES"/>
               </w:rPr>
-              <w:t>A111</w:t>
+              <w:t>A11</w:t>
+            </w:r>
+            <w:r>
+              <w:rPr>
+                <w:rFonts w:ascii="Tahoma" w:hAnsi="Tahoma" w:cs="Tahoma"/>
+                <w:bCs/>
+                <w:sz w:val="20"/>
+                <w:szCs w:val="20"/>
+                <w:lang w:val="es-ES"/>
+              </w:rPr>
+              <w:t>4</w:t>
             </w:r>
           </w:p>
         </w:tc>
@@ -14633,7 +15019,17 @@
                 <w:szCs w:val="20"/>
                 <w:lang w:val="es-ES"/>
               </w:rPr>
-              <w:t>A112</w:t>
+              <w:t>A11</w:t>
+            </w:r>
+            <w:r>
+              <w:rPr>
+                <w:rFonts w:ascii="Tahoma" w:hAnsi="Tahoma" w:cs="Tahoma"/>
+                <w:bCs/>
+                <w:sz w:val="20"/>
+                <w:szCs w:val="20"/>
+                <w:lang w:val="es-ES"/>
+              </w:rPr>
+              <w:t>5</w:t>
             </w:r>
           </w:p>
         </w:tc>
@@ -14744,7 +15140,17 @@
                 <w:szCs w:val="20"/>
                 <w:lang w:val="es-ES"/>
               </w:rPr>
-              <w:t>A113</w:t>
+              <w:t>A11</w:t>
+            </w:r>
+            <w:r>
+              <w:rPr>
+                <w:rFonts w:ascii="Tahoma" w:hAnsi="Tahoma" w:cs="Tahoma"/>
+                <w:bCs/>
+                <w:sz w:val="20"/>
+                <w:szCs w:val="20"/>
+                <w:lang w:val="es-ES"/>
+              </w:rPr>
+              <w:t>6</w:t>
             </w:r>
           </w:p>
         </w:tc>
@@ -14855,7 +15261,17 @@
                 <w:szCs w:val="20"/>
                 <w:lang w:val="es-ES"/>
               </w:rPr>
-              <w:t>A114</w:t>
+              <w:t>A11</w:t>
+            </w:r>
+            <w:r>
+              <w:rPr>
+                <w:rFonts w:ascii="Tahoma" w:hAnsi="Tahoma" w:cs="Tahoma"/>
+                <w:bCs/>
+                <w:sz w:val="20"/>
+                <w:szCs w:val="20"/>
+                <w:lang w:val="es-ES"/>
+              </w:rPr>
+              <w:t>7</w:t>
             </w:r>
           </w:p>
         </w:tc>
@@ -14965,7 +15381,16 @@
                 <w:szCs w:val="20"/>
                 <w:lang w:val="es-ES"/>
               </w:rPr>
-              <w:t>A115</w:t>
+              <w:t>A11</w:t>
+            </w:r>
+            <w:r>
+              <w:rPr>
+                <w:rFonts w:ascii="Tahoma" w:hAnsi="Tahoma" w:cs="Tahoma"/>
+                <w:sz w:val="20"/>
+                <w:szCs w:val="20"/>
+                <w:lang w:val="es-ES"/>
+              </w:rPr>
+              <w:t>8</w:t>
             </w:r>
           </w:p>
         </w:tc>
@@ -15075,7 +15500,17 @@
                 <w:szCs w:val="20"/>
                 <w:lang w:val="es-ES"/>
               </w:rPr>
-              <w:t>A116</w:t>
+              <w:lastRenderedPageBreak/>
+              <w:t>A11</w:t>
+            </w:r>
+            <w:r>
+              <w:rPr>
+                <w:rFonts w:ascii="Tahoma" w:hAnsi="Tahoma" w:cs="Tahoma"/>
+                <w:sz w:val="20"/>
+                <w:szCs w:val="20"/>
+                <w:lang w:val="es-ES"/>
+              </w:rPr>
+              <w:t>9</w:t>
             </w:r>
           </w:p>
         </w:tc>
@@ -15185,7 +15620,16 @@
                 <w:szCs w:val="20"/>
                 <w:lang w:val="es-ES"/>
               </w:rPr>
-              <w:t>A117</w:t>
+              <w:t>A1</w:t>
+            </w:r>
+            <w:r>
+              <w:rPr>
+                <w:rFonts w:ascii="Tahoma" w:hAnsi="Tahoma" w:cs="Tahoma"/>
+                <w:sz w:val="20"/>
+                <w:szCs w:val="20"/>
+                <w:lang w:val="es-ES"/>
+              </w:rPr>
+              <w:t>20</w:t>
             </w:r>
           </w:p>
         </w:tc>
@@ -15295,8 +15739,16 @@
                 <w:szCs w:val="20"/>
                 <w:lang w:val="es-ES"/>
               </w:rPr>
-              <w:lastRenderedPageBreak/>
-              <w:t>A118</w:t>
+              <w:t>A1</w:t>
+            </w:r>
+            <w:r>
+              <w:rPr>
+                <w:rFonts w:ascii="Tahoma" w:hAnsi="Tahoma" w:cs="Tahoma"/>
+                <w:sz w:val="20"/>
+                <w:szCs w:val="20"/>
+                <w:lang w:val="es-ES"/>
+              </w:rPr>
+              <w:t>21</w:t>
             </w:r>
           </w:p>
         </w:tc>
@@ -15406,7 +15858,16 @@
                 <w:szCs w:val="20"/>
                 <w:lang w:val="es-ES"/>
               </w:rPr>
-              <w:t>A119</w:t>
+              <w:t>A1</w:t>
+            </w:r>
+            <w:r>
+              <w:rPr>
+                <w:rFonts w:ascii="Tahoma" w:hAnsi="Tahoma" w:cs="Tahoma"/>
+                <w:sz w:val="20"/>
+                <w:szCs w:val="20"/>
+                <w:lang w:val="es-ES"/>
+              </w:rPr>
+              <w:t>22</w:t>
             </w:r>
           </w:p>
         </w:tc>
@@ -15516,7 +15977,16 @@
                 <w:szCs w:val="20"/>
                 <w:lang w:val="es-ES"/>
               </w:rPr>
-              <w:t>A120</w:t>
+              <w:t>A12</w:t>
+            </w:r>
+            <w:r>
+              <w:rPr>
+                <w:rFonts w:ascii="Tahoma" w:hAnsi="Tahoma" w:cs="Tahoma"/>
+                <w:sz w:val="20"/>
+                <w:szCs w:val="20"/>
+                <w:lang w:val="es-ES"/>
+              </w:rPr>
+              <w:t>3</w:t>
             </w:r>
           </w:p>
         </w:tc>
@@ -15626,7 +16096,16 @@
                 <w:szCs w:val="20"/>
                 <w:lang w:val="es-ES"/>
               </w:rPr>
-              <w:t>A121</w:t>
+              <w:t>A12</w:t>
+            </w:r>
+            <w:r>
+              <w:rPr>
+                <w:rFonts w:ascii="Tahoma" w:hAnsi="Tahoma" w:cs="Tahoma"/>
+                <w:sz w:val="20"/>
+                <w:szCs w:val="20"/>
+                <w:lang w:val="es-ES"/>
+              </w:rPr>
+              <w:t>4</w:t>
             </w:r>
           </w:p>
         </w:tc>
@@ -15736,7 +16215,16 @@
                 <w:szCs w:val="20"/>
                 <w:lang w:val="es-ES"/>
               </w:rPr>
-              <w:t>A122</w:t>
+              <w:t>A12</w:t>
+            </w:r>
+            <w:r>
+              <w:rPr>
+                <w:rFonts w:ascii="Tahoma" w:hAnsi="Tahoma" w:cs="Tahoma"/>
+                <w:sz w:val="20"/>
+                <w:szCs w:val="20"/>
+                <w:lang w:val="es-ES"/>
+              </w:rPr>
+              <w:t>5</w:t>
             </w:r>
           </w:p>
         </w:tc>
@@ -15762,29 +16250,7 @@
                 <w:szCs w:val="20"/>
                 <w:lang w:val="es-ES"/>
               </w:rPr>
-              <w:t>I</w:t>
-            </w:r>
-            <w:proofErr w:type="spellStart"/>
-            <w:r>
-              <w:rPr>
-                <w:rFonts w:ascii="Tahoma" w:hAnsi="Tahoma" w:cs="Tahoma"/>
-                <w:bCs/>
-                <w:sz w:val="20"/>
-                <w:szCs w:val="20"/>
-                <w:lang w:val="es-ES"/>
-              </w:rPr>
-              <w:t>mplementar</w:t>
-            </w:r>
-            <w:proofErr w:type="spellEnd"/>
-            <w:r>
-              <w:rPr>
-                <w:rFonts w:ascii="Tahoma" w:hAnsi="Tahoma" w:cs="Tahoma"/>
-                <w:bCs/>
-                <w:sz w:val="20"/>
-                <w:szCs w:val="20"/>
-                <w:lang w:val="es-ES"/>
-              </w:rPr>
-              <w:t xml:space="preserve"> indicador visual</w:t>
+              <w:t>Implementar indicador visual</w:t>
             </w:r>
           </w:p>
         </w:tc>
@@ -15867,7 +16333,16 @@
                 <w:szCs w:val="20"/>
                 <w:lang w:val="es-ES"/>
               </w:rPr>
-              <w:t>A123</w:t>
+              <w:t>A12</w:t>
+            </w:r>
+            <w:r>
+              <w:rPr>
+                <w:rFonts w:ascii="Tahoma" w:hAnsi="Tahoma" w:cs="Tahoma"/>
+                <w:sz w:val="20"/>
+                <w:szCs w:val="20"/>
+                <w:lang w:val="es-ES"/>
+              </w:rPr>
+              <w:t>6</w:t>
             </w:r>
           </w:p>
         </w:tc>
@@ -15998,7 +16473,17 @@
                 <w:szCs w:val="20"/>
                 <w:lang w:val="es-ES"/>
               </w:rPr>
-              <w:t>A124</w:t>
+              <w:lastRenderedPageBreak/>
+              <w:t>A12</w:t>
+            </w:r>
+            <w:r>
+              <w:rPr>
+                <w:rFonts w:ascii="Tahoma" w:hAnsi="Tahoma" w:cs="Tahoma"/>
+                <w:sz w:val="20"/>
+                <w:szCs w:val="20"/>
+                <w:lang w:val="es-ES"/>
+              </w:rPr>
+              <w:t>7</w:t>
             </w:r>
           </w:p>
         </w:tc>
@@ -16139,7 +16624,16 @@
                 <w:szCs w:val="20"/>
                 <w:lang w:val="es-ES"/>
               </w:rPr>
-              <w:t>A125</w:t>
+              <w:t>A12</w:t>
+            </w:r>
+            <w:r>
+              <w:rPr>
+                <w:rFonts w:ascii="Tahoma" w:hAnsi="Tahoma" w:cs="Tahoma"/>
+                <w:sz w:val="20"/>
+                <w:szCs w:val="20"/>
+                <w:lang w:val="es-ES"/>
+              </w:rPr>
+              <w:t>8</w:t>
             </w:r>
           </w:p>
         </w:tc>
@@ -16268,8 +16762,16 @@
                 <w:szCs w:val="20"/>
                 <w:lang w:val="es-ES"/>
               </w:rPr>
-              <w:lastRenderedPageBreak/>
-              <w:t>A126</w:t>
+              <w:t>A12</w:t>
+            </w:r>
+            <w:r>
+              <w:rPr>
+                <w:rFonts w:ascii="Tahoma" w:hAnsi="Tahoma" w:cs="Tahoma"/>
+                <w:sz w:val="20"/>
+                <w:szCs w:val="20"/>
+                <w:lang w:val="es-ES"/>
+              </w:rPr>
+              <w:t>9</w:t>
             </w:r>
           </w:p>
         </w:tc>
@@ -16325,6 +16827,7 @@
               <w:t xml:space="preserve">Desarrollar el sistema integral de gestión de datos que permite que el estado del juego se mantenga entre diferentes sesiones. Abarca tanto la escritura de datos como la lectura de </w:t>
             </w:r>
             <w:bookmarkStart w:id="0" w:name="_Int_5qAQKDl8"/>
+            <w:proofErr w:type="gramStart"/>
             <w:r>
               <w:rPr>
                 <w:rFonts w:ascii="Tahoma" w:eastAsia="Tahoma" w:hAnsi="Tahoma" w:cs="Tahoma"/>
@@ -16335,6 +16838,7 @@
               <w:t>los mismos</w:t>
             </w:r>
             <w:bookmarkEnd w:id="0"/>
+            <w:proofErr w:type="gramEnd"/>
             <w:r>
               <w:rPr>
                 <w:rFonts w:ascii="Tahoma" w:eastAsia="Tahoma" w:hAnsi="Tahoma" w:cs="Tahoma"/>
@@ -16398,7 +16902,16 @@
                 <w:szCs w:val="20"/>
                 <w:lang w:val="es-ES"/>
               </w:rPr>
-              <w:t>A127</w:t>
+              <w:t>A1</w:t>
+            </w:r>
+            <w:r>
+              <w:rPr>
+                <w:rFonts w:ascii="Tahoma" w:hAnsi="Tahoma" w:cs="Tahoma"/>
+                <w:sz w:val="20"/>
+                <w:szCs w:val="20"/>
+                <w:lang w:val="es-ES"/>
+              </w:rPr>
+              <w:t>30</w:t>
             </w:r>
           </w:p>
         </w:tc>
@@ -16508,7 +17021,16 @@
                 <w:szCs w:val="20"/>
                 <w:lang w:val="es-ES"/>
               </w:rPr>
-              <w:t>A128</w:t>
+              <w:t>A1</w:t>
+            </w:r>
+            <w:r>
+              <w:rPr>
+                <w:rFonts w:ascii="Tahoma" w:hAnsi="Tahoma" w:cs="Tahoma"/>
+                <w:sz w:val="20"/>
+                <w:szCs w:val="20"/>
+                <w:lang w:val="es-ES"/>
+              </w:rPr>
+              <w:t>31</w:t>
             </w:r>
           </w:p>
         </w:tc>
@@ -16630,7 +17152,16 @@
                 <w:szCs w:val="20"/>
                 <w:lang w:val="es-ES"/>
               </w:rPr>
-              <w:t>A129</w:t>
+              <w:t>A1</w:t>
+            </w:r>
+            <w:r>
+              <w:rPr>
+                <w:rFonts w:ascii="Tahoma" w:hAnsi="Tahoma" w:cs="Tahoma"/>
+                <w:sz w:val="20"/>
+                <w:szCs w:val="20"/>
+                <w:lang w:val="es-ES"/>
+              </w:rPr>
+              <w:t>32</w:t>
             </w:r>
           </w:p>
         </w:tc>
@@ -16740,7 +17271,16 @@
                 <w:szCs w:val="20"/>
                 <w:lang w:val="es-ES"/>
               </w:rPr>
-              <w:t>A130</w:t>
+              <w:t>A13</w:t>
+            </w:r>
+            <w:r>
+              <w:rPr>
+                <w:rFonts w:ascii="Tahoma" w:hAnsi="Tahoma" w:cs="Tahoma"/>
+                <w:sz w:val="20"/>
+                <w:szCs w:val="20"/>
+                <w:lang w:val="es-ES"/>
+              </w:rPr>
+              <w:t>3</w:t>
             </w:r>
           </w:p>
         </w:tc>
@@ -16850,7 +17390,16 @@
                 <w:szCs w:val="20"/>
                 <w:lang w:val="es-ES"/>
               </w:rPr>
-              <w:t>A131</w:t>
+              <w:t>A13</w:t>
+            </w:r>
+            <w:r>
+              <w:rPr>
+                <w:rFonts w:ascii="Tahoma" w:hAnsi="Tahoma" w:cs="Tahoma"/>
+                <w:sz w:val="20"/>
+                <w:szCs w:val="20"/>
+                <w:lang w:val="es-ES"/>
+              </w:rPr>
+              <w:t>4</w:t>
             </w:r>
           </w:p>
         </w:tc>
@@ -16960,7 +17509,17 @@
                 <w:szCs w:val="20"/>
                 <w:lang w:val="es-ES"/>
               </w:rPr>
-              <w:t>A132</w:t>
+              <w:lastRenderedPageBreak/>
+              <w:t>A13</w:t>
+            </w:r>
+            <w:r>
+              <w:rPr>
+                <w:rFonts w:ascii="Tahoma" w:hAnsi="Tahoma" w:cs="Tahoma"/>
+                <w:sz w:val="20"/>
+                <w:szCs w:val="20"/>
+                <w:lang w:val="es-ES"/>
+              </w:rPr>
+              <w:t>5</w:t>
             </w:r>
           </w:p>
         </w:tc>
@@ -17070,7 +17629,16 @@
                 <w:szCs w:val="20"/>
                 <w:lang w:val="es-ES"/>
               </w:rPr>
-              <w:t>A133</w:t>
+              <w:t>A13</w:t>
+            </w:r>
+            <w:r>
+              <w:rPr>
+                <w:rFonts w:ascii="Tahoma" w:hAnsi="Tahoma" w:cs="Tahoma"/>
+                <w:sz w:val="20"/>
+                <w:szCs w:val="20"/>
+                <w:lang w:val="es-ES"/>
+              </w:rPr>
+              <w:t>6</w:t>
             </w:r>
           </w:p>
         </w:tc>
@@ -17180,7 +17748,16 @@
                 <w:szCs w:val="20"/>
                 <w:lang w:val="es-ES"/>
               </w:rPr>
-              <w:t>A134</w:t>
+              <w:t>A13</w:t>
+            </w:r>
+            <w:r>
+              <w:rPr>
+                <w:rFonts w:ascii="Tahoma" w:hAnsi="Tahoma" w:cs="Tahoma"/>
+                <w:sz w:val="20"/>
+                <w:szCs w:val="20"/>
+                <w:lang w:val="es-ES"/>
+              </w:rPr>
+              <w:t>7</w:t>
             </w:r>
           </w:p>
         </w:tc>
@@ -17290,8 +17867,16 @@
                 <w:szCs w:val="20"/>
                 <w:lang w:val="es-ES"/>
               </w:rPr>
-              <w:lastRenderedPageBreak/>
-              <w:t>A135</w:t>
+              <w:t>A13</w:t>
+            </w:r>
+            <w:r>
+              <w:rPr>
+                <w:rFonts w:ascii="Tahoma" w:hAnsi="Tahoma" w:cs="Tahoma"/>
+                <w:sz w:val="20"/>
+                <w:szCs w:val="20"/>
+                <w:lang w:val="es-ES"/>
+              </w:rPr>
+              <w:t>8</w:t>
             </w:r>
           </w:p>
         </w:tc>
@@ -17345,27 +17930,7 @@
                 <w:szCs w:val="20"/>
                 <w:lang w:val="es-ES"/>
               </w:rPr>
-              <w:t xml:space="preserve">Incorporar el archivo de audio correspondiente al </w:t>
-            </w:r>
-            <w:r>
-              <w:rPr>
-                <w:rFonts w:ascii="Tahoma" w:hAnsi="Tahoma" w:cs="Tahoma"/>
-                <w:bCs/>
-                <w:sz w:val="20"/>
-                <w:szCs w:val="20"/>
-                <w:lang w:val="es-ES"/>
-              </w:rPr>
-              <w:t>nivel 1</w:t>
-            </w:r>
-            <w:r>
-              <w:rPr>
-                <w:rFonts w:ascii="Tahoma" w:hAnsi="Tahoma" w:cs="Tahoma"/>
-                <w:bCs/>
-                <w:sz w:val="20"/>
-                <w:szCs w:val="20"/>
-                <w:lang w:val="es-ES"/>
-              </w:rPr>
-              <w:t xml:space="preserve"> configurando su reproducción en bucle, volumen inicial y transición adecuada al abandonar el nivel.</w:t>
+              <w:t>Incorporar el archivo de audio correspondiente al nivel 1 configurando su reproducción en bucle, volumen inicial y transición adecuada al abandonar el nivel.</w:t>
             </w:r>
           </w:p>
         </w:tc>
@@ -17421,7 +17986,16 @@
                 <w:szCs w:val="20"/>
                 <w:lang w:val="es-ES"/>
               </w:rPr>
-              <w:t>A136</w:t>
+              <w:t>A13</w:t>
+            </w:r>
+            <w:r>
+              <w:rPr>
+                <w:rFonts w:ascii="Tahoma" w:hAnsi="Tahoma" w:cs="Tahoma"/>
+                <w:sz w:val="20"/>
+                <w:szCs w:val="20"/>
+                <w:lang w:val="es-ES"/>
+              </w:rPr>
+              <w:t>9</w:t>
             </w:r>
           </w:p>
         </w:tc>
@@ -17475,27 +18049,7 @@
                 <w:szCs w:val="20"/>
                 <w:lang w:val="es-ES"/>
               </w:rPr>
-              <w:t xml:space="preserve">Incorporar el archivo de audio correspondiente al </w:t>
-            </w:r>
-            <w:r>
-              <w:rPr>
-                <w:rFonts w:ascii="Tahoma" w:hAnsi="Tahoma" w:cs="Tahoma"/>
-                <w:bCs/>
-                <w:sz w:val="20"/>
-                <w:szCs w:val="20"/>
-                <w:lang w:val="es-ES"/>
-              </w:rPr>
-              <w:t>nivel 2</w:t>
-            </w:r>
-            <w:r>
-              <w:rPr>
-                <w:rFonts w:ascii="Tahoma" w:hAnsi="Tahoma" w:cs="Tahoma"/>
-                <w:bCs/>
-                <w:sz w:val="20"/>
-                <w:szCs w:val="20"/>
-                <w:lang w:val="es-ES"/>
-              </w:rPr>
-              <w:t xml:space="preserve"> configurando su reproducción en bucle, volumen inicial y transición adecuada al abandonar el nivel.</w:t>
+              <w:t>Incorporar el archivo de audio correspondiente al nivel 2 configurando su reproducción en bucle, volumen inicial y transición adecuada al abandonar el nivel.</w:t>
             </w:r>
           </w:p>
         </w:tc>
@@ -17551,7 +18105,16 @@
                 <w:szCs w:val="20"/>
                 <w:lang w:val="es-ES"/>
               </w:rPr>
-              <w:t>A137</w:t>
+              <w:t>A1</w:t>
+            </w:r>
+            <w:r>
+              <w:rPr>
+                <w:rFonts w:ascii="Tahoma" w:hAnsi="Tahoma" w:cs="Tahoma"/>
+                <w:sz w:val="20"/>
+                <w:szCs w:val="20"/>
+                <w:lang w:val="es-ES"/>
+              </w:rPr>
+              <w:t>40</w:t>
             </w:r>
           </w:p>
         </w:tc>
@@ -17605,27 +18168,7 @@
                 <w:szCs w:val="20"/>
                 <w:lang w:val="es-ES"/>
               </w:rPr>
-              <w:t xml:space="preserve">Incorporar el archivo de audio correspondiente al </w:t>
-            </w:r>
-            <w:r>
-              <w:rPr>
-                <w:rFonts w:ascii="Tahoma" w:hAnsi="Tahoma" w:cs="Tahoma"/>
-                <w:bCs/>
-                <w:sz w:val="20"/>
-                <w:szCs w:val="20"/>
-                <w:lang w:val="es-ES"/>
-              </w:rPr>
-              <w:t>nivel 3</w:t>
-            </w:r>
-            <w:r>
-              <w:rPr>
-                <w:rFonts w:ascii="Tahoma" w:hAnsi="Tahoma" w:cs="Tahoma"/>
-                <w:bCs/>
-                <w:sz w:val="20"/>
-                <w:szCs w:val="20"/>
-                <w:lang w:val="es-ES"/>
-              </w:rPr>
-              <w:t xml:space="preserve"> configurando su reproducción en bucle, volumen inicial y transición adecuada al abandonar el nivel.</w:t>
+              <w:t>Incorporar el archivo de audio correspondiente al nivel 3 configurando su reproducción en bucle, volumen inicial y transición adecuada al abandonar el nivel.</w:t>
             </w:r>
           </w:p>
         </w:tc>
@@ -17681,7 +18224,16 @@
                 <w:szCs w:val="20"/>
                 <w:lang w:val="es-ES"/>
               </w:rPr>
-              <w:t>A138</w:t>
+              <w:t>A1</w:t>
+            </w:r>
+            <w:r>
+              <w:rPr>
+                <w:rFonts w:ascii="Tahoma" w:hAnsi="Tahoma" w:cs="Tahoma"/>
+                <w:sz w:val="20"/>
+                <w:szCs w:val="20"/>
+                <w:lang w:val="es-ES"/>
+              </w:rPr>
+              <w:t>41</w:t>
             </w:r>
           </w:p>
         </w:tc>
@@ -17735,27 +18287,7 @@
                 <w:szCs w:val="20"/>
                 <w:lang w:val="es-ES"/>
               </w:rPr>
-              <w:t xml:space="preserve">Incorporar el archivo de audio correspondiente al </w:t>
-            </w:r>
-            <w:r>
-              <w:rPr>
-                <w:rFonts w:ascii="Tahoma" w:hAnsi="Tahoma" w:cs="Tahoma"/>
-                <w:bCs/>
-                <w:sz w:val="20"/>
-                <w:szCs w:val="20"/>
-                <w:lang w:val="es-ES"/>
-              </w:rPr>
-              <w:t>nivel final</w:t>
-            </w:r>
-            <w:r>
-              <w:rPr>
-                <w:rFonts w:ascii="Tahoma" w:hAnsi="Tahoma" w:cs="Tahoma"/>
-                <w:bCs/>
-                <w:sz w:val="20"/>
-                <w:szCs w:val="20"/>
-                <w:lang w:val="es-ES"/>
-              </w:rPr>
-              <w:t xml:space="preserve"> configurando su reproducción en bucle, volumen inicial y transición adecuada al abandonar el nivel.</w:t>
+              <w:t>Incorporar el archivo de audio correspondiente al nivel final configurando su reproducción en bucle, volumen inicial y transición adecuada al abandonar el nivel.</w:t>
             </w:r>
           </w:p>
         </w:tc>
@@ -17811,7 +18343,16 @@
                 <w:szCs w:val="20"/>
                 <w:lang w:val="es-ES"/>
               </w:rPr>
-              <w:t>A139</w:t>
+              <w:t>A1</w:t>
+            </w:r>
+            <w:r>
+              <w:rPr>
+                <w:rFonts w:ascii="Tahoma" w:hAnsi="Tahoma" w:cs="Tahoma"/>
+                <w:sz w:val="20"/>
+                <w:szCs w:val="20"/>
+                <w:lang w:val="es-ES"/>
+              </w:rPr>
+              <w:t>42</w:t>
             </w:r>
           </w:p>
         </w:tc>
@@ -17921,7 +18462,16 @@
                 <w:szCs w:val="20"/>
                 <w:lang w:val="es-ES"/>
               </w:rPr>
-              <w:t>A140</w:t>
+              <w:t>A14</w:t>
+            </w:r>
+            <w:r>
+              <w:rPr>
+                <w:rFonts w:ascii="Tahoma" w:hAnsi="Tahoma" w:cs="Tahoma"/>
+                <w:sz w:val="20"/>
+                <w:szCs w:val="20"/>
+                <w:lang w:val="es-ES"/>
+              </w:rPr>
+              <w:t>3</w:t>
             </w:r>
           </w:p>
         </w:tc>
@@ -17975,27 +18525,7 @@
                 <w:szCs w:val="20"/>
                 <w:lang w:val="es-ES"/>
               </w:rPr>
-              <w:t xml:space="preserve">Configurar la reproducción del tema específico asociado al combate contra </w:t>
-            </w:r>
-            <w:r>
-              <w:rPr>
-                <w:rFonts w:ascii="Tahoma" w:hAnsi="Tahoma" w:cs="Tahoma"/>
-                <w:bCs/>
-                <w:sz w:val="20"/>
-                <w:szCs w:val="20"/>
-                <w:lang w:val="es-ES"/>
-              </w:rPr>
-              <w:t>el Guardián de Hielo</w:t>
-            </w:r>
-            <w:r>
-              <w:rPr>
-                <w:rFonts w:ascii="Tahoma" w:hAnsi="Tahoma" w:cs="Tahoma"/>
-                <w:bCs/>
-                <w:sz w:val="20"/>
-                <w:szCs w:val="20"/>
-                <w:lang w:val="es-ES"/>
-              </w:rPr>
-              <w:t>, asegurando activación automática al inicio del enfrentamiento y transición adecuada tras su derrota.</w:t>
+              <w:t>Configurar la reproducción del tema específico asociado al combate contra el Guardián de Hielo, asegurando activación automática al inicio del enfrentamiento y transición adecuada tras su derrota.</w:t>
             </w:r>
           </w:p>
         </w:tc>
@@ -18051,7 +18581,16 @@
                 <w:szCs w:val="20"/>
                 <w:lang w:val="es-ES"/>
               </w:rPr>
-              <w:t>A141</w:t>
+              <w:t>A14</w:t>
+            </w:r>
+            <w:r>
+              <w:rPr>
+                <w:rFonts w:ascii="Tahoma" w:hAnsi="Tahoma" w:cs="Tahoma"/>
+                <w:sz w:val="20"/>
+                <w:szCs w:val="20"/>
+                <w:lang w:val="es-ES"/>
+              </w:rPr>
+              <w:t>4</w:t>
             </w:r>
           </w:p>
         </w:tc>
@@ -18105,27 +18644,7 @@
                 <w:szCs w:val="20"/>
                 <w:lang w:val="es-ES"/>
               </w:rPr>
-              <w:t xml:space="preserve">Configurar la reproducción del tema específico asociado al combate contra </w:t>
-            </w:r>
-            <w:r>
-              <w:rPr>
-                <w:rFonts w:ascii="Tahoma" w:hAnsi="Tahoma" w:cs="Tahoma"/>
-                <w:bCs/>
-                <w:sz w:val="20"/>
-                <w:szCs w:val="20"/>
-                <w:lang w:val="es-ES"/>
-              </w:rPr>
-              <w:t>el Coloso de Ceniza</w:t>
-            </w:r>
-            <w:r>
-              <w:rPr>
-                <w:rFonts w:ascii="Tahoma" w:hAnsi="Tahoma" w:cs="Tahoma"/>
-                <w:bCs/>
-                <w:sz w:val="20"/>
-                <w:szCs w:val="20"/>
-                <w:lang w:val="es-ES"/>
-              </w:rPr>
-              <w:t>, asegurando activación automática al inicio del enfrentamiento y transición adecuada tras su derrota.</w:t>
+              <w:t>Configurar la reproducción del tema específico asociado al combate contra el Coloso de Ceniza, asegurando activación automática al inicio del enfrentamiento y transición adecuada tras su derrota.</w:t>
             </w:r>
           </w:p>
         </w:tc>
@@ -18181,7 +18700,17 @@
                 <w:szCs w:val="20"/>
                 <w:lang w:val="es-ES"/>
               </w:rPr>
-              <w:t>A142</w:t>
+              <w:lastRenderedPageBreak/>
+              <w:t>A14</w:t>
+            </w:r>
+            <w:r>
+              <w:rPr>
+                <w:rFonts w:ascii="Tahoma" w:hAnsi="Tahoma" w:cs="Tahoma"/>
+                <w:sz w:val="20"/>
+                <w:szCs w:val="20"/>
+                <w:lang w:val="es-ES"/>
+              </w:rPr>
+              <w:t>5</w:t>
             </w:r>
           </w:p>
         </w:tc>
@@ -18235,27 +18764,7 @@
                 <w:szCs w:val="20"/>
                 <w:lang w:val="es-ES"/>
               </w:rPr>
-              <w:t xml:space="preserve">Configurar la reproducción del tema específico asociado al combate contra </w:t>
-            </w:r>
-            <w:r>
-              <w:rPr>
-                <w:rFonts w:ascii="Tahoma" w:hAnsi="Tahoma" w:cs="Tahoma"/>
-                <w:bCs/>
-                <w:sz w:val="20"/>
-                <w:szCs w:val="20"/>
-                <w:lang w:val="es-ES"/>
-              </w:rPr>
-              <w:t>la Tempestad Dorada</w:t>
-            </w:r>
-            <w:r>
-              <w:rPr>
-                <w:rFonts w:ascii="Tahoma" w:hAnsi="Tahoma" w:cs="Tahoma"/>
-                <w:bCs/>
-                <w:sz w:val="20"/>
-                <w:szCs w:val="20"/>
-                <w:lang w:val="es-ES"/>
-              </w:rPr>
-              <w:t>, asegurando activación automática al inicio del enfrentamiento y transición adecuada tras su derrota.</w:t>
+              <w:t>Configurar la reproducción del tema específico asociado al combate contra la Tempestad Dorada, asegurando activación automática al inicio del enfrentamiento y transición adecuada tras su derrota.</w:t>
             </w:r>
           </w:p>
         </w:tc>
@@ -18311,7 +18820,16 @@
                 <w:szCs w:val="20"/>
                 <w:lang w:val="es-ES"/>
               </w:rPr>
-              <w:t>A143</w:t>
+              <w:t>A14</w:t>
+            </w:r>
+            <w:r>
+              <w:rPr>
+                <w:rFonts w:ascii="Tahoma" w:hAnsi="Tahoma" w:cs="Tahoma"/>
+                <w:sz w:val="20"/>
+                <w:szCs w:val="20"/>
+                <w:lang w:val="es-ES"/>
+              </w:rPr>
+              <w:t>6</w:t>
             </w:r>
           </w:p>
         </w:tc>
@@ -18365,27 +18883,7 @@
                 <w:szCs w:val="20"/>
                 <w:lang w:val="es-ES"/>
               </w:rPr>
-              <w:t xml:space="preserve">Configurar la reproducción del tema específico asociado al combate contra </w:t>
-            </w:r>
-            <w:r>
-              <w:rPr>
-                <w:rFonts w:ascii="Tahoma" w:hAnsi="Tahoma" w:cs="Tahoma"/>
-                <w:bCs/>
-                <w:sz w:val="20"/>
-                <w:szCs w:val="20"/>
-                <w:lang w:val="es-ES"/>
-              </w:rPr>
-              <w:t>el Vacío</w:t>
-            </w:r>
-            <w:r>
-              <w:rPr>
-                <w:rFonts w:ascii="Tahoma" w:hAnsi="Tahoma" w:cs="Tahoma"/>
-                <w:bCs/>
-                <w:sz w:val="20"/>
-                <w:szCs w:val="20"/>
-                <w:lang w:val="es-ES"/>
-              </w:rPr>
-              <w:t>, asegurando activación automática al inicio del enfrentamiento y transición adecuada tras su derrota.</w:t>
+              <w:t>Configurar la reproducción del tema específico asociado al combate contra el Vacío, asegurando activación automática al inicio del enfrentamiento y transición adecuada tras su derrota.</w:t>
             </w:r>
           </w:p>
         </w:tc>
@@ -18441,7 +18939,16 @@
                 <w:szCs w:val="20"/>
                 <w:lang w:val="es-ES"/>
               </w:rPr>
-              <w:t>A144</w:t>
+              <w:t>A14</w:t>
+            </w:r>
+            <w:r>
+              <w:rPr>
+                <w:rFonts w:ascii="Tahoma" w:hAnsi="Tahoma" w:cs="Tahoma"/>
+                <w:sz w:val="20"/>
+                <w:szCs w:val="20"/>
+                <w:lang w:val="es-ES"/>
+              </w:rPr>
+              <w:t>7</w:t>
             </w:r>
           </w:p>
         </w:tc>
@@ -18551,8 +19058,16 @@
                 <w:szCs w:val="20"/>
                 <w:lang w:val="es-ES"/>
               </w:rPr>
-              <w:lastRenderedPageBreak/>
-              <w:t>A145</w:t>
+              <w:t>A14</w:t>
+            </w:r>
+            <w:r>
+              <w:rPr>
+                <w:rFonts w:ascii="Tahoma" w:hAnsi="Tahoma" w:cs="Tahoma"/>
+                <w:sz w:val="20"/>
+                <w:szCs w:val="20"/>
+                <w:lang w:val="es-ES"/>
+              </w:rPr>
+              <w:t>8</w:t>
             </w:r>
           </w:p>
         </w:tc>
@@ -18662,7 +19177,16 @@
                 <w:szCs w:val="20"/>
                 <w:lang w:val="es-ES"/>
               </w:rPr>
-              <w:t>A146</w:t>
+              <w:t>A14</w:t>
+            </w:r>
+            <w:r>
+              <w:rPr>
+                <w:rFonts w:ascii="Tahoma" w:hAnsi="Tahoma" w:cs="Tahoma"/>
+                <w:sz w:val="20"/>
+                <w:szCs w:val="20"/>
+                <w:lang w:val="es-ES"/>
+              </w:rPr>
+              <w:t>9</w:t>
             </w:r>
           </w:p>
         </w:tc>
@@ -18772,7 +19296,16 @@
                 <w:szCs w:val="20"/>
                 <w:lang w:val="es-ES"/>
               </w:rPr>
-              <w:t>A147</w:t>
+              <w:t>A1</w:t>
+            </w:r>
+            <w:r>
+              <w:rPr>
+                <w:rFonts w:ascii="Tahoma" w:hAnsi="Tahoma" w:cs="Tahoma"/>
+                <w:sz w:val="20"/>
+                <w:szCs w:val="20"/>
+                <w:lang w:val="es-ES"/>
+              </w:rPr>
+              <w:t>50</w:t>
             </w:r>
           </w:p>
         </w:tc>
@@ -18826,17 +19359,7 @@
                 <w:szCs w:val="20"/>
                 <w:lang w:val="es-ES"/>
               </w:rPr>
-              <w:t>Incorporar sonidos asociados a acciones básicas como caminar, saltar o aterrizar, sincronizándolos con animaciones y eventos físicos</w:t>
-            </w:r>
-            <w:r>
-              <w:rPr>
-                <w:rFonts w:ascii="Tahoma" w:hAnsi="Tahoma" w:cs="Tahoma"/>
-                <w:bCs/>
-                <w:sz w:val="20"/>
-                <w:szCs w:val="20"/>
-                <w:lang w:val="es-ES"/>
-              </w:rPr>
-              <w:t>.</w:t>
+              <w:t>Incorporar sonidos asociados a acciones básicas como caminar, saltar o aterrizar, sincronizándolos con animaciones y eventos físicos.</w:t>
             </w:r>
           </w:p>
         </w:tc>
@@ -18892,7 +19415,16 @@
                 <w:szCs w:val="20"/>
                 <w:lang w:val="es-ES"/>
               </w:rPr>
-              <w:t>A148</w:t>
+              <w:t>A1</w:t>
+            </w:r>
+            <w:r>
+              <w:rPr>
+                <w:rFonts w:ascii="Tahoma" w:hAnsi="Tahoma" w:cs="Tahoma"/>
+                <w:sz w:val="20"/>
+                <w:szCs w:val="20"/>
+                <w:lang w:val="es-ES"/>
+              </w:rPr>
+              <w:t>51</w:t>
             </w:r>
           </w:p>
         </w:tc>
@@ -19002,7 +19534,16 @@
                 <w:szCs w:val="20"/>
                 <w:lang w:val="es-ES"/>
               </w:rPr>
-              <w:t>A149</w:t>
+              <w:t>A1</w:t>
+            </w:r>
+            <w:r>
+              <w:rPr>
+                <w:rFonts w:ascii="Tahoma" w:hAnsi="Tahoma" w:cs="Tahoma"/>
+                <w:sz w:val="20"/>
+                <w:szCs w:val="20"/>
+                <w:lang w:val="es-ES"/>
+              </w:rPr>
+              <w:t>52</w:t>
             </w:r>
           </w:p>
         </w:tc>
@@ -19112,7 +19653,16 @@
                 <w:szCs w:val="20"/>
                 <w:lang w:val="es-ES"/>
               </w:rPr>
-              <w:t>A150</w:t>
+              <w:t>A15</w:t>
+            </w:r>
+            <w:r>
+              <w:rPr>
+                <w:rFonts w:ascii="Tahoma" w:hAnsi="Tahoma" w:cs="Tahoma"/>
+                <w:sz w:val="20"/>
+                <w:szCs w:val="20"/>
+                <w:lang w:val="es-ES"/>
+              </w:rPr>
+              <w:t>3</w:t>
             </w:r>
           </w:p>
         </w:tc>
@@ -19222,7 +19772,16 @@
                 <w:szCs w:val="20"/>
                 <w:lang w:val="es-ES"/>
               </w:rPr>
-              <w:t>A151</w:t>
+              <w:t>A15</w:t>
+            </w:r>
+            <w:r>
+              <w:rPr>
+                <w:rFonts w:ascii="Tahoma" w:hAnsi="Tahoma" w:cs="Tahoma"/>
+                <w:sz w:val="20"/>
+                <w:szCs w:val="20"/>
+                <w:lang w:val="es-ES"/>
+              </w:rPr>
+              <w:t>4</w:t>
             </w:r>
           </w:p>
         </w:tc>
@@ -19276,7 +19835,18 @@
                 <w:szCs w:val="20"/>
                 <w:lang w:val="es-ES"/>
               </w:rPr>
-              <w:t>Desarrollar una arquitectura de audio basada en buses que permita agrupar distintas categorías sonoras (música, efectos, ambiente, interfaz), facilitando el control independiente de volumen y la aplicación de efectos globales como filtros o atenuaciones dinámicas.</w:t>
+              <w:t xml:space="preserve">Desarrollar una arquitectura de audio basada en buses que permita agrupar distintas categorías sonoras (música, efectos, ambiente, interfaz), facilitando el control </w:t>
+            </w:r>
+            <w:r>
+              <w:rPr>
+                <w:rFonts w:ascii="Tahoma" w:hAnsi="Tahoma" w:cs="Tahoma"/>
+                <w:bCs/>
+                <w:sz w:val="20"/>
+                <w:szCs w:val="20"/>
+                <w:lang w:val="es-ES"/>
+              </w:rPr>
+              <w:lastRenderedPageBreak/>
+              <w:t>independiente de volumen y la aplicación de efectos globales como filtros o atenuaciones dinámicas.</w:t>
             </w:r>
           </w:p>
         </w:tc>
@@ -19303,6 +19873,7 @@
                 <w:szCs w:val="20"/>
                 <w:lang w:val="es-ES"/>
               </w:rPr>
+              <w:lastRenderedPageBreak/>
               <w:t>3.4.5</w:t>
             </w:r>
           </w:p>
@@ -19332,7 +19903,16 @@
                 <w:szCs w:val="20"/>
                 <w:lang w:val="es-ES"/>
               </w:rPr>
-              <w:t>A152</w:t>
+              <w:t>A15</w:t>
+            </w:r>
+            <w:r>
+              <w:rPr>
+                <w:rFonts w:ascii="Tahoma" w:hAnsi="Tahoma" w:cs="Tahoma"/>
+                <w:sz w:val="20"/>
+                <w:szCs w:val="20"/>
+                <w:lang w:val="es-ES"/>
+              </w:rPr>
+              <w:t>5</w:t>
             </w:r>
           </w:p>
         </w:tc>
@@ -19442,7 +20022,16 @@
                 <w:szCs w:val="20"/>
                 <w:lang w:val="es-ES"/>
               </w:rPr>
-              <w:t>A153</w:t>
+              <w:t>A15</w:t>
+            </w:r>
+            <w:r>
+              <w:rPr>
+                <w:rFonts w:ascii="Tahoma" w:hAnsi="Tahoma" w:cs="Tahoma"/>
+                <w:sz w:val="20"/>
+                <w:szCs w:val="20"/>
+                <w:lang w:val="es-ES"/>
+              </w:rPr>
+              <w:t>6</w:t>
             </w:r>
           </w:p>
         </w:tc>
@@ -19552,8 +20141,16 @@
                 <w:szCs w:val="20"/>
                 <w:lang w:val="es-ES"/>
               </w:rPr>
-              <w:lastRenderedPageBreak/>
-              <w:t>A154</w:t>
+              <w:t>A15</w:t>
+            </w:r>
+            <w:r>
+              <w:rPr>
+                <w:rFonts w:ascii="Tahoma" w:hAnsi="Tahoma" w:cs="Tahoma"/>
+                <w:sz w:val="20"/>
+                <w:szCs w:val="20"/>
+                <w:lang w:val="es-ES"/>
+              </w:rPr>
+              <w:t>7</w:t>
             </w:r>
           </w:p>
         </w:tc>
@@ -19607,7 +20204,29 @@
                 <w:szCs w:val="20"/>
                 <w:lang w:val="es-ES"/>
               </w:rPr>
-              <w:t>Establecer el enfoque metodológico para las pruebas del videojuego, definiendo tipos de test (funcionales, de rendimiento y de jugabilidad), criterios de aceptación y planificación temporal para garantizar la detección temprana de errores.</w:t>
+              <w:t xml:space="preserve">Establecer el enfoque metodológico para las pruebas del videojuego, definiendo tipos </w:t>
+            </w:r>
+            <w:proofErr w:type="gramStart"/>
+            <w:r>
+              <w:rPr>
+                <w:rFonts w:ascii="Tahoma" w:hAnsi="Tahoma" w:cs="Tahoma"/>
+                <w:bCs/>
+                <w:sz w:val="20"/>
+                <w:szCs w:val="20"/>
+                <w:lang w:val="es-ES"/>
+              </w:rPr>
+              <w:t>de test</w:t>
+            </w:r>
+            <w:proofErr w:type="gramEnd"/>
+            <w:r>
+              <w:rPr>
+                <w:rFonts w:ascii="Tahoma" w:hAnsi="Tahoma" w:cs="Tahoma"/>
+                <w:bCs/>
+                <w:sz w:val="20"/>
+                <w:szCs w:val="20"/>
+                <w:lang w:val="es-ES"/>
+              </w:rPr>
+              <w:t xml:space="preserve"> (funcionales, de rendimiento y de jugabilidad), criterios de aceptación y planificación temporal para garantizar la detección temprana de errores.</w:t>
             </w:r>
           </w:p>
         </w:tc>
@@ -19663,7 +20282,16 @@
                 <w:szCs w:val="20"/>
                 <w:lang w:val="es-ES"/>
               </w:rPr>
-              <w:t>A155</w:t>
+              <w:t>A15</w:t>
+            </w:r>
+            <w:r>
+              <w:rPr>
+                <w:rFonts w:ascii="Tahoma" w:hAnsi="Tahoma" w:cs="Tahoma"/>
+                <w:sz w:val="20"/>
+                <w:szCs w:val="20"/>
+                <w:lang w:val="es-ES"/>
+              </w:rPr>
+              <w:t>8</w:t>
             </w:r>
           </w:p>
         </w:tc>
@@ -19773,7 +20401,16 @@
                 <w:szCs w:val="20"/>
                 <w:lang w:val="es-ES"/>
               </w:rPr>
-              <w:t>A156</w:t>
+              <w:t>A15</w:t>
+            </w:r>
+            <w:r>
+              <w:rPr>
+                <w:rFonts w:ascii="Tahoma" w:hAnsi="Tahoma" w:cs="Tahoma"/>
+                <w:sz w:val="20"/>
+                <w:szCs w:val="20"/>
+                <w:lang w:val="es-ES"/>
+              </w:rPr>
+              <w:t>9</w:t>
             </w:r>
           </w:p>
         </w:tc>
@@ -19883,7 +20520,16 @@
                 <w:szCs w:val="20"/>
                 <w:lang w:val="es-ES"/>
               </w:rPr>
-              <w:t>A157</w:t>
+              <w:t>A1</w:t>
+            </w:r>
+            <w:r>
+              <w:rPr>
+                <w:rFonts w:ascii="Tahoma" w:hAnsi="Tahoma" w:cs="Tahoma"/>
+                <w:sz w:val="20"/>
+                <w:szCs w:val="20"/>
+                <w:lang w:val="es-ES"/>
+              </w:rPr>
+              <w:t>60</w:t>
             </w:r>
           </w:p>
         </w:tc>
@@ -19993,7 +20639,16 @@
                 <w:szCs w:val="20"/>
                 <w:lang w:val="es-ES"/>
               </w:rPr>
-              <w:t>A158</w:t>
+              <w:t>A1</w:t>
+            </w:r>
+            <w:r>
+              <w:rPr>
+                <w:rFonts w:ascii="Tahoma" w:hAnsi="Tahoma" w:cs="Tahoma"/>
+                <w:sz w:val="20"/>
+                <w:szCs w:val="20"/>
+                <w:lang w:val="es-ES"/>
+              </w:rPr>
+              <w:t>61</w:t>
             </w:r>
           </w:p>
         </w:tc>
@@ -20103,7 +20758,16 @@
                 <w:szCs w:val="20"/>
                 <w:lang w:val="es-ES"/>
               </w:rPr>
-              <w:t>A159</w:t>
+              <w:t>A1</w:t>
+            </w:r>
+            <w:r>
+              <w:rPr>
+                <w:rFonts w:ascii="Tahoma" w:hAnsi="Tahoma" w:cs="Tahoma"/>
+                <w:sz w:val="20"/>
+                <w:szCs w:val="20"/>
+                <w:lang w:val="es-ES"/>
+              </w:rPr>
+              <w:t>62</w:t>
             </w:r>
           </w:p>
         </w:tc>
@@ -20213,7 +20877,17 @@
                 <w:szCs w:val="20"/>
                 <w:lang w:val="es-ES"/>
               </w:rPr>
-              <w:t>A160</w:t>
+              <w:lastRenderedPageBreak/>
+              <w:t>A16</w:t>
+            </w:r>
+            <w:r>
+              <w:rPr>
+                <w:rFonts w:ascii="Tahoma" w:hAnsi="Tahoma" w:cs="Tahoma"/>
+                <w:sz w:val="20"/>
+                <w:szCs w:val="20"/>
+                <w:lang w:val="es-ES"/>
+              </w:rPr>
+              <w:t>3</w:t>
             </w:r>
           </w:p>
         </w:tc>
@@ -20359,7 +21033,16 @@
                 <w:szCs w:val="20"/>
                 <w:lang w:val="es-ES"/>
               </w:rPr>
-              <w:t>A161</w:t>
+              <w:t>A16</w:t>
+            </w:r>
+            <w:r>
+              <w:rPr>
+                <w:rFonts w:ascii="Tahoma" w:hAnsi="Tahoma" w:cs="Tahoma"/>
+                <w:sz w:val="20"/>
+                <w:szCs w:val="20"/>
+                <w:lang w:val="es-ES"/>
+              </w:rPr>
+              <w:t>4</w:t>
             </w:r>
           </w:p>
         </w:tc>
@@ -20491,7 +21174,16 @@
                 <w:szCs w:val="20"/>
                 <w:lang w:val="es-ES"/>
               </w:rPr>
-              <w:t>A162</w:t>
+              <w:t>A16</w:t>
+            </w:r>
+            <w:r>
+              <w:rPr>
+                <w:rFonts w:ascii="Tahoma" w:hAnsi="Tahoma" w:cs="Tahoma"/>
+                <w:sz w:val="20"/>
+                <w:szCs w:val="20"/>
+                <w:lang w:val="es-ES"/>
+              </w:rPr>
+              <w:t>5</w:t>
             </w:r>
           </w:p>
         </w:tc>
@@ -20601,8 +21293,16 @@
                 <w:szCs w:val="20"/>
                 <w:lang w:val="es-ES"/>
               </w:rPr>
-              <w:lastRenderedPageBreak/>
-              <w:t>A163</w:t>
+              <w:t>A16</w:t>
+            </w:r>
+            <w:r>
+              <w:rPr>
+                <w:rFonts w:ascii="Tahoma" w:hAnsi="Tahoma" w:cs="Tahoma"/>
+                <w:sz w:val="20"/>
+                <w:szCs w:val="20"/>
+                <w:lang w:val="es-ES"/>
+              </w:rPr>
+              <w:t>6</w:t>
             </w:r>
           </w:p>
         </w:tc>
@@ -20734,7 +21434,16 @@
                 <w:szCs w:val="20"/>
                 <w:lang w:val="es-ES"/>
               </w:rPr>
-              <w:t>A164</w:t>
+              <w:t>A16</w:t>
+            </w:r>
+            <w:r>
+              <w:rPr>
+                <w:rFonts w:ascii="Tahoma" w:hAnsi="Tahoma" w:cs="Tahoma"/>
+                <w:sz w:val="20"/>
+                <w:szCs w:val="20"/>
+                <w:lang w:val="es-ES"/>
+              </w:rPr>
+              <w:t>7</w:t>
             </w:r>
           </w:p>
         </w:tc>
@@ -20844,7 +21553,16 @@
                 <w:szCs w:val="20"/>
                 <w:lang w:val="es-ES"/>
               </w:rPr>
-              <w:t>A165</w:t>
+              <w:t>A16</w:t>
+            </w:r>
+            <w:r>
+              <w:rPr>
+                <w:rFonts w:ascii="Tahoma" w:hAnsi="Tahoma" w:cs="Tahoma"/>
+                <w:sz w:val="20"/>
+                <w:szCs w:val="20"/>
+                <w:lang w:val="es-ES"/>
+              </w:rPr>
+              <w:t>8</w:t>
             </w:r>
           </w:p>
         </w:tc>
@@ -20976,7 +21694,16 @@
                 <w:szCs w:val="20"/>
                 <w:lang w:val="es-ES"/>
               </w:rPr>
-              <w:t>A166</w:t>
+              <w:t>A16</w:t>
+            </w:r>
+            <w:r>
+              <w:rPr>
+                <w:rFonts w:ascii="Tahoma" w:hAnsi="Tahoma" w:cs="Tahoma"/>
+                <w:sz w:val="20"/>
+                <w:szCs w:val="20"/>
+                <w:lang w:val="es-ES"/>
+              </w:rPr>
+              <w:t>9</w:t>
             </w:r>
           </w:p>
         </w:tc>
@@ -21108,7 +21835,16 @@
                 <w:szCs w:val="20"/>
                 <w:lang w:val="es-ES"/>
               </w:rPr>
-              <w:t>A167</w:t>
+              <w:t>A1</w:t>
+            </w:r>
+            <w:r>
+              <w:rPr>
+                <w:rFonts w:ascii="Tahoma" w:hAnsi="Tahoma" w:cs="Tahoma"/>
+                <w:sz w:val="20"/>
+                <w:szCs w:val="20"/>
+                <w:lang w:val="es-ES"/>
+              </w:rPr>
+              <w:t>70</w:t>
             </w:r>
           </w:p>
         </w:tc>
@@ -21218,7 +21954,16 @@
                 <w:szCs w:val="20"/>
                 <w:lang w:val="es-ES"/>
               </w:rPr>
-              <w:t>A168</w:t>
+              <w:t>A1</w:t>
+            </w:r>
+            <w:r>
+              <w:rPr>
+                <w:rFonts w:ascii="Tahoma" w:hAnsi="Tahoma" w:cs="Tahoma"/>
+                <w:sz w:val="20"/>
+                <w:szCs w:val="20"/>
+                <w:lang w:val="es-ES"/>
+              </w:rPr>
+              <w:t>71</w:t>
             </w:r>
           </w:p>
         </w:tc>
@@ -21327,7 +22072,15 @@
                 <w:sz w:val="20"/>
                 <w:szCs w:val="20"/>
               </w:rPr>
-              <w:t>A169</w:t>
+              <w:t>A1</w:t>
+            </w:r>
+            <w:r>
+              <w:rPr>
+                <w:rFonts w:ascii="Tahoma" w:hAnsi="Tahoma" w:cs="Tahoma"/>
+                <w:sz w:val="20"/>
+                <w:szCs w:val="20"/>
+              </w:rPr>
+              <w:t>72</w:t>
             </w:r>
           </w:p>
         </w:tc>
@@ -21436,7 +22189,17 @@
                 <w:szCs w:val="20"/>
                 <w:lang w:val="es-ES"/>
               </w:rPr>
-              <w:t>A170</w:t>
+              <w:lastRenderedPageBreak/>
+              <w:t>A17</w:t>
+            </w:r>
+            <w:r>
+              <w:rPr>
+                <w:rFonts w:ascii="Tahoma" w:hAnsi="Tahoma" w:cs="Tahoma"/>
+                <w:sz w:val="20"/>
+                <w:szCs w:val="20"/>
+                <w:lang w:val="es-ES"/>
+              </w:rPr>
+              <w:t>3</w:t>
             </w:r>
           </w:p>
         </w:tc>
@@ -21545,7 +22308,15 @@
                 <w:sz w:val="20"/>
                 <w:szCs w:val="20"/>
               </w:rPr>
-              <w:t>A171</w:t>
+              <w:t>A17</w:t>
+            </w:r>
+            <w:r>
+              <w:rPr>
+                <w:rFonts w:ascii="Tahoma" w:hAnsi="Tahoma" w:cs="Tahoma"/>
+                <w:sz w:val="20"/>
+                <w:szCs w:val="20"/>
+              </w:rPr>
+              <w:t>4</w:t>
             </w:r>
           </w:p>
         </w:tc>
@@ -21878,7 +22649,7 @@
       <mc:AlternateContent>
         <mc:Choice Requires="wps">
           <w:drawing>
-            <wp:anchor distT="0" distB="0" distL="118745" distR="118745" simplePos="0" relativeHeight="251659264" behindDoc="1" locked="0" layoutInCell="1" allowOverlap="0" wp14:anchorId="52696136" wp14:editId="2FC342C3">
+            <wp:anchor distT="0" distB="0" distL="118745" distR="118745" simplePos="0" relativeHeight="251658240" behindDoc="1" locked="0" layoutInCell="1" allowOverlap="0" wp14:anchorId="52696136" wp14:editId="2FC342C3">
               <wp:simplePos x="0" y="0"/>
               <wp:positionH relativeFrom="margin">
                 <wp:align>center</wp:align>
@@ -21996,7 +22767,7 @@
             </wp:anchor>
           </w:drawing>
         </mc:Choice>
-        <mc:Fallback>
+        <mc:Fallback xmlns:arto="http://schemas.microsoft.com/office/word/2006/arto">
           <w:pict>
             <v:rect w14:anchorId="52696136" id="Rectángulo 200" o:spid="_x0000_s1026" style="position:absolute;margin-left:0;margin-top:0;width:468.5pt;height:21.3pt;z-index:-251657216;visibility:visible;mso-wrap-style:square;mso-width-percent:1000;mso-height-percent:27;mso-top-percent:45;mso-wrap-distance-left:9.35pt;mso-wrap-distance-top:0;mso-wrap-distance-right:9.35pt;mso-wrap-distance-bottom:0;mso-position-horizontal:center;mso-position-horizontal-relative:margin;mso-position-vertical-relative:page;mso-width-percent:1000;mso-height-percent:27;mso-top-percent:45;mso-width-relative:margin;mso-height-relative:page;v-text-anchor:middle" o:gfxdata="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" o:allowoverlap="f" fillcolor="#156082 [3204]" stroked="f" strokeweight="1.5pt">
               <v:textbox style="mso-fit-shape-to-text:t">
